--- a/opledingCollege2026/Opdracht_StatisticsforDataScience/01_Introduction/Opdracht_2_obv_universiteitsdata_final.docx
+++ b/opledingCollege2026/Opdracht_StatisticsforDataScience/01_Introduction/Opdracht_2_obv_universiteitsdata_final.docx
@@ -3442,8 +3442,8 @@
               </mc:Choice>
               <mc:Fallback>
                 <w:pict>
-                  <v:group w14:anchorId="71EB8E5D" id="Groep 1" o:spid="_x0000_s1026" style="position:absolute;left:0;text-align:left;margin-left:0;margin-top:0;width:172.8pt;height:718.55pt;z-index:-251658240;mso-width-percent:330;mso-height-percent:950;mso-left-percent:40;mso-position-horizontal-relative:page;mso-position-vertical:center;mso-position-vertical-relative:page;mso-width-percent:330;mso-height-percent:950;mso-left-percent:40" coordsize="21945,91257" o:gfxdata="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">
-                    <v:rect id="Rechthoek 3" o:spid="_x0000_s1027" style="position:absolute;width:1945;height:91257;visibility:visible;mso-wrap-style:square;v-text-anchor:middle" o:gfxdata="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" fillcolor="#0e2841 [3215]" stroked="f" strokeweight="1.5pt"/>
+                  <v:group w14:anchorId="71EB8E5D" id="Groep 1" o:spid="_x0000_s1026" style="position:absolute;left:0;text-align:left;margin-left:0;margin-top:0;width:172.8pt;height:718.55pt;z-index:-251658240;mso-width-percent:330;mso-height-percent:950;mso-left-percent:40;mso-position-horizontal-relative:page;mso-position-vertical:center;mso-position-vertical-relative:page;mso-width-percent:330;mso-height-percent:950;mso-left-percent:40" coordsize="21945,91257" o:gfxdata="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">
+                    <v:rect id="Rechthoek 3" o:spid="_x0000_s1027" style="position:absolute;width:1945;height:91257;visibility:visible;mso-wrap-style:square;v-text-anchor:middle" o:gfxdata="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" fillcolor="#0e2841 [3215]" stroked="f" strokeweight="1.5pt"/>
                     <v:shapetype id="_x0000_t15" coordsize="21600,21600" o:spt="15" adj="16200" path="m@0,l,,,21600@0,21600,21600,10800xe">
                       <v:stroke joinstyle="miter"/>
                       <v:formulas>
@@ -3455,7 +3455,7 @@
                         <v:h position="#0,topLeft" xrange="0,21600"/>
                       </v:handles>
                     </v:shapetype>
-                    <v:shape id="Vijfhoek 4" o:spid="_x0000_s1028" type="#_x0000_t15" style="position:absolute;top:14668;width:21945;height:5521;visibility:visible;mso-wrap-style:square;v-text-anchor:middle" o:gfxdata="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" adj="18883" fillcolor="#156082 [3204]" stroked="f" strokeweight="1.5pt">
+                    <v:shape id="Vijfhoek 4" o:spid="_x0000_s1028" type="#_x0000_t15" style="position:absolute;top:14668;width:21945;height:5521;visibility:visible;mso-wrap-style:square;v-text-anchor:middle" o:gfxdata="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" adj="18883" fillcolor="#156082 [3204]" stroked="f" strokeweight="1.5pt">
                       <v:textbox inset=",0,14.4pt,0">
                         <w:txbxContent>
                           <w:sdt>
@@ -3501,99 +3501,99 @@
                         </w:txbxContent>
                       </v:textbox>
                     </v:shape>
-                    <v:group id="Groep 5" o:spid="_x0000_s1029" style="position:absolute;left:762;top:42100;width:20574;height:49103" coordorigin="806,42118" coordsize="13062,31210" o:gfxdata="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">
-                      <v:group id="Groep 6" o:spid="_x0000_s1030" style="position:absolute;left:1410;top:42118;width:10478;height:31210" coordorigin="1410,42118" coordsize="10477,31210" o:gfxdata="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">
+                    <v:group id="Groep 5" o:spid="_x0000_s1029" style="position:absolute;left:762;top:42100;width:20574;height:49103" coordorigin="806,42118" coordsize="13062,31210" o:gfxdata="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">
+                      <v:group id="Groep 6" o:spid="_x0000_s1030" style="position:absolute;left:1410;top:42118;width:10478;height:31210" coordorigin="1410,42118" coordsize="10477,31210" o:gfxdata="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">
                         <o:lock v:ext="edit" aspectratio="t"/>
-                        <v:shape id="Vrije vorm 20" o:spid="_x0000_s1031" style="position:absolute;left:3696;top:62168;width:1937;height:6985;visibility:visible;mso-wrap-style:square;v-text-anchor:top" coordsize="122,440" o:gfxdata="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" path="m,l39,152,84,304r38,113l122,440,76,306,39,180,6,53,,xe" fillcolor="#0e2841 [3215]" strokecolor="#0e2841 [3215]" strokeweight="0">
+                        <v:shape id="Vrije vorm 20" o:spid="_x0000_s1031" style="position:absolute;left:3696;top:62168;width:1937;height:6985;visibility:visible;mso-wrap-style:square;v-text-anchor:top" coordsize="122,440" o:gfxdata="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" path="m,l39,152,84,304r38,113l122,440,76,306,39,180,6,53,,xe" fillcolor="#0e2841 [3215]" strokecolor="#0e2841 [3215]" strokeweight="0">
                           <v:path arrowok="t" o:connecttype="custom" o:connectlocs="0,0;61913,241300;133350,482600;193675,661988;193675,698500;120650,485775;61913,285750;9525,84138;0,0" o:connectangles="0,0,0,0,0,0,0,0,0"/>
                         </v:shape>
-                        <v:shape id="Vrije vorm 21" o:spid="_x0000_s1032" style="position:absolute;left:5728;top:69058;width:1842;height:4270;visibility:visible;mso-wrap-style:square;v-text-anchor:top" coordsize="116,269" o:gfxdata="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" path="m,l8,19,37,93r30,74l116,269r-8,l60,169,30,98,1,25,,xe" fillcolor="#0e2841 [3215]" strokecolor="#0e2841 [3215]" strokeweight="0">
+                        <v:shape id="Vrije vorm 21" o:spid="_x0000_s1032" style="position:absolute;left:5728;top:69058;width:1842;height:4270;visibility:visible;mso-wrap-style:square;v-text-anchor:top" coordsize="116,269" o:gfxdata="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" path="m,l8,19,37,93r30,74l116,269r-8,l60,169,30,98,1,25,,xe" fillcolor="#0e2841 [3215]" strokecolor="#0e2841 [3215]" strokeweight="0">
                           <v:path arrowok="t" o:connecttype="custom" o:connectlocs="0,0;12700,30163;58738,147638;106363,265113;184150,427038;171450,427038;95250,268288;47625,155575;1588,39688;0,0" o:connectangles="0,0,0,0,0,0,0,0,0,0"/>
                         </v:shape>
-                        <v:shape id="Vrije vorm 22" o:spid="_x0000_s1033" style="position:absolute;left:1410;top:42118;width:2223;height:20193;visibility:visible;mso-wrap-style:square;v-text-anchor:top" coordsize="140,1272" o:gfxdata="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" path="m,l,,1,79r2,80l12,317,23,476,39,634,58,792,83,948r24,138l135,1223r5,49l138,1262,105,1106,77,949,53,792,35,634,20,476,9,317,2,159,,79,,xe" fillcolor="#0e2841 [3215]" strokecolor="#0e2841 [3215]" strokeweight="0">
+                        <v:shape id="Vrije vorm 22" o:spid="_x0000_s1033" style="position:absolute;left:1410;top:42118;width:2223;height:20193;visibility:visible;mso-wrap-style:square;v-text-anchor:top" coordsize="140,1272" o:gfxdata="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" path="m,l,,1,79r2,80l12,317,23,476,39,634,58,792,83,948r24,138l135,1223r5,49l138,1262,105,1106,77,949,53,792,35,634,20,476,9,317,2,159,,79,,xe" fillcolor="#0e2841 [3215]" strokecolor="#0e2841 [3215]" strokeweight="0">
                           <v:path arrowok="t" o:connecttype="custom" o:connectlocs="0,0;0,0;1588,125413;4763,252413;19050,503238;36513,755650;61913,1006475;92075,1257300;131763,1504950;169863,1724025;214313,1941513;222250,2019300;219075,2003425;166688,1755775;122238,1506538;84138,1257300;55563,1006475;31750,755650;14288,503238;3175,252413;0,125413;0,0" o:connectangles="0,0,0,0,0,0,0,0,0,0,0,0,0,0,0,0,0,0,0,0,0,0"/>
                         </v:shape>
-                        <v:shape id="Vrije vorm 23" o:spid="_x0000_s1034" style="position:absolute;left:3410;top:48611;width:715;height:13557;visibility:visible;mso-wrap-style:square;v-text-anchor:top" coordsize="45,854" o:gfxdata="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" path="m45,r,l35,66r-9,67l14,267,6,401,3,534,6,669r8,134l18,854r,-3l9,814,8,803,1,669,,534,3,401,12,267,25,132,34,66,45,xe" fillcolor="#0e2841 [3215]" strokecolor="#0e2841 [3215]" strokeweight="0">
+                        <v:shape id="Vrije vorm 23" o:spid="_x0000_s1034" style="position:absolute;left:3410;top:48611;width:715;height:13557;visibility:visible;mso-wrap-style:square;v-text-anchor:top" coordsize="45,854" o:gfxdata="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" path="m45,r,l35,66r-9,67l14,267,6,401,3,534,6,669r8,134l18,854r,-3l9,814,8,803,1,669,,534,3,401,12,267,25,132,34,66,45,xe" fillcolor="#0e2841 [3215]" strokecolor="#0e2841 [3215]" strokeweight="0">
                           <v:path arrowok="t" o:connecttype="custom" o:connectlocs="71438,0;71438,0;55563,104775;41275,211138;22225,423863;9525,636588;4763,847725;9525,1062038;22225,1274763;28575,1355725;28575,1350963;14288,1292225;12700,1274763;1588,1062038;0,847725;4763,636588;19050,423863;39688,209550;53975,104775;71438,0" o:connectangles="0,0,0,0,0,0,0,0,0,0,0,0,0,0,0,0,0,0,0,0"/>
                         </v:shape>
-                        <v:shape id="Vrije vorm 24" o:spid="_x0000_s1035" style="position:absolute;left:3633;top:62311;width:2444;height:9985;visibility:visible;mso-wrap-style:square;v-text-anchor:top" coordsize="154,629" o:gfxdata="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" path="m,l10,44r11,82l34,207r19,86l75,380r25,86l120,521r21,55l152,618r2,11l140,595,115,532,93,468,67,383,47,295,28,207,12,104,,xe" fillcolor="#0e2841 [3215]" strokecolor="#0e2841 [3215]" strokeweight="0">
+                        <v:shape id="Vrije vorm 24" o:spid="_x0000_s1035" style="position:absolute;left:3633;top:62311;width:2444;height:9985;visibility:visible;mso-wrap-style:square;v-text-anchor:top" coordsize="154,629" o:gfxdata="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" path="m,l10,44r11,82l34,207r19,86l75,380r25,86l120,521r21,55l152,618r2,11l140,595,115,532,93,468,67,383,47,295,28,207,12,104,,xe" fillcolor="#0e2841 [3215]" strokecolor="#0e2841 [3215]" strokeweight="0">
                           <v:path arrowok="t" o:connecttype="custom" o:connectlocs="0,0;15875,69850;33338,200025;53975,328613;84138,465138;119063,603250;158750,739775;190500,827088;223838,914400;241300,981075;244475,998538;222250,944563;182563,844550;147638,742950;106363,608013;74613,468313;44450,328613;19050,165100;0,0" o:connectangles="0,0,0,0,0,0,0,0,0,0,0,0,0,0,0,0,0,0,0"/>
                         </v:shape>
-                        <v:shape id="Vrije vorm 25" o:spid="_x0000_s1036" style="position:absolute;left:6204;top:72233;width:524;height:1095;visibility:visible;mso-wrap-style:square;v-text-anchor:top" coordsize="33,69" o:gfxdata="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" path="m,l33,69r-9,l12,35,,xe" fillcolor="#0e2841 [3215]" strokecolor="#0e2841 [3215]" strokeweight="0">
+                        <v:shape id="Vrije vorm 25" o:spid="_x0000_s1036" style="position:absolute;left:6204;top:72233;width:524;height:1095;visibility:visible;mso-wrap-style:square;v-text-anchor:top" coordsize="33,69" o:gfxdata="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" path="m,l33,69r-9,l12,35,,xe" fillcolor="#0e2841 [3215]" strokecolor="#0e2841 [3215]" strokeweight="0">
                           <v:path arrowok="t" o:connecttype="custom" o:connectlocs="0,0;52388,109538;38100,109538;19050,55563;0,0" o:connectangles="0,0,0,0,0"/>
                         </v:shape>
-                        <v:shape id="Vrije vorm 26" o:spid="_x0000_s1037" style="position:absolute;left:3553;top:61533;width:238;height:1476;visibility:visible;mso-wrap-style:square;v-text-anchor:top" coordsize="15,93" o:gfxdata="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" path="m,l9,37r,3l15,93,5,49,,xe" fillcolor="#0e2841 [3215]" strokecolor="#0e2841 [3215]" strokeweight="0">
+                        <v:shape id="Vrije vorm 26" o:spid="_x0000_s1037" style="position:absolute;left:3553;top:61533;width:238;height:1476;visibility:visible;mso-wrap-style:square;v-text-anchor:top" coordsize="15,93" o:gfxdata="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" path="m,l9,37r,3l15,93,5,49,,xe" fillcolor="#0e2841 [3215]" strokecolor="#0e2841 [3215]" strokeweight="0">
                           <v:path arrowok="t" o:connecttype="custom" o:connectlocs="0,0;14288,58738;14288,63500;23813,147638;7938,77788;0,0" o:connectangles="0,0,0,0,0,0"/>
                         </v:shape>
-                        <v:shape id="Vrije vorm 27" o:spid="_x0000_s1038" style="position:absolute;left:5633;top:56897;width:6255;height:12161;visibility:visible;mso-wrap-style:square;v-text-anchor:top" coordsize="394,766" o:gfxdata="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" path="m394,r,l356,38,319,77r-35,40l249,160r-42,58l168,276r-37,63l98,402,69,467,45,535,26,604,14,673,7,746,6,766,,749r1,-5l7,673,21,603,40,533,65,466,94,400r33,-64l164,275r40,-60l248,158r34,-42l318,76,354,37,394,xe" fillcolor="#0e2841 [3215]" strokecolor="#0e2841 [3215]" strokeweight="0">
+                        <v:shape id="Vrije vorm 27" o:spid="_x0000_s1038" style="position:absolute;left:5633;top:56897;width:6255;height:12161;visibility:visible;mso-wrap-style:square;v-text-anchor:top" coordsize="394,766" o:gfxdata="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" path="m394,r,l356,38,319,77r-35,40l249,160r-42,58l168,276r-37,63l98,402,69,467,45,535,26,604,14,673,7,746,6,766,,749r1,-5l7,673,21,603,40,533,65,466,94,400r33,-64l164,275r40,-60l248,158r34,-42l318,76,354,37,394,xe" fillcolor="#0e2841 [3215]" strokecolor="#0e2841 [3215]" strokeweight="0">
                           <v:path arrowok="t" o:connecttype="custom" o:connectlocs="625475,0;625475,0;565150,60325;506413,122238;450850,185738;395288,254000;328613,346075;266700,438150;207963,538163;155575,638175;109538,741363;71438,849313;41275,958850;22225,1068388;11113,1184275;9525,1216025;0,1189038;1588,1181100;11113,1068388;33338,957263;63500,846138;103188,739775;149225,635000;201613,533400;260350,436563;323850,341313;393700,250825;447675,184150;504825,120650;561975,58738;625475,0" o:connectangles="0,0,0,0,0,0,0,0,0,0,0,0,0,0,0,0,0,0,0,0,0,0,0,0,0,0,0,0,0,0,0"/>
                         </v:shape>
-                        <v:shape id="Vrije vorm 28" o:spid="_x0000_s1039" style="position:absolute;left:5633;top:69153;width:571;height:3080;visibility:visible;mso-wrap-style:square;v-text-anchor:top" coordsize="36,194" o:gfxdata="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" path="m,l6,16r1,3l11,80r9,52l33,185r3,9l21,161,15,145,5,81,1,41,,xe" fillcolor="#0e2841 [3215]" strokecolor="#0e2841 [3215]" strokeweight="0">
+                        <v:shape id="Vrije vorm 28" o:spid="_x0000_s1039" style="position:absolute;left:5633;top:69153;width:571;height:3080;visibility:visible;mso-wrap-style:square;v-text-anchor:top" coordsize="36,194" o:gfxdata="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" path="m,l6,16r1,3l11,80r9,52l33,185r3,9l21,161,15,145,5,81,1,41,,xe" fillcolor="#0e2841 [3215]" strokecolor="#0e2841 [3215]" strokeweight="0">
                           <v:path arrowok="t" o:connecttype="custom" o:connectlocs="0,0;9525,25400;11113,30163;17463,127000;31750,209550;52388,293688;57150,307975;33338,255588;23813,230188;7938,128588;1588,65088;0,0" o:connectangles="0,0,0,0,0,0,0,0,0,0,0,0"/>
                         </v:shape>
-                        <v:shape id="Vrije vorm 29" o:spid="_x0000_s1040" style="position:absolute;left:6077;top:72296;width:493;height:1032;visibility:visible;mso-wrap-style:square;v-text-anchor:top" coordsize="31,65" o:gfxdata="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" path="m,l31,65r-8,l,xe" fillcolor="#0e2841 [3215]" strokecolor="#0e2841 [3215]" strokeweight="0">
+                        <v:shape id="Vrije vorm 29" o:spid="_x0000_s1040" style="position:absolute;left:6077;top:72296;width:493;height:1032;visibility:visible;mso-wrap-style:square;v-text-anchor:top" coordsize="31,65" o:gfxdata="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" path="m,l31,65r-8,l,xe" fillcolor="#0e2841 [3215]" strokecolor="#0e2841 [3215]" strokeweight="0">
                           <v:path arrowok="t" o:connecttype="custom" o:connectlocs="0,0;49213,103188;36513,103188;0,0" o:connectangles="0,0,0,0"/>
                         </v:shape>
-                        <v:shape id="Vrije vorm 30" o:spid="_x0000_s1041" style="position:absolute;left:5633;top:68788;width:111;height:666;visibility:visible;mso-wrap-style:square;v-text-anchor:top" coordsize="7,42" o:gfxdata="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" path="m,l6,17,7,42,6,39,,23,,xe" fillcolor="#0e2841 [3215]" strokecolor="#0e2841 [3215]" strokeweight="0">
+                        <v:shape id="Vrije vorm 30" o:spid="_x0000_s1041" style="position:absolute;left:5633;top:68788;width:111;height:666;visibility:visible;mso-wrap-style:square;v-text-anchor:top" coordsize="7,42" o:gfxdata="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" path="m,l6,17,7,42,6,39,,23,,xe" fillcolor="#0e2841 [3215]" strokecolor="#0e2841 [3215]" strokeweight="0">
                           <v:path arrowok="t" o:connecttype="custom" o:connectlocs="0,0;9525,26988;11113,66675;9525,61913;0,36513;0,0" o:connectangles="0,0,0,0,0,0"/>
                         </v:shape>
-                        <v:shape id="Vrije vorm 31" o:spid="_x0000_s1042" style="position:absolute;left:5871;top:71455;width:714;height:1873;visibility:visible;mso-wrap-style:square;v-text-anchor:top" coordsize="45,118" o:gfxdata="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" path="m,l6,16,21,49,33,84r12,34l44,118,13,53,11,42,,xe" fillcolor="#0e2841 [3215]" strokecolor="#0e2841 [3215]" strokeweight="0">
+                        <v:shape id="Vrije vorm 31" o:spid="_x0000_s1042" style="position:absolute;left:5871;top:71455;width:714;height:1873;visibility:visible;mso-wrap-style:square;v-text-anchor:top" coordsize="45,118" o:gfxdata="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" path="m,l6,16,21,49,33,84r12,34l44,118,13,53,11,42,,xe" fillcolor="#0e2841 [3215]" strokecolor="#0e2841 [3215]" strokeweight="0">
                           <v:path arrowok="t" o:connecttype="custom" o:connectlocs="0,0;9525,25400;33338,77788;52388,133350;71438,187325;69850,187325;20638,84138;17463,66675;0,0" o:connectangles="0,0,0,0,0,0,0,0,0"/>
                         </v:shape>
                       </v:group>
-                      <v:group id="Groep 7" o:spid="_x0000_s1043" style="position:absolute;left:806;top:48269;width:13063;height:25059" coordorigin="806,46499" coordsize="8747,16779" o:gfxdata="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">
+                      <v:group id="Groep 7" o:spid="_x0000_s1043" style="position:absolute;left:806;top:48269;width:13063;height:25059" coordorigin="806,46499" coordsize="8747,16779" o:gfxdata="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">
                         <o:lock v:ext="edit" aspectratio="t"/>
-                        <v:shape id="Vrije vorm 8" o:spid="_x0000_s1044" style="position:absolute;left:1187;top:51897;width:1984;height:7143;visibility:visible;mso-wrap-style:square;v-text-anchor:top" coordsize="125,450" o:gfxdata="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" path="m,l41,155,86,309r39,116l125,450,79,311,41,183,7,54,,xe" fillcolor="#0e2841 [3215]" strokecolor="#0e2841 [3215]" strokeweight="0">
+                        <v:shape id="Vrije vorm 8" o:spid="_x0000_s1044" style="position:absolute;left:1187;top:51897;width:1984;height:7143;visibility:visible;mso-wrap-style:square;v-text-anchor:top" coordsize="125,450" o:gfxdata="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" path="m,l41,155,86,309r39,116l125,450,79,311,41,183,7,54,,xe" fillcolor="#0e2841 [3215]" strokecolor="#0e2841 [3215]" strokeweight="0">
                           <v:fill opacity="13107f"/>
                           <v:stroke opacity="13107f"/>
                           <v:path arrowok="t" o:connecttype="custom" o:connectlocs="0,0;65088,246063;136525,490538;198438,674688;198438,714375;125413,493713;65088,290513;11113,85725;0,0" o:connectangles="0,0,0,0,0,0,0,0,0"/>
                         </v:shape>
-                        <v:shape id="Vrije vorm 9" o:spid="_x0000_s1045" style="position:absolute;left:3282;top:58913;width:1874;height:4366;visibility:visible;mso-wrap-style:square;v-text-anchor:top" coordsize="118,275" o:gfxdata="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" path="m,l8,20,37,96r32,74l118,275r-9,l61,174,30,100,,26,,xe" fillcolor="#0e2841 [3215]" strokecolor="#0e2841 [3215]" strokeweight="0">
+                        <v:shape id="Vrije vorm 9" o:spid="_x0000_s1045" style="position:absolute;left:3282;top:58913;width:1874;height:4366;visibility:visible;mso-wrap-style:square;v-text-anchor:top" coordsize="118,275" o:gfxdata="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" path="m,l8,20,37,96r32,74l118,275r-9,l61,174,30,100,,26,,xe" fillcolor="#0e2841 [3215]" strokecolor="#0e2841 [3215]" strokeweight="0">
                           <v:fill opacity="13107f"/>
                           <v:stroke opacity="13107f"/>
                           <v:path arrowok="t" o:connecttype="custom" o:connectlocs="0,0;12700,31750;58738,152400;109538,269875;187325,436563;173038,436563;96838,276225;47625,158750;0,41275;0,0" o:connectangles="0,0,0,0,0,0,0,0,0,0"/>
                         </v:shape>
-                        <v:shape id="Vrije vorm 10" o:spid="_x0000_s1046" style="position:absolute;left:806;top:50103;width:317;height:1921;visibility:visible;mso-wrap-style:square;v-text-anchor:top" coordsize="20,121" o:gfxdata="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" path="m,l16,72r4,49l18,112,,31,,xe" fillcolor="#0e2841 [3215]" strokecolor="#0e2841 [3215]" strokeweight="0">
+                        <v:shape id="Vrije vorm 10" o:spid="_x0000_s1046" style="position:absolute;left:806;top:50103;width:317;height:1921;visibility:visible;mso-wrap-style:square;v-text-anchor:top" coordsize="20,121" o:gfxdata="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" path="m,l16,72r4,49l18,112,,31,,xe" fillcolor="#0e2841 [3215]" strokecolor="#0e2841 [3215]" strokeweight="0">
                           <v:fill opacity="13107f"/>
                           <v:stroke opacity="13107f"/>
                           <v:path arrowok="t" o:connecttype="custom" o:connectlocs="0,0;25400,114300;31750,192088;28575,177800;0,49213;0,0" o:connectangles="0,0,0,0,0,0"/>
                         </v:shape>
-                        <v:shape id="Vrije vorm 12" o:spid="_x0000_s1047" style="position:absolute;left:1123;top:52024;width:2509;height:10207;visibility:visible;mso-wrap-style:square;v-text-anchor:top" coordsize="158,643" o:gfxdata="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" path="m,l11,46r11,83l36,211r19,90l76,389r27,87l123,533r21,55l155,632r3,11l142,608,118,544,95,478,69,391,47,302,29,212,13,107,,xe" fillcolor="#0e2841 [3215]" strokecolor="#0e2841 [3215]" strokeweight="0">
+                        <v:shape id="Vrije vorm 12" o:spid="_x0000_s1047" style="position:absolute;left:1123;top:52024;width:2509;height:10207;visibility:visible;mso-wrap-style:square;v-text-anchor:top" coordsize="158,643" o:gfxdata="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" path="m,l11,46r11,83l36,211r19,90l76,389r27,87l123,533r21,55l155,632r3,11l142,608,118,544,95,478,69,391,47,302,29,212,13,107,,xe" fillcolor="#0e2841 [3215]" strokecolor="#0e2841 [3215]" strokeweight="0">
                           <v:fill opacity="13107f"/>
                           <v:stroke opacity="13107f"/>
                           <v:path arrowok="t" o:connecttype="custom" o:connectlocs="0,0;17463,73025;34925,204788;57150,334963;87313,477838;120650,617538;163513,755650;195263,846138;228600,933450;246063,1003300;250825,1020763;225425,965200;187325,863600;150813,758825;109538,620713;74613,479425;46038,336550;20638,169863;0,0" o:connectangles="0,0,0,0,0,0,0,0,0,0,0,0,0,0,0,0,0,0,0"/>
                         </v:shape>
-                        <v:shape id="Vrije vorm 13" o:spid="_x0000_s1048" style="position:absolute;left:3759;top:62152;width:524;height:1127;visibility:visible;mso-wrap-style:square;v-text-anchor:top" coordsize="33,71" o:gfxdata="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" path="m,l33,71r-9,l11,36,,xe" fillcolor="#0e2841 [3215]" strokecolor="#0e2841 [3215]" strokeweight="0">
+                        <v:shape id="Vrije vorm 13" o:spid="_x0000_s1048" style="position:absolute;left:3759;top:62152;width:524;height:1127;visibility:visible;mso-wrap-style:square;v-text-anchor:top" coordsize="33,71" o:gfxdata="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" path="m,l33,71r-9,l11,36,,xe" fillcolor="#0e2841 [3215]" strokecolor="#0e2841 [3215]" strokeweight="0">
                           <v:fill opacity="13107f"/>
                           <v:stroke opacity="13107f"/>
                           <v:path arrowok="t" o:connecttype="custom" o:connectlocs="0,0;52388,112713;38100,112713;17463,57150;0,0" o:connectangles="0,0,0,0,0"/>
                         </v:shape>
-                        <v:shape id="Vrije vorm 14" o:spid="_x0000_s1049" style="position:absolute;left:1060;top:51246;width:238;height:1508;visibility:visible;mso-wrap-style:square;v-text-anchor:top" coordsize="15,95" o:gfxdata="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" path="m,l8,37r,4l15,95,4,49,,xe" fillcolor="#0e2841 [3215]" strokecolor="#0e2841 [3215]" strokeweight="0">
+                        <v:shape id="Vrije vorm 14" o:spid="_x0000_s1049" style="position:absolute;left:1060;top:51246;width:238;height:1508;visibility:visible;mso-wrap-style:square;v-text-anchor:top" coordsize="15,95" o:gfxdata="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" path="m,l8,37r,4l15,95,4,49,,xe" fillcolor="#0e2841 [3215]" strokecolor="#0e2841 [3215]" strokeweight="0">
                           <v:fill opacity="13107f"/>
                           <v:stroke opacity="13107f"/>
                           <v:path arrowok="t" o:connecttype="custom" o:connectlocs="0,0;12700,58738;12700,65088;23813,150813;6350,77788;0,0" o:connectangles="0,0,0,0,0,0"/>
                         </v:shape>
-                        <v:shape id="Vrije vorm 15" o:spid="_x0000_s1050" style="position:absolute;left:3171;top:46499;width:6382;height:12414;visibility:visible;mso-wrap-style:square;v-text-anchor:top" coordsize="402,782" o:gfxdata="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" path="m402,r,1l363,39,325,79r-35,42l255,164r-44,58l171,284r-38,62l100,411,71,478,45,546,27,617,13,689,7,761r,21l,765r1,-4l7,688,21,616,40,545,66,475,95,409r35,-66l167,281r42,-61l253,163r34,-43l324,78,362,38,402,xe" fillcolor="#0e2841 [3215]" strokecolor="#0e2841 [3215]" strokeweight="0">
+                        <v:shape id="Vrije vorm 15" o:spid="_x0000_s1050" style="position:absolute;left:3171;top:46499;width:6382;height:12414;visibility:visible;mso-wrap-style:square;v-text-anchor:top" coordsize="402,782" o:gfxdata="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" path="m402,r,1l363,39,325,79r-35,42l255,164r-44,58l171,284r-38,62l100,411,71,478,45,546,27,617,13,689,7,761r,21l,765r1,-4l7,688,21,616,40,545,66,475,95,409r35,-66l167,281r42,-61l253,163r34,-43l324,78,362,38,402,xe" fillcolor="#0e2841 [3215]" strokecolor="#0e2841 [3215]" strokeweight="0">
                           <v:fill opacity="13107f"/>
                           <v:stroke opacity="13107f"/>
                           <v:path arrowok="t" o:connecttype="custom" o:connectlocs="638175,0;638175,1588;576263,61913;515938,125413;460375,192088;404813,260350;334963,352425;271463,450850;211138,549275;158750,652463;112713,758825;71438,866775;42863,979488;20638,1093788;11113,1208088;11113,1241425;0,1214438;1588,1208088;11113,1092200;33338,977900;63500,865188;104775,754063;150813,649288;206375,544513;265113,446088;331788,349250;401638,258763;455613,190500;514350,123825;574675,60325;638175,0" o:connectangles="0,0,0,0,0,0,0,0,0,0,0,0,0,0,0,0,0,0,0,0,0,0,0,0,0,0,0,0,0,0,0"/>
                         </v:shape>
-                        <v:shape id="Vrije vorm 16" o:spid="_x0000_s1051" style="position:absolute;left:3171;top:59040;width:588;height:3112;visibility:visible;mso-wrap-style:square;v-text-anchor:top" coordsize="37,196" o:gfxdata="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" path="m,l6,15r1,3l12,80r9,54l33,188r4,8l22,162,15,146,5,81,1,40,,xe" fillcolor="#0e2841 [3215]" strokecolor="#0e2841 [3215]" strokeweight="0">
+                        <v:shape id="Vrije vorm 16" o:spid="_x0000_s1051" style="position:absolute;left:3171;top:59040;width:588;height:3112;visibility:visible;mso-wrap-style:square;v-text-anchor:top" coordsize="37,196" o:gfxdata="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" path="m,l6,15r1,3l12,80r9,54l33,188r4,8l22,162,15,146,5,81,1,40,,xe" fillcolor="#0e2841 [3215]" strokecolor="#0e2841 [3215]" strokeweight="0">
                           <v:fill opacity="13107f"/>
                           <v:stroke opacity="13107f"/>
                           <v:path arrowok="t" o:connecttype="custom" o:connectlocs="0,0;9525,23813;11113,28575;19050,127000;33338,212725;52388,298450;58738,311150;34925,257175;23813,231775;7938,128588;1588,63500;0,0" o:connectangles="0,0,0,0,0,0,0,0,0,0,0,0"/>
                         </v:shape>
-                        <v:shape id="Vrije vorm 17" o:spid="_x0000_s1052" style="position:absolute;left:3632;top:62231;width:492;height:1048;visibility:visible;mso-wrap-style:square;v-text-anchor:top" coordsize="31,66" o:gfxdata="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" path="m,l31,66r-7,l,xe" fillcolor="#0e2841 [3215]" strokecolor="#0e2841 [3215]" strokeweight="0">
+                        <v:shape id="Vrije vorm 17" o:spid="_x0000_s1052" style="position:absolute;left:3632;top:62231;width:492;height:1048;visibility:visible;mso-wrap-style:square;v-text-anchor:top" coordsize="31,66" o:gfxdata="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" path="m,l31,66r-7,l,xe" fillcolor="#0e2841 [3215]" strokecolor="#0e2841 [3215]" strokeweight="0">
                           <v:fill opacity="13107f"/>
                           <v:stroke opacity="13107f"/>
                           <v:path arrowok="t" o:connecttype="custom" o:connectlocs="0,0;49213,104775;38100,104775;0,0" o:connectangles="0,0,0,0"/>
                         </v:shape>
-                        <v:shape id="Vrije vorm 18" o:spid="_x0000_s1053" style="position:absolute;left:3171;top:58644;width:111;height:682;visibility:visible;mso-wrap-style:square;v-text-anchor:top" coordsize="7,43" o:gfxdata="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" path="m,l7,17r,26l6,40,,25,,xe" fillcolor="#0e2841 [3215]" strokecolor="#0e2841 [3215]" strokeweight="0">
+                        <v:shape id="Vrije vorm 18" o:spid="_x0000_s1053" style="position:absolute;left:3171;top:58644;width:111;height:682;visibility:visible;mso-wrap-style:square;v-text-anchor:top" coordsize="7,43" o:gfxdata="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" path="m,l7,17r,26l6,40,,25,,xe" fillcolor="#0e2841 [3215]" strokecolor="#0e2841 [3215]" strokeweight="0">
                           <v:fill opacity="13107f"/>
                           <v:stroke opacity="13107f"/>
                           <v:path arrowok="t" o:connecttype="custom" o:connectlocs="0,0;11113,26988;11113,68263;9525,63500;0,39688;0,0" o:connectangles="0,0,0,0,0,0"/>
                         </v:shape>
-                        <v:shape id="Vrije vorm 19" o:spid="_x0000_s1054" style="position:absolute;left:3409;top:61358;width:731;height:1921;visibility:visible;mso-wrap-style:square;v-text-anchor:top" coordsize="46,121" o:gfxdata="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" path="m,l7,16,22,50,33,86r13,35l45,121,14,55,11,44,,xe" fillcolor="#0e2841 [3215]" strokecolor="#0e2841 [3215]" strokeweight="0">
+                        <v:shape id="Vrije vorm 19" o:spid="_x0000_s1054" style="position:absolute;left:3409;top:61358;width:731;height:1921;visibility:visible;mso-wrap-style:square;v-text-anchor:top" coordsize="46,121" o:gfxdata="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" path="m,l7,16,22,50,33,86r13,35l45,121,14,55,11,44,,xe" fillcolor="#0e2841 [3215]" strokecolor="#0e2841 [3215]" strokeweight="0">
                           <v:fill opacity="13107f"/>
                           <v:stroke opacity="13107f"/>
                           <v:path arrowok="t" o:connecttype="custom" o:connectlocs="0,0;11113,25400;34925,79375;52388,136525;73025,192088;71438,192088;22225,87313;17463,69850;0,0" o:connectangles="0,0,0,0,0,0,0,0,0"/>
@@ -3703,13 +3703,23 @@
                                     <w:text/>
                                   </w:sdtPr>
                                   <w:sdtContent>
+                                    <w:proofErr w:type="spellStart"/>
                                     <w:r>
                                       <w:rPr>
                                         <w:color w:val="156082" w:themeColor="accent1"/>
                                         <w:sz w:val="26"/>
                                         <w:szCs w:val="26"/>
                                       </w:rPr>
-                                      <w:t>Oktay Dogan</w:t>
+                                      <w:t>Oktay</w:t>
+                                    </w:r>
+                                    <w:proofErr w:type="spellEnd"/>
+                                    <w:r>
+                                      <w:rPr>
+                                        <w:color w:val="156082" w:themeColor="accent1"/>
+                                        <w:sz w:val="26"/>
+                                        <w:szCs w:val="26"/>
+                                      </w:rPr>
+                                      <w:t xml:space="preserve"> Dogan</w:t>
                                     </w:r>
                                     <w:r>
                                       <w:rPr>
@@ -3785,7 +3795,7 @@
                     <v:stroke joinstyle="miter"/>
                     <v:path gradientshapeok="t" o:connecttype="rect"/>
                   </v:shapetype>
-                  <v:shape id="Tekstvak 2" o:spid="_x0000_s1055" type="#_x0000_t202" style="position:absolute;left:0;text-align:left;margin-left:0;margin-top:0;width:4in;height:28.8pt;z-index:251658242;visibility:visible;mso-wrap-style:square;mso-width-percent:450;mso-height-percent:0;mso-left-percent:420;mso-top-percent:880;mso-wrap-distance-left:9pt;mso-wrap-distance-top:0;mso-wrap-distance-right:9pt;mso-wrap-distance-bottom:0;mso-position-horizontal-relative:page;mso-position-vertical-relative:page;mso-width-percent:450;mso-height-percent:0;mso-left-percent:420;mso-top-percent:880;mso-width-relative:page;mso-height-relative:margin;v-text-anchor:bottom" o:gfxdata="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" filled="f" stroked="f" strokeweight=".5pt">
+                  <v:shape id="Tekstvak 2" o:spid="_x0000_s1055" type="#_x0000_t202" style="position:absolute;left:0;text-align:left;margin-left:0;margin-top:0;width:4in;height:28.8pt;z-index:251658242;visibility:visible;mso-wrap-style:square;mso-width-percent:450;mso-height-percent:0;mso-left-percent:420;mso-top-percent:880;mso-wrap-distance-left:9pt;mso-wrap-distance-top:0;mso-wrap-distance-right:9pt;mso-wrap-distance-bottom:0;mso-position-horizontal-relative:page;mso-position-vertical-relative:page;mso-width-percent:450;mso-height-percent:0;mso-left-percent:420;mso-top-percent:880;mso-width-relative:page;mso-height-relative:margin;v-text-anchor:bottom" o:gfxdata="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" filled="f" stroked="f" strokeweight=".5pt">
                     <v:textbox style="mso-fit-shape-to-text:t" inset="0,0,0,0">
                       <w:txbxContent>
                         <w:p>
@@ -3811,13 +3821,23 @@
                               <w:text/>
                             </w:sdtPr>
                             <w:sdtContent>
+                              <w:proofErr w:type="spellStart"/>
                               <w:r>
                                 <w:rPr>
                                   <w:color w:val="156082" w:themeColor="accent1"/>
                                   <w:sz w:val="26"/>
                                   <w:szCs w:val="26"/>
                                 </w:rPr>
-                                <w:t>Oktay Dogan</w:t>
+                                <w:t>Oktay</w:t>
+                              </w:r>
+                              <w:proofErr w:type="spellEnd"/>
+                              <w:r>
+                                <w:rPr>
+                                  <w:color w:val="156082" w:themeColor="accent1"/>
+                                  <w:sz w:val="26"/>
+                                  <w:szCs w:val="26"/>
+                                </w:rPr>
+                                <w:t xml:space="preserve"> Dogan</w:t>
                               </w:r>
                               <w:r>
                                 <w:rPr>
@@ -3945,7 +3965,7 @@
                                 <w:pPr>
                                   <w:pStyle w:val="NoSpacing"/>
                                   <w:rPr>
-                                    <w:rFonts w:asciiTheme="majorHAnsi" w:eastAsiaTheme="majorEastAsia" w:hAnsiTheme="majorHAnsi" w:cstheme="majorBidi" w:hint="eastAsia"/>
+                                    <w:rFonts w:asciiTheme="majorHAnsi" w:eastAsiaTheme="majorEastAsia" w:hAnsiTheme="majorHAnsi" w:cstheme="majorBidi"/>
                                     <w:color w:val="0070C0"/>
                                     <w:sz w:val="56"/>
                                     <w:szCs w:val="22"/>
@@ -4006,6 +4026,7 @@
                                     <w:text/>
                                   </w:sdtPr>
                                   <w:sdtContent>
+                                    <w:proofErr w:type="spellStart"/>
                                     <w:r>
                                       <w:rPr>
                                         <w:b/>
@@ -4014,7 +4035,62 @@
                                         <w:sz w:val="32"/>
                                         <w:szCs w:val="32"/>
                                       </w:rPr>
-                                      <w:t xml:space="preserve">Statistics for Data Science </w:t>
+                                      <w:t>Statistics</w:t>
+                                    </w:r>
+                                    <w:proofErr w:type="spellEnd"/>
+                                    <w:r>
+                                      <w:rPr>
+                                        <w:b/>
+                                        <w:bCs/>
+                                        <w:color w:val="0070C0"/>
+                                        <w:sz w:val="32"/>
+                                        <w:szCs w:val="32"/>
+                                      </w:rPr>
+                                      <w:t xml:space="preserve"> </w:t>
+                                    </w:r>
+                                    <w:proofErr w:type="spellStart"/>
+                                    <w:r>
+                                      <w:rPr>
+                                        <w:b/>
+                                        <w:bCs/>
+                                        <w:color w:val="0070C0"/>
+                                        <w:sz w:val="32"/>
+                                        <w:szCs w:val="32"/>
+                                      </w:rPr>
+                                      <w:t>for</w:t>
+                                    </w:r>
+                                    <w:proofErr w:type="spellEnd"/>
+                                    <w:r>
+                                      <w:rPr>
+                                        <w:b/>
+                                        <w:bCs/>
+                                        <w:color w:val="0070C0"/>
+                                        <w:sz w:val="32"/>
+                                        <w:szCs w:val="32"/>
+                                      </w:rPr>
+                                      <w:t xml:space="preserve"> Data </w:t>
+                                    </w:r>
+                                    <w:proofErr w:type="spellStart"/>
+                                    <w:r>
+                                      <w:rPr>
+                                        <w:b/>
+                                        <w:bCs/>
+                                        <w:color w:val="0070C0"/>
+                                        <w:sz w:val="32"/>
+                                        <w:szCs w:val="32"/>
+                                      </w:rPr>
+                                      <w:t>Science</w:t>
+                                    </w:r>
+                                    <w:proofErr w:type="spellEnd"/>
+                                    <w:r>
+                                      <w:rPr>
+                                        <w:b/>
+                                        <w:bCs/>
+                                        <w:color w:val="0070C0"/>
+                                        <w:sz w:val="32"/>
+                                        <w:szCs w:val="32"/>
+                                      </w:rPr>
+                                      <w:t xml:space="preserve"> </w:t>
                                     </w:r>
                                     <w:r>
                                       <w:rPr>
@@ -4061,14 +4137,14 @@
               </mc:Choice>
               <mc:Fallback>
                 <w:pict>
-                  <v:shape w14:anchorId="0EB3444B" id="Tekstvak 3" o:spid="_x0000_s1056" type="#_x0000_t202" style="position:absolute;left:0;text-align:left;margin-left:55.5pt;margin-top:311.25pt;width:495pt;height:138pt;z-index:251658241;visibility:visible;mso-wrap-style:square;mso-width-percent:0;mso-height-percent:0;mso-wrap-distance-left:9pt;mso-wrap-distance-top:0;mso-wrap-distance-right:9pt;mso-wrap-distance-bottom:0;mso-position-horizontal:absolute;mso-position-horizontal-relative:page;mso-position-vertical:absolute;mso-position-vertical-relative:page;mso-width-percent:0;mso-height-percent:0;mso-width-relative:page;mso-height-relative:margin;v-text-anchor:top" o:gfxdata="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" filled="f" stroked="f" strokeweight=".5pt">
+                  <v:shape w14:anchorId="0EB3444B" id="Tekstvak 3" o:spid="_x0000_s1056" type="#_x0000_t202" style="position:absolute;left:0;text-align:left;margin-left:55.5pt;margin-top:311.25pt;width:495pt;height:138pt;z-index:251658241;visibility:visible;mso-wrap-style:square;mso-width-percent:0;mso-height-percent:0;mso-wrap-distance-left:9pt;mso-wrap-distance-top:0;mso-wrap-distance-right:9pt;mso-wrap-distance-bottom:0;mso-position-horizontal:absolute;mso-position-horizontal-relative:page;mso-position-vertical:absolute;mso-position-vertical-relative:page;mso-width-percent:0;mso-height-percent:0;mso-width-relative:page;mso-height-relative:margin;v-text-anchor:top" o:gfxdata="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" filled="f" stroked="f" strokeweight=".5pt">
                     <v:textbox inset="0,0,0,0">
                       <w:txbxContent>
                         <w:p>
                           <w:pPr>
                             <w:pStyle w:val="NoSpacing"/>
                             <w:rPr>
-                              <w:rFonts w:asciiTheme="majorHAnsi" w:eastAsiaTheme="majorEastAsia" w:hAnsiTheme="majorHAnsi" w:cstheme="majorBidi" w:hint="eastAsia"/>
+                              <w:rFonts w:asciiTheme="majorHAnsi" w:eastAsiaTheme="majorEastAsia" w:hAnsiTheme="majorHAnsi" w:cstheme="majorBidi"/>
                               <w:color w:val="0070C0"/>
                               <w:sz w:val="56"/>
                               <w:szCs w:val="22"/>
@@ -4129,6 +4205,7 @@
                               <w:text/>
                             </w:sdtPr>
                             <w:sdtContent>
+                              <w:proofErr w:type="spellStart"/>
                               <w:r>
                                 <w:rPr>
                                   <w:b/>
@@ -4137,7 +4214,62 @@
                                   <w:sz w:val="32"/>
                                   <w:szCs w:val="32"/>
                                 </w:rPr>
-                                <w:t xml:space="preserve">Statistics for Data Science </w:t>
+                                <w:t>Statistics</w:t>
+                              </w:r>
+                              <w:proofErr w:type="spellEnd"/>
+                              <w:r>
+                                <w:rPr>
+                                  <w:b/>
+                                  <w:bCs/>
+                                  <w:color w:val="0070C0"/>
+                                  <w:sz w:val="32"/>
+                                  <w:szCs w:val="32"/>
+                                </w:rPr>
+                                <w:t xml:space="preserve"> </w:t>
+                              </w:r>
+                              <w:proofErr w:type="spellStart"/>
+                              <w:r>
+                                <w:rPr>
+                                  <w:b/>
+                                  <w:bCs/>
+                                  <w:color w:val="0070C0"/>
+                                  <w:sz w:val="32"/>
+                                  <w:szCs w:val="32"/>
+                                </w:rPr>
+                                <w:t>for</w:t>
+                              </w:r>
+                              <w:proofErr w:type="spellEnd"/>
+                              <w:r>
+                                <w:rPr>
+                                  <w:b/>
+                                  <w:bCs/>
+                                  <w:color w:val="0070C0"/>
+                                  <w:sz w:val="32"/>
+                                  <w:szCs w:val="32"/>
+                                </w:rPr>
+                                <w:t xml:space="preserve"> Data </w:t>
+                              </w:r>
+                              <w:proofErr w:type="spellStart"/>
+                              <w:r>
+                                <w:rPr>
+                                  <w:b/>
+                                  <w:bCs/>
+                                  <w:color w:val="0070C0"/>
+                                  <w:sz w:val="32"/>
+                                  <w:szCs w:val="32"/>
+                                </w:rPr>
+                                <w:t>Science</w:t>
+                              </w:r>
+                              <w:proofErr w:type="spellEnd"/>
+                              <w:r>
+                                <w:rPr>
+                                  <w:b/>
+                                  <w:bCs/>
+                                  <w:color w:val="0070C0"/>
+                                  <w:sz w:val="32"/>
+                                  <w:szCs w:val="32"/>
+                                </w:rPr>
+                                <w:t xml:space="preserve"> </w:t>
                               </w:r>
                               <w:r>
                                 <w:rPr>
@@ -4208,9 +4340,6 @@
         <w:p>
           <w:pPr>
             <w:pStyle w:val="TOCHeading"/>
-            <w:rPr>
-              <w:rFonts w:hint="eastAsia"/>
-            </w:rPr>
           </w:pPr>
           <w:r>
             <w:t>Inhoud</w:t>
@@ -5228,6 +5357,7 @@
           <w:sz w:val="28"/>
           <w:szCs w:val="28"/>
         </w:rPr>
+        <w:lastRenderedPageBreak/>
         <w:t>Deel 2</w:t>
       </w:r>
       <w:bookmarkEnd w:id="0"/>
@@ -5300,6 +5430,7 @@
         </w:rPr>
         <w:t xml:space="preserve"> en </w:t>
       </w:r>
+      <w:proofErr w:type="spellStart"/>
       <w:r>
         <w:rPr>
           <w:rFonts w:eastAsiaTheme="minorEastAsia"/>
@@ -5311,6 +5442,7 @@
         </w:rPr>
         <w:t>Enroll</w:t>
       </w:r>
+      <w:proofErr w:type="spellEnd"/>
       <w:r>
         <w:rPr>
           <w:rFonts w:eastAsiaTheme="minorEastAsia"/>
@@ -5349,7 +5481,7 @@
         <w:pStyle w:val="Heading2"/>
         <w:jc w:val="both"/>
         <w:rPr>
-          <w:rFonts w:asciiTheme="minorHAnsi" w:hAnsiTheme="minorHAnsi" w:hint="eastAsia"/>
+          <w:rFonts w:asciiTheme="minorHAnsi" w:hAnsiTheme="minorHAnsi"/>
           <w:sz w:val="24"/>
           <w:szCs w:val="24"/>
         </w:rPr>
@@ -5701,6 +5833,7 @@
           <w:szCs w:val="20"/>
         </w:rPr>
       </w:pPr>
+      <w:proofErr w:type="spellStart"/>
       <w:r>
         <w:rPr>
           <w:rFonts w:eastAsiaTheme="minorEastAsia"/>
@@ -5717,6 +5850,7 @@
         </w:rPr>
         <w:t>ean</w:t>
       </w:r>
+      <w:proofErr w:type="spellEnd"/>
       <w:r>
         <w:rPr>
           <w:sz w:val="20"/>
@@ -5834,24 +5968,460 @@
     </w:p>
     <w:p>
       <w:pPr>
-        <w:spacing w:before="248" w:after="248"/>
         <w:jc w:val="both"/>
         <w:rPr>
           <w:rFonts w:eastAsiaTheme="minorEastAsia"/>
+          <w:sz w:val="20"/>
+          <w:szCs w:val="20"/>
+        </w:rPr>
+      </w:pPr>
+      <w:r>
+        <w:rPr>
+          <w:rFonts w:eastAsiaTheme="minorEastAsia"/>
           <w:color w:val="000000" w:themeColor="text1"/>
           <w:sz w:val="20"/>
           <w:szCs w:val="20"/>
         </w:rPr>
-      </w:pPr>
-      <w:r>
-        <w:rPr>
-          <w:rFonts w:eastAsiaTheme="minorEastAsia"/>
-          <w:color w:val="000000" w:themeColor="text1"/>
-          <w:sz w:val="20"/>
-          <w:szCs w:val="20"/>
-        </w:rPr>
         <w:t>De analyse van de aanmeldingen wijst op een duidelijk rechts scheve verdeling, waarbij de meeste aanmeldingen zich aan de lagere kant van het spectrum bevinden en er een significante lange staart naar rechts is. Dit suggereert dat er een aantal uitzonderlijke hoge waarden zijn die de gemiddelde aanmelding beïnvloeden. De Q-Q plot bevestigt dat de data niet normaal verdeeld is, wat kan wijzen op onderliggende factoren die verder onderzocht moeten worden.</w:t>
       </w:r>
+    </w:p>
+    <w:p>
+      <w:pPr>
+        <w:pStyle w:val="NormalWeb"/>
+        <w:rPr>
+          <w:rFonts w:ascii="Lato" w:hAnsi="Lato"/>
+          <w:color w:val="EE0000"/>
+          <w:sz w:val="17"/>
+          <w:szCs w:val="17"/>
+        </w:rPr>
+      </w:pPr>
+      <w:r>
+        <w:rPr>
+          <w:rFonts w:ascii="Lato" w:hAnsi="Lato"/>
+          <w:color w:val="EE0000"/>
+          <w:sz w:val="17"/>
+          <w:szCs w:val="17"/>
+        </w:rPr>
+        <w:t>5a. (1.5/2) De vraag was voor een test. Via QQ plots is dit minder goed te zien. </w:t>
+      </w:r>
+    </w:p>
+    <w:p>
+      <w:pPr>
+        <w:pStyle w:val="NormalWeb"/>
+        <w:rPr>
+          <w:rFonts w:ascii="Lato" w:hAnsi="Lato"/>
+          <w:color w:val="EE0000"/>
+          <w:sz w:val="17"/>
+          <w:szCs w:val="17"/>
+          <w:lang w:val="en-US"/>
+        </w:rPr>
+      </w:pPr>
+      <w:r>
+        <w:rPr>
+          <w:rFonts w:ascii="Lato" w:hAnsi="Lato"/>
+          <w:color w:val="EE0000"/>
+          <w:sz w:val="17"/>
+          <w:szCs w:val="17"/>
+        </w:rPr>
+        <w:t xml:space="preserve"> </w:t>
+      </w:r>
+      <w:r>
+        <w:rPr>
+          <w:rFonts w:ascii="Lato" w:hAnsi="Lato"/>
+          <w:color w:val="EE0000"/>
+          <w:sz w:val="17"/>
+          <w:szCs w:val="17"/>
+          <w:lang w:val="en-US"/>
+        </w:rPr>
+        <w:t xml:space="preserve">+ 0.5/1 Jarque Bera of Shapiro test (-0.5 </w:t>
+      </w:r>
+      <w:proofErr w:type="spellStart"/>
+      <w:r>
+        <w:rPr>
+          <w:rFonts w:ascii="Lato" w:hAnsi="Lato"/>
+          <w:color w:val="EE0000"/>
+          <w:sz w:val="17"/>
+          <w:szCs w:val="17"/>
+          <w:lang w:val="en-US"/>
+        </w:rPr>
+        <w:t>voor</w:t>
+      </w:r>
+      <w:proofErr w:type="spellEnd"/>
+      <w:r>
+        <w:rPr>
+          <w:rFonts w:ascii="Lato" w:hAnsi="Lato"/>
+          <w:color w:val="EE0000"/>
+          <w:sz w:val="17"/>
+          <w:szCs w:val="17"/>
+          <w:lang w:val="en-US"/>
+        </w:rPr>
+        <w:t xml:space="preserve"> QQ-Plot)</w:t>
+      </w:r>
+    </w:p>
+    <w:p>
+      <w:pPr>
+        <w:pStyle w:val="NormalWeb"/>
+        <w:rPr>
+          <w:rFonts w:ascii="Lato" w:hAnsi="Lato"/>
+          <w:i/>
+          <w:iCs/>
+          <w:color w:val="00B050"/>
+          <w:sz w:val="16"/>
+          <w:szCs w:val="16"/>
+        </w:rPr>
+      </w:pPr>
+      <w:r>
+        <w:rPr>
+          <w:rFonts w:ascii="Lato" w:hAnsi="Lato"/>
+          <w:b/>
+          <w:bCs/>
+          <w:i/>
+          <w:iCs/>
+          <w:color w:val="00B050"/>
+          <w:sz w:val="16"/>
+          <w:szCs w:val="16"/>
+        </w:rPr>
+        <w:t>Normaliteitstest voor Apps</w:t>
+      </w:r>
+      <w:r>
+        <w:rPr>
+          <w:rFonts w:ascii="Lato" w:hAnsi="Lato"/>
+          <w:b/>
+          <w:bCs/>
+          <w:i/>
+          <w:iCs/>
+          <w:color w:val="00B050"/>
+          <w:sz w:val="16"/>
+          <w:szCs w:val="16"/>
+        </w:rPr>
+        <w:t xml:space="preserve"> (zie code)</w:t>
+      </w:r>
+      <w:r>
+        <w:rPr>
+          <w:rFonts w:ascii="Lato" w:hAnsi="Lato"/>
+          <w:i/>
+          <w:iCs/>
+          <w:color w:val="00B050"/>
+          <w:sz w:val="16"/>
+          <w:szCs w:val="16"/>
+        </w:rPr>
+        <w:br/>
+        <w:t>We toetsten de normaliteit met de </w:t>
+      </w:r>
+      <w:proofErr w:type="spellStart"/>
+      <w:r>
+        <w:rPr>
+          <w:rFonts w:ascii="Lato" w:hAnsi="Lato"/>
+          <w:i/>
+          <w:iCs/>
+          <w:color w:val="00B050"/>
+          <w:sz w:val="16"/>
+          <w:szCs w:val="16"/>
+        </w:rPr>
+        <w:t>Jarque</w:t>
+      </w:r>
+      <w:proofErr w:type="spellEnd"/>
+      <w:r>
+        <w:rPr>
+          <w:rFonts w:ascii="Lato" w:hAnsi="Lato"/>
+          <w:i/>
+          <w:iCs/>
+          <w:color w:val="00B050"/>
+          <w:sz w:val="16"/>
+          <w:szCs w:val="16"/>
+        </w:rPr>
+        <w:t>–</w:t>
+      </w:r>
+      <w:proofErr w:type="spellStart"/>
+      <w:r>
+        <w:rPr>
+          <w:rFonts w:ascii="Lato" w:hAnsi="Lato"/>
+          <w:i/>
+          <w:iCs/>
+          <w:color w:val="00B050"/>
+          <w:sz w:val="16"/>
+          <w:szCs w:val="16"/>
+        </w:rPr>
+        <w:t>Bera</w:t>
+      </w:r>
+      <w:proofErr w:type="spellEnd"/>
+      <w:r>
+        <w:rPr>
+          <w:rFonts w:ascii="Lato" w:hAnsi="Lato"/>
+          <w:i/>
+          <w:iCs/>
+          <w:color w:val="00B050"/>
+          <w:sz w:val="16"/>
+          <w:szCs w:val="16"/>
+        </w:rPr>
+        <w:t xml:space="preserve">-toets (χ², </w:t>
+      </w:r>
+      <w:proofErr w:type="spellStart"/>
+      <w:r>
+        <w:rPr>
+          <w:rFonts w:ascii="Lato" w:hAnsi="Lato"/>
+          <w:i/>
+          <w:iCs/>
+          <w:color w:val="00B050"/>
+          <w:sz w:val="16"/>
+          <w:szCs w:val="16"/>
+        </w:rPr>
+        <w:t>df</w:t>
+      </w:r>
+      <w:proofErr w:type="spellEnd"/>
+      <w:r>
+        <w:rPr>
+          <w:rFonts w:ascii="Lato" w:hAnsi="Lato"/>
+          <w:i/>
+          <w:iCs/>
+          <w:color w:val="00B050"/>
+          <w:sz w:val="16"/>
+          <w:szCs w:val="16"/>
+        </w:rPr>
+        <w:t xml:space="preserve"> = 2).</w:t>
+      </w:r>
+      <w:r>
+        <w:rPr>
+          <w:rFonts w:ascii="Lato" w:hAnsi="Lato"/>
+          <w:i/>
+          <w:iCs/>
+          <w:color w:val="00B050"/>
+          <w:sz w:val="16"/>
+          <w:szCs w:val="16"/>
+        </w:rPr>
+        <w:t xml:space="preserve"> </w:t>
+      </w:r>
+      <w:r>
+        <w:rPr>
+          <w:rFonts w:ascii="Lato" w:hAnsi="Lato"/>
+          <w:i/>
+          <w:iCs/>
+          <w:color w:val="00B050"/>
+          <w:sz w:val="16"/>
+          <w:szCs w:val="16"/>
+        </w:rPr>
+        <w:t xml:space="preserve">Resultaten: χ² = 24 686.64, p = 6.82 × 10⁻³⁷, </w:t>
+      </w:r>
+      <w:proofErr w:type="spellStart"/>
+      <w:r>
+        <w:rPr>
+          <w:rFonts w:ascii="Lato" w:hAnsi="Lato"/>
+          <w:i/>
+          <w:iCs/>
+          <w:color w:val="00B050"/>
+          <w:sz w:val="16"/>
+          <w:szCs w:val="16"/>
+        </w:rPr>
+        <w:t>skewness</w:t>
+      </w:r>
+      <w:proofErr w:type="spellEnd"/>
+      <w:r>
+        <w:rPr>
+          <w:rFonts w:ascii="Lato" w:hAnsi="Lato"/>
+          <w:i/>
+          <w:iCs/>
+          <w:color w:val="00B050"/>
+          <w:sz w:val="16"/>
+          <w:szCs w:val="16"/>
+        </w:rPr>
+        <w:t xml:space="preserve"> = 0.65, </w:t>
+      </w:r>
+      <w:proofErr w:type="spellStart"/>
+      <w:r>
+        <w:rPr>
+          <w:rFonts w:ascii="Lato" w:hAnsi="Lato"/>
+          <w:i/>
+          <w:iCs/>
+          <w:color w:val="00B050"/>
+          <w:sz w:val="16"/>
+          <w:szCs w:val="16"/>
+        </w:rPr>
+        <w:t>excess</w:t>
+      </w:r>
+      <w:proofErr w:type="spellEnd"/>
+      <w:r>
+        <w:rPr>
+          <w:rFonts w:ascii="Lato" w:hAnsi="Lato"/>
+          <w:i/>
+          <w:iCs/>
+          <w:color w:val="00B050"/>
+          <w:sz w:val="16"/>
+          <w:szCs w:val="16"/>
+        </w:rPr>
+        <w:t xml:space="preserve"> </w:t>
+      </w:r>
+      <w:proofErr w:type="spellStart"/>
+      <w:r>
+        <w:rPr>
+          <w:rFonts w:ascii="Lato" w:hAnsi="Lato"/>
+          <w:i/>
+          <w:iCs/>
+          <w:color w:val="00B050"/>
+          <w:sz w:val="16"/>
+          <w:szCs w:val="16"/>
+        </w:rPr>
+        <w:t>kurtosis</w:t>
+      </w:r>
+      <w:proofErr w:type="spellEnd"/>
+      <w:r>
+        <w:rPr>
+          <w:rFonts w:ascii="Lato" w:hAnsi="Lato"/>
+          <w:i/>
+          <w:iCs/>
+          <w:color w:val="00B050"/>
+          <w:sz w:val="16"/>
+          <w:szCs w:val="16"/>
+        </w:rPr>
+        <w:t xml:space="preserve"> = 0.00.</w:t>
+      </w:r>
+      <w:r>
+        <w:rPr>
+          <w:rFonts w:ascii="Lato" w:hAnsi="Lato"/>
+          <w:i/>
+          <w:iCs/>
+          <w:color w:val="00B050"/>
+          <w:sz w:val="16"/>
+          <w:szCs w:val="16"/>
+        </w:rPr>
+        <w:t xml:space="preserve"> </w:t>
+      </w:r>
+      <w:r>
+        <w:rPr>
+          <w:rFonts w:ascii="Lato" w:hAnsi="Lato"/>
+          <w:i/>
+          <w:iCs/>
+          <w:color w:val="00B050"/>
+          <w:sz w:val="16"/>
+          <w:szCs w:val="16"/>
+        </w:rPr>
+        <w:t>Bij α = 0.05 verwerpen we de nulhypothese van normaliteit.</w:t>
+      </w:r>
+      <w:r>
+        <w:rPr>
+          <w:rFonts w:ascii="Lato" w:hAnsi="Lato"/>
+          <w:i/>
+          <w:iCs/>
+          <w:color w:val="00B050"/>
+          <w:sz w:val="16"/>
+          <w:szCs w:val="16"/>
+        </w:rPr>
+        <w:t xml:space="preserve"> </w:t>
+      </w:r>
+      <w:r>
+        <w:rPr>
+          <w:rFonts w:ascii="Lato" w:hAnsi="Lato"/>
+          <w:i/>
+          <w:iCs/>
+          <w:color w:val="00B050"/>
+          <w:sz w:val="16"/>
+          <w:szCs w:val="16"/>
+        </w:rPr>
+        <w:t>De verdeling van Apps is dus niet normaal (licht rechtsscheef).</w:t>
+      </w:r>
+      <w:r>
+        <w:rPr>
+          <w:rFonts w:ascii="Lato" w:hAnsi="Lato"/>
+          <w:i/>
+          <w:iCs/>
+          <w:color w:val="00B050"/>
+          <w:sz w:val="16"/>
+          <w:szCs w:val="16"/>
+        </w:rPr>
+        <w:t xml:space="preserve"> </w:t>
+      </w:r>
+      <w:r>
+        <w:rPr>
+          <w:rFonts w:ascii="Lato" w:hAnsi="Lato"/>
+          <w:i/>
+          <w:iCs/>
+          <w:color w:val="00B050"/>
+          <w:sz w:val="16"/>
+          <w:szCs w:val="16"/>
+        </w:rPr>
+        <w:t>Voor OLS-modellen is vooral de normaliteit van de </w:t>
+      </w:r>
+      <w:r>
+        <w:rPr>
+          <w:rFonts w:ascii="Lato" w:hAnsi="Lato"/>
+          <w:b/>
+          <w:bCs/>
+          <w:i/>
+          <w:iCs/>
+          <w:color w:val="00B050"/>
+          <w:sz w:val="16"/>
+          <w:szCs w:val="16"/>
+        </w:rPr>
+        <w:t>residuen</w:t>
+      </w:r>
+      <w:r>
+        <w:rPr>
+          <w:rFonts w:ascii="Lato" w:hAnsi="Lato"/>
+          <w:i/>
+          <w:iCs/>
+          <w:color w:val="00B050"/>
+          <w:sz w:val="16"/>
+          <w:szCs w:val="16"/>
+        </w:rPr>
+        <w:t> relevant voor inferentie, maar deze afwijking motiveert wel een </w:t>
+      </w:r>
+      <w:r>
+        <w:rPr>
+          <w:rFonts w:ascii="Lato" w:hAnsi="Lato"/>
+          <w:b/>
+          <w:bCs/>
+          <w:i/>
+          <w:iCs/>
+          <w:color w:val="00B050"/>
+          <w:sz w:val="16"/>
+          <w:szCs w:val="16"/>
+        </w:rPr>
+        <w:t>log-transformatie van Apps</w:t>
+      </w:r>
+      <w:r>
+        <w:rPr>
+          <w:rFonts w:ascii="Lato" w:hAnsi="Lato"/>
+          <w:i/>
+          <w:iCs/>
+          <w:color w:val="00B050"/>
+          <w:sz w:val="16"/>
+          <w:szCs w:val="16"/>
+        </w:rPr>
+        <w:t>, wat we later ook toepassen.</w:t>
+      </w:r>
+    </w:p>
+    <w:p>
+      <w:pPr>
+        <w:pStyle w:val="NormalWeb"/>
+        <w:rPr>
+          <w:rFonts w:ascii="Lato" w:hAnsi="Lato"/>
+          <w:color w:val="EE0000"/>
+          <w:sz w:val="17"/>
+          <w:szCs w:val="17"/>
+          <w:lang w:val="en-US"/>
+        </w:rPr>
+      </w:pPr>
+      <w:r>
+        <w:rPr>
+          <w:rFonts w:ascii="Lato" w:hAnsi="Lato"/>
+          <w:color w:val="EE0000"/>
+          <w:sz w:val="17"/>
+          <w:szCs w:val="17"/>
+          <w:lang w:val="en-US"/>
+        </w:rPr>
+        <w:t xml:space="preserve">+ 1/1 </w:t>
+      </w:r>
+      <w:proofErr w:type="spellStart"/>
+      <w:r>
+        <w:rPr>
+          <w:rFonts w:ascii="Lato" w:hAnsi="Lato"/>
+          <w:color w:val="EE0000"/>
+          <w:sz w:val="17"/>
+          <w:szCs w:val="17"/>
+          <w:lang w:val="en-US"/>
+        </w:rPr>
+        <w:t>Conclusie</w:t>
+      </w:r>
+      <w:proofErr w:type="spellEnd"/>
     </w:p>
     <w:p>
       <w:pPr>
@@ -5871,6 +6441,7 @@
           <w:sz w:val="24"/>
           <w:szCs w:val="24"/>
         </w:rPr>
+        <w:lastRenderedPageBreak/>
         <w:t xml:space="preserve">5 </w:t>
       </w:r>
       <w:r>
@@ -5880,8 +6451,9 @@
           <w:sz w:val="24"/>
           <w:szCs w:val="24"/>
         </w:rPr>
-        <w:t>b) Deel de data eerst op willekeurige manier op in een “estimation” en “test”</w:t>
-      </w:r>
+        <w:t>b) Deel de data eerst op willekeurige manier op in een “</w:t>
+      </w:r>
+      <w:proofErr w:type="spellStart"/>
       <w:r>
         <w:rPr>
           <w:rStyle w:val="Heading2Char"/>
@@ -5889,8 +6461,9 @@
           <w:sz w:val="24"/>
           <w:szCs w:val="24"/>
         </w:rPr>
-        <w:t xml:space="preserve"> </w:t>
-      </w:r>
+        <w:t>estimation</w:t>
+      </w:r>
+      <w:proofErr w:type="spellEnd"/>
       <w:r>
         <w:rPr>
           <w:rStyle w:val="Heading2Char"/>
@@ -5898,7 +6471,7 @@
           <w:sz w:val="24"/>
           <w:szCs w:val="24"/>
         </w:rPr>
-        <w:t>sample. Neem 600 universiteiten in de estimation sample. Zorg ervoor dat deze</w:t>
+        <w:t>” en “test”</w:t>
       </w:r>
       <w:r>
         <w:rPr>
@@ -5916,6 +6489,44 @@
           <w:sz w:val="24"/>
           <w:szCs w:val="24"/>
         </w:rPr>
+        <w:t xml:space="preserve">sample. Neem 600 universiteiten in de </w:t>
+      </w:r>
+      <w:proofErr w:type="spellStart"/>
+      <w:r>
+        <w:rPr>
+          <w:rStyle w:val="Heading2Char"/>
+          <w:rFonts w:asciiTheme="minorHAnsi" w:hAnsiTheme="minorHAnsi"/>
+          <w:sz w:val="24"/>
+          <w:szCs w:val="24"/>
+        </w:rPr>
+        <w:t>estimation</w:t>
+      </w:r>
+      <w:proofErr w:type="spellEnd"/>
+      <w:r>
+        <w:rPr>
+          <w:rStyle w:val="Heading2Char"/>
+          <w:rFonts w:asciiTheme="minorHAnsi" w:hAnsiTheme="minorHAnsi"/>
+          <w:sz w:val="24"/>
+          <w:szCs w:val="24"/>
+        </w:rPr>
+        <w:t xml:space="preserve"> sample. Zorg ervoor dat deze</w:t>
+      </w:r>
+      <w:r>
+        <w:rPr>
+          <w:rStyle w:val="Heading2Char"/>
+          <w:rFonts w:asciiTheme="minorHAnsi" w:hAnsiTheme="minorHAnsi"/>
+          <w:sz w:val="24"/>
+          <w:szCs w:val="24"/>
+        </w:rPr>
+        <w:t xml:space="preserve"> </w:t>
+      </w:r>
+      <w:r>
+        <w:rPr>
+          <w:rStyle w:val="Heading2Char"/>
+          <w:rFonts w:asciiTheme="minorHAnsi" w:hAnsiTheme="minorHAnsi"/>
+          <w:sz w:val="24"/>
+          <w:szCs w:val="24"/>
+        </w:rPr>
         <w:t>opdeling reproduceerbaar is</w:t>
       </w:r>
       <w:bookmarkEnd w:id="2"/>
@@ -5979,6 +6590,7 @@
         </w:rPr>
         <w:t xml:space="preserve">willekeurig toegewezen aan de </w:t>
       </w:r>
+      <w:proofErr w:type="spellStart"/>
       <w:r>
         <w:rPr>
           <w:rFonts w:eastAsiaTheme="minorEastAsia"/>
@@ -5987,15 +6599,44 @@
           <w:sz w:val="20"/>
           <w:szCs w:val="20"/>
         </w:rPr>
-        <w:t>estimation sample</w:t>
-      </w:r>
-      <w:r>
-        <w:rPr>
-          <w:rFonts w:eastAsiaTheme="minorEastAsia"/>
-          <w:sz w:val="20"/>
-          <w:szCs w:val="20"/>
-        </w:rPr>
-        <w:t xml:space="preserve"> (trainingsset)  </w:t>
+        <w:t>estimation</w:t>
+      </w:r>
+      <w:proofErr w:type="spellEnd"/>
+      <w:r>
+        <w:rPr>
+          <w:rFonts w:eastAsiaTheme="minorEastAsia"/>
+          <w:i/>
+          <w:iCs/>
+          <w:sz w:val="20"/>
+          <w:szCs w:val="20"/>
+        </w:rPr>
+        <w:t xml:space="preserve"> sample</w:t>
+      </w:r>
+      <w:r>
+        <w:rPr>
+          <w:rFonts w:eastAsiaTheme="minorEastAsia"/>
+          <w:sz w:val="20"/>
+          <w:szCs w:val="20"/>
+        </w:rPr>
+        <w:t xml:space="preserve"> (</w:t>
+      </w:r>
+      <w:proofErr w:type="spellStart"/>
+      <w:r>
+        <w:rPr>
+          <w:rFonts w:eastAsiaTheme="minorEastAsia"/>
+          <w:sz w:val="20"/>
+          <w:szCs w:val="20"/>
+        </w:rPr>
+        <w:t>trainingsset</w:t>
+      </w:r>
+      <w:proofErr w:type="spellEnd"/>
+      <w:r>
+        <w:rPr>
+          <w:rFonts w:eastAsiaTheme="minorEastAsia"/>
+          <w:sz w:val="20"/>
+          <w:szCs w:val="20"/>
+        </w:rPr>
+        <w:t>)  </w:t>
       </w:r>
     </w:p>
     <w:p>
@@ -6007,13 +6648,23 @@
           <w:szCs w:val="20"/>
         </w:rPr>
       </w:pPr>
-      <w:r>
-        <w:rPr>
-          <w:rFonts w:eastAsiaTheme="minorEastAsia"/>
-          <w:sz w:val="20"/>
-          <w:szCs w:val="20"/>
-        </w:rPr>
-        <w:t xml:space="preserve">en de overige 177 observaties** aan de </w:t>
+      <w:proofErr w:type="gramStart"/>
+      <w:r>
+        <w:rPr>
+          <w:rFonts w:eastAsiaTheme="minorEastAsia"/>
+          <w:sz w:val="20"/>
+          <w:szCs w:val="20"/>
+        </w:rPr>
+        <w:t>en</w:t>
+      </w:r>
+      <w:proofErr w:type="gramEnd"/>
+      <w:r>
+        <w:rPr>
+          <w:rFonts w:eastAsiaTheme="minorEastAsia"/>
+          <w:sz w:val="20"/>
+          <w:szCs w:val="20"/>
+        </w:rPr>
+        <w:t xml:space="preserve"> de overige 177 observaties** aan de </w:t>
       </w:r>
       <w:r>
         <w:rPr>
@@ -6031,7 +6682,25 @@
           <w:sz w:val="20"/>
           <w:szCs w:val="20"/>
         </w:rPr>
-        <w:t xml:space="preserve"> (validatieset).  </w:t>
+        <w:t xml:space="preserve"> (</w:t>
+      </w:r>
+      <w:proofErr w:type="spellStart"/>
+      <w:r>
+        <w:rPr>
+          <w:rFonts w:eastAsiaTheme="minorEastAsia"/>
+          <w:sz w:val="20"/>
+          <w:szCs w:val="20"/>
+        </w:rPr>
+        <w:t>validatieset</w:t>
+      </w:r>
+      <w:proofErr w:type="spellEnd"/>
+      <w:r>
+        <w:rPr>
+          <w:rFonts w:eastAsiaTheme="minorEastAsia"/>
+          <w:sz w:val="20"/>
+          <w:szCs w:val="20"/>
+        </w:rPr>
+        <w:t>).  </w:t>
       </w:r>
     </w:p>
     <w:p>
@@ -6161,7 +6830,23 @@
           <w:sz w:val="20"/>
           <w:szCs w:val="20"/>
         </w:rPr>
-        <w:t>De verdeling is reproduceerbaar dankzij het vaste random seed (`42`).  </w:t>
+        <w:t xml:space="preserve">De verdeling is reproduceerbaar dankzij het vaste random </w:t>
+      </w:r>
+      <w:proofErr w:type="spellStart"/>
+      <w:r>
+        <w:rPr>
+          <w:sz w:val="20"/>
+          <w:szCs w:val="20"/>
+        </w:rPr>
+        <w:t>seed</w:t>
+      </w:r>
+      <w:proofErr w:type="spellEnd"/>
+      <w:r>
+        <w:rPr>
+          <w:sz w:val="20"/>
+          <w:szCs w:val="20"/>
+        </w:rPr>
+        <w:t xml:space="preserve"> (`42`).  </w:t>
       </w:r>
       <w:r>
         <w:rPr>
@@ -6226,7 +6911,27 @@
           <w:sz w:val="20"/>
           <w:szCs w:val="20"/>
         </w:rPr>
-        <w:t>*estimation sample*</w:t>
+        <w:t>*</w:t>
+      </w:r>
+      <w:proofErr w:type="spellStart"/>
+      <w:r>
+        <w:rPr>
+          <w:i/>
+          <w:iCs/>
+          <w:sz w:val="20"/>
+          <w:szCs w:val="20"/>
+        </w:rPr>
+        <w:t>estimation</w:t>
+      </w:r>
+      <w:proofErr w:type="spellEnd"/>
+      <w:r>
+        <w:rPr>
+          <w:i/>
+          <w:iCs/>
+          <w:sz w:val="20"/>
+          <w:szCs w:val="20"/>
+        </w:rPr>
+        <w:t xml:space="preserve"> sample*</w:t>
       </w:r>
       <w:r>
         <w:rPr>
@@ -6291,7 +6996,23 @@
           <w:sz w:val="20"/>
           <w:szCs w:val="20"/>
         </w:rPr>
-        <w:t>Deze aanpak voorkomt overfitting en zorgt voor een betrouwbare evaluatie van het model.  </w:t>
+        <w:t xml:space="preserve">Deze aanpak voorkomt </w:t>
+      </w:r>
+      <w:proofErr w:type="spellStart"/>
+      <w:r>
+        <w:rPr>
+          <w:sz w:val="20"/>
+          <w:szCs w:val="20"/>
+        </w:rPr>
+        <w:t>overfitting</w:t>
+      </w:r>
+      <w:proofErr w:type="spellEnd"/>
+      <w:r>
+        <w:rPr>
+          <w:sz w:val="20"/>
+          <w:szCs w:val="20"/>
+        </w:rPr>
+        <w:t xml:space="preserve"> en zorgt voor een betrouwbare evaluatie van het model.  </w:t>
       </w:r>
     </w:p>
     <w:p>
@@ -6418,29 +7139,72 @@
           <w:rFonts w:eastAsiaTheme="minorEastAsia"/>
           <w:sz w:val="20"/>
           <w:szCs w:val="20"/>
-        </w:rPr>
-      </w:pPr>
+          <w:lang w:val="en-US"/>
+        </w:rPr>
+      </w:pPr>
+      <w:r>
+        <w:rPr>
+          <w:rFonts w:eastAsiaTheme="minorEastAsia"/>
+          <w:color w:val="00B050"/>
+          <w:sz w:val="20"/>
+          <w:szCs w:val="20"/>
+          <w:lang w:val="en-GB"/>
+        </w:rPr>
+        <w:t>5b. (1/1)</w:t>
+      </w:r>
+      <w:r>
+        <w:rPr>
+          <w:rFonts w:eastAsiaTheme="minorEastAsia"/>
+          <w:color w:val="00B050"/>
+          <w:sz w:val="20"/>
+          <w:szCs w:val="20"/>
+          <w:lang w:val="en-GB"/>
+        </w:rPr>
+        <w:t xml:space="preserve"> </w:t>
+      </w:r>
+      <w:r>
+        <w:rPr>
+          <w:rFonts w:eastAsiaTheme="minorEastAsia"/>
+          <w:color w:val="00B050"/>
+          <w:sz w:val="20"/>
+          <w:szCs w:val="20"/>
+          <w:lang w:val="en-GB"/>
+        </w:rPr>
+        <w:t xml:space="preserve">+1/1 Split data in estimation </w:t>
+      </w:r>
+      <w:proofErr w:type="spellStart"/>
+      <w:r>
+        <w:rPr>
+          <w:rFonts w:eastAsiaTheme="minorEastAsia"/>
+          <w:color w:val="00B050"/>
+          <w:sz w:val="20"/>
+          <w:szCs w:val="20"/>
+          <w:lang w:val="en-GB"/>
+        </w:rPr>
+        <w:t>en</w:t>
+      </w:r>
+      <w:proofErr w:type="spellEnd"/>
+      <w:r>
+        <w:rPr>
+          <w:rFonts w:eastAsiaTheme="minorEastAsia"/>
+          <w:color w:val="00B050"/>
+          <w:sz w:val="20"/>
+          <w:szCs w:val="20"/>
+          <w:lang w:val="en-GB"/>
+        </w:rPr>
+        <w:t xml:space="preserve"> test sample</w:t>
+      </w:r>
     </w:p>
     <w:p>
       <w:pPr>
-        <w:spacing w:before="195" w:after="195"/>
-        <w:jc w:val="both"/>
-        <w:rPr>
-          <w:rFonts w:eastAsiaTheme="minorEastAsia"/>
-          <w:b/>
-          <w:bCs/>
-        </w:rPr>
-      </w:pPr>
-      <w:bookmarkStart w:id="3" w:name="_Toc211265539"/>
-      <w:r>
         <w:rPr>
           <w:rStyle w:val="Heading2Char"/>
           <w:rFonts w:asciiTheme="minorHAnsi" w:hAnsiTheme="minorHAnsi"/>
           <w:sz w:val="24"/>
           <w:szCs w:val="24"/>
         </w:rPr>
-        <w:t xml:space="preserve">5 </w:t>
-      </w:r>
+      </w:pPr>
+      <w:bookmarkStart w:id="3" w:name="_Toc211265539"/>
       <w:r>
         <w:rPr>
           <w:rStyle w:val="Heading2Char"/>
@@ -6448,15 +7212,65 @@
           <w:sz w:val="24"/>
           <w:szCs w:val="24"/>
         </w:rPr>
-        <w:t>c) Maak eerst een lineair model voor het aantal aanmeldingen. Gebruik hiervoor alleen de estimation sample</w:t>
-      </w:r>
-      <w:bookmarkEnd w:id="3"/>
-      <w:r>
+        <w:br w:type="page"/>
+      </w:r>
+    </w:p>
+    <w:p>
+      <w:pPr>
+        <w:spacing w:before="195" w:after="195"/>
+        <w:jc w:val="both"/>
         <w:rPr>
           <w:rFonts w:eastAsiaTheme="minorEastAsia"/>
           <w:b/>
           <w:bCs/>
         </w:rPr>
+      </w:pPr>
+      <w:r>
+        <w:rPr>
+          <w:rStyle w:val="Heading2Char"/>
+          <w:rFonts w:asciiTheme="minorHAnsi" w:hAnsiTheme="minorHAnsi"/>
+          <w:sz w:val="24"/>
+          <w:szCs w:val="24"/>
+        </w:rPr>
+        <w:lastRenderedPageBreak/>
+        <w:t xml:space="preserve">5 </w:t>
+      </w:r>
+      <w:r>
+        <w:rPr>
+          <w:rStyle w:val="Heading2Char"/>
+          <w:rFonts w:asciiTheme="minorHAnsi" w:hAnsiTheme="minorHAnsi"/>
+          <w:sz w:val="24"/>
+          <w:szCs w:val="24"/>
+        </w:rPr>
+        <w:t xml:space="preserve">c) Maak eerst een lineair model voor het aantal aanmeldingen. Gebruik hiervoor alleen de </w:t>
+      </w:r>
+      <w:proofErr w:type="spellStart"/>
+      <w:r>
+        <w:rPr>
+          <w:rStyle w:val="Heading2Char"/>
+          <w:rFonts w:asciiTheme="minorHAnsi" w:hAnsiTheme="minorHAnsi"/>
+          <w:sz w:val="24"/>
+          <w:szCs w:val="24"/>
+        </w:rPr>
+        <w:t>estimation</w:t>
+      </w:r>
+      <w:proofErr w:type="spellEnd"/>
+      <w:r>
+        <w:rPr>
+          <w:rStyle w:val="Heading2Char"/>
+          <w:rFonts w:asciiTheme="minorHAnsi" w:hAnsiTheme="minorHAnsi"/>
+          <w:sz w:val="24"/>
+          <w:szCs w:val="24"/>
+        </w:rPr>
+        <w:t xml:space="preserve"> sample</w:t>
+      </w:r>
+      <w:bookmarkEnd w:id="3"/>
+      <w:r>
+        <w:rPr>
+          <w:rFonts w:eastAsiaTheme="minorEastAsia"/>
+          <w:b/>
+          <w:bCs/>
+        </w:rPr>
         <w:t>.</w:t>
       </w:r>
     </w:p>
@@ -6479,14 +7293,94 @@
           <w:sz w:val="20"/>
           <w:szCs w:val="20"/>
         </w:rPr>
-        <w:t xml:space="preserve">hebben wij </w:t>
-      </w:r>
-      <w:r>
-        <w:rPr>
-          <w:sz w:val="20"/>
-          <w:szCs w:val="20"/>
-        </w:rPr>
-        <w:t xml:space="preserve"> een lineair regressiemodel toegepast met Ordinary Least Squares (OLS). Hierbij zijn alleen verklarende variabelen (coef) gebruikt die vooraf bekend zijn; variabelen zoals Accept en Enroll zijn bewust buiten beschouwing gelaten, omdat deze het gevolg zijn van het aantal aanmeldingen en geen oorzakelijke rol spelen in de voorspelling van Apps. De geschatte coëfficiënten laten zien welke factoren een significante invloed hebben op het aantal aanmeldingen; variabelen met een lage p-waarde dragen daadwerkelijk bij aan het verklaren van verschillen tussen universiteiten</w:t>
+        <w:t xml:space="preserve">hebben </w:t>
+      </w:r>
+      <w:proofErr w:type="gramStart"/>
+      <w:r>
+        <w:rPr>
+          <w:sz w:val="20"/>
+          <w:szCs w:val="20"/>
+        </w:rPr>
+        <w:t xml:space="preserve">wij </w:t>
+      </w:r>
+      <w:r>
+        <w:rPr>
+          <w:sz w:val="20"/>
+          <w:szCs w:val="20"/>
+        </w:rPr>
+        <w:t xml:space="preserve"> een</w:t>
+      </w:r>
+      <w:proofErr w:type="gramEnd"/>
+      <w:r>
+        <w:rPr>
+          <w:sz w:val="20"/>
+          <w:szCs w:val="20"/>
+        </w:rPr>
+        <w:t> lineair regressiemodel toegepast met </w:t>
+      </w:r>
+      <w:proofErr w:type="spellStart"/>
+      <w:r>
+        <w:rPr>
+          <w:sz w:val="20"/>
+          <w:szCs w:val="20"/>
+        </w:rPr>
+        <w:t>Ordinary</w:t>
+      </w:r>
+      <w:proofErr w:type="spellEnd"/>
+      <w:r>
+        <w:rPr>
+          <w:sz w:val="20"/>
+          <w:szCs w:val="20"/>
+        </w:rPr>
+        <w:t xml:space="preserve"> </w:t>
+      </w:r>
+      <w:proofErr w:type="spellStart"/>
+      <w:r>
+        <w:rPr>
+          <w:sz w:val="20"/>
+          <w:szCs w:val="20"/>
+        </w:rPr>
+        <w:t>Least</w:t>
+      </w:r>
+      <w:proofErr w:type="spellEnd"/>
+      <w:r>
+        <w:rPr>
+          <w:sz w:val="20"/>
+          <w:szCs w:val="20"/>
+        </w:rPr>
+        <w:t xml:space="preserve"> Squares (OLS). Hierbij zijn alleen verklarende variabelen (</w:t>
+      </w:r>
+      <w:proofErr w:type="spellStart"/>
+      <w:r>
+        <w:rPr>
+          <w:sz w:val="20"/>
+          <w:szCs w:val="20"/>
+        </w:rPr>
+        <w:t>coef</w:t>
+      </w:r>
+      <w:proofErr w:type="spellEnd"/>
+      <w:r>
+        <w:rPr>
+          <w:sz w:val="20"/>
+          <w:szCs w:val="20"/>
+        </w:rPr>
+        <w:t>) gebruikt die vooraf bekend zijn; variabelen zoals Accept en </w:t>
+      </w:r>
+      <w:proofErr w:type="spellStart"/>
+      <w:r>
+        <w:rPr>
+          <w:sz w:val="20"/>
+          <w:szCs w:val="20"/>
+        </w:rPr>
+        <w:t>Enroll</w:t>
+      </w:r>
+      <w:proofErr w:type="spellEnd"/>
+      <w:r>
+        <w:rPr>
+          <w:sz w:val="20"/>
+          <w:szCs w:val="20"/>
+        </w:rPr>
+        <w:t> zijn bewust buiten beschouwing gelaten, omdat deze het gevolg zijn van het aantal aanmeldingen en geen oorzakelijke rol spelen in de voorspelling van Apps. De geschatte coëfficiënten laten zien welke factoren een significante invloed hebben op het aantal aanmeldingen; variabelen met een lage p-waarde dragen daadwerkelijk bij aan het verklaren van verschillen tussen universiteiten</w:t>
       </w:r>
       <w:r>
         <w:rPr>
@@ -6561,97 +7455,6 @@
         </w:rPr>
         <w:t>.</w:t>
       </w:r>
-    </w:p>
-    <w:p>
-      <w:pPr>
-        <w:spacing w:before="195" w:after="195"/>
-        <w:jc w:val="both"/>
-        <w:rPr>
-          <w:rFonts w:eastAsiaTheme="minorEastAsia"/>
-          <w:b/>
-          <w:bCs/>
-          <w:sz w:val="20"/>
-          <w:szCs w:val="20"/>
-        </w:rPr>
-      </w:pPr>
-    </w:p>
-    <w:p>
-      <w:pPr>
-        <w:spacing w:before="195" w:after="195"/>
-        <w:jc w:val="both"/>
-        <w:rPr>
-          <w:rFonts w:eastAsiaTheme="minorEastAsia"/>
-          <w:b/>
-          <w:bCs/>
-          <w:sz w:val="20"/>
-          <w:szCs w:val="20"/>
-        </w:rPr>
-      </w:pPr>
-    </w:p>
-    <w:p>
-      <w:pPr>
-        <w:spacing w:before="195" w:after="195"/>
-        <w:jc w:val="both"/>
-        <w:rPr>
-          <w:rFonts w:eastAsiaTheme="minorEastAsia"/>
-          <w:b/>
-          <w:bCs/>
-          <w:sz w:val="20"/>
-          <w:szCs w:val="20"/>
-        </w:rPr>
-      </w:pPr>
-    </w:p>
-    <w:p>
-      <w:pPr>
-        <w:spacing w:before="195" w:after="195"/>
-        <w:jc w:val="both"/>
-        <w:rPr>
-          <w:rFonts w:eastAsiaTheme="minorEastAsia"/>
-          <w:b/>
-          <w:bCs/>
-          <w:sz w:val="20"/>
-          <w:szCs w:val="20"/>
-        </w:rPr>
-      </w:pPr>
-    </w:p>
-    <w:p>
-      <w:pPr>
-        <w:spacing w:before="195" w:after="195"/>
-        <w:jc w:val="both"/>
-        <w:rPr>
-          <w:rFonts w:eastAsiaTheme="minorEastAsia"/>
-          <w:b/>
-          <w:bCs/>
-          <w:sz w:val="20"/>
-          <w:szCs w:val="20"/>
-        </w:rPr>
-      </w:pPr>
-    </w:p>
-    <w:p>
-      <w:pPr>
-        <w:spacing w:before="195" w:after="195"/>
-        <w:jc w:val="both"/>
-        <w:rPr>
-          <w:rFonts w:eastAsiaTheme="minorEastAsia"/>
-          <w:b/>
-          <w:bCs/>
-          <w:sz w:val="20"/>
-          <w:szCs w:val="20"/>
-        </w:rPr>
-      </w:pPr>
-    </w:p>
-    <w:p>
-      <w:pPr>
-        <w:spacing w:before="195" w:after="195"/>
-        <w:jc w:val="both"/>
-        <w:rPr>
-          <w:rFonts w:eastAsiaTheme="minorEastAsia"/>
-          <w:b/>
-          <w:bCs/>
-          <w:sz w:val="20"/>
-          <w:szCs w:val="20"/>
-        </w:rPr>
-      </w:pPr>
     </w:p>
     <w:p>
       <w:pPr>
@@ -6854,6 +7657,7 @@
                 <w:sz w:val="20"/>
                 <w:szCs w:val="20"/>
               </w:rPr>
+              <w:lastRenderedPageBreak/>
               <w:drawing>
                 <wp:anchor distT="0" distB="0" distL="114300" distR="114300" simplePos="0" relativeHeight="251658244" behindDoc="0" locked="0" layoutInCell="1" allowOverlap="1" wp14:anchorId="60DE9DD0" wp14:editId="202B7F1D">
                   <wp:simplePos x="0" y="0"/>
@@ -6916,12 +7720,86 @@
     </w:tbl>
     <w:p>
       <w:pPr>
+        <w:autoSpaceDE w:val="0"/>
+        <w:autoSpaceDN w:val="0"/>
+        <w:adjustRightInd w:val="0"/>
+        <w:spacing w:after="0" w:line="240" w:lineRule="auto"/>
+        <w:rPr>
+          <w:rFonts w:ascii="AppleSystemUIFont" w:hAnsi="AppleSystemUIFont" w:cs="AppleSystemUIFont"/>
+          <w:color w:val="00B050"/>
+          <w:kern w:val="0"/>
+          <w:sz w:val="26"/>
+          <w:szCs w:val="26"/>
+          <w:lang w:val="en-GB"/>
+        </w:rPr>
+      </w:pPr>
+      <w:r>
+        <w:rPr>
+          <w:rFonts w:ascii="AppleSystemUIFont" w:hAnsi="AppleSystemUIFont" w:cs="AppleSystemUIFont"/>
+          <w:color w:val="00B050"/>
+          <w:kern w:val="0"/>
+          <w:sz w:val="26"/>
+          <w:szCs w:val="26"/>
+          <w:lang w:val="en-GB"/>
+        </w:rPr>
+        <w:t>5</w:t>
+      </w:r>
+      <w:proofErr w:type="gramStart"/>
+      <w:r>
+        <w:rPr>
+          <w:rFonts w:ascii="AppleSystemUIFont" w:hAnsi="AppleSystemUIFont" w:cs="AppleSystemUIFont"/>
+          <w:color w:val="00B050"/>
+          <w:kern w:val="0"/>
+          <w:sz w:val="26"/>
+          <w:szCs w:val="26"/>
+          <w:lang w:val="en-GB"/>
+        </w:rPr>
+        <w:t>c.(</w:t>
+      </w:r>
+      <w:proofErr w:type="gramEnd"/>
+      <w:r>
+        <w:rPr>
+          <w:rFonts w:ascii="AppleSystemUIFont" w:hAnsi="AppleSystemUIFont" w:cs="AppleSystemUIFont"/>
+          <w:color w:val="00B050"/>
+          <w:kern w:val="0"/>
+          <w:sz w:val="26"/>
+          <w:szCs w:val="26"/>
+          <w:lang w:val="en-GB"/>
+        </w:rPr>
+        <w:t>1/1)</w:t>
+      </w:r>
+      <w:r>
+        <w:rPr>
+          <w:rFonts w:ascii="AppleSystemUIFont" w:hAnsi="AppleSystemUIFont" w:cs="AppleSystemUIFont"/>
+          <w:color w:val="00B050"/>
+          <w:kern w:val="0"/>
+          <w:sz w:val="26"/>
+          <w:szCs w:val="26"/>
+          <w:lang w:val="en-GB"/>
+        </w:rPr>
+        <w:t xml:space="preserve"> </w:t>
+      </w:r>
+      <w:r>
+        <w:rPr>
+          <w:rFonts w:ascii="AppleSystemUIFont" w:hAnsi="AppleSystemUIFont" w:cs="AppleSystemUIFont"/>
+          <w:color w:val="00B050"/>
+          <w:kern w:val="0"/>
+          <w:sz w:val="26"/>
+          <w:szCs w:val="26"/>
+          <w:lang w:val="en-GB"/>
+        </w:rPr>
+        <w:t>+1/1 Linear model met estimation sample</w:t>
+      </w:r>
+    </w:p>
+    <w:p>
+      <w:pPr>
         <w:spacing w:before="195" w:after="195"/>
         <w:jc w:val="both"/>
         <w:rPr>
           <w:rFonts w:eastAsiaTheme="minorEastAsia"/>
           <w:b/>
           <w:bCs/>
+          <w:lang w:val="en-US"/>
         </w:rPr>
       </w:pPr>
     </w:p>
@@ -6929,28 +7807,46 @@
       <w:pPr>
         <w:pStyle w:val="Heading2"/>
         <w:jc w:val="both"/>
-        <w:rPr>
-          <w:rFonts w:asciiTheme="minorHAnsi" w:hAnsiTheme="minorHAnsi" w:hint="eastAsia"/>
-          <w:sz w:val="24"/>
-          <w:szCs w:val="24"/>
-        </w:rPr>
-      </w:pPr>
-      <w:bookmarkStart w:id="4" w:name="_Toc211265540"/>
-      <w:r>
         <w:rPr>
           <w:rFonts w:asciiTheme="minorHAnsi" w:hAnsiTheme="minorHAnsi"/>
           <w:sz w:val="24"/>
           <w:szCs w:val="24"/>
         </w:rPr>
-        <w:t>5 d) Pas backward elimination toe om het aantal variabelen terug te brengen.</w:t>
-      </w:r>
-      <w:bookmarkEnd w:id="4"/>
+      </w:pPr>
+      <w:bookmarkStart w:id="4" w:name="_Toc211265540"/>
       <w:r>
         <w:rPr>
           <w:rFonts w:asciiTheme="minorHAnsi" w:hAnsiTheme="minorHAnsi"/>
           <w:sz w:val="24"/>
           <w:szCs w:val="24"/>
         </w:rPr>
+        <w:t xml:space="preserve">5 d) Pas backward </w:t>
+      </w:r>
+      <w:proofErr w:type="spellStart"/>
+      <w:r>
+        <w:rPr>
+          <w:rFonts w:asciiTheme="minorHAnsi" w:hAnsiTheme="minorHAnsi"/>
+          <w:sz w:val="24"/>
+          <w:szCs w:val="24"/>
+        </w:rPr>
+        <w:t>elimination</w:t>
+      </w:r>
+      <w:proofErr w:type="spellEnd"/>
+      <w:r>
+        <w:rPr>
+          <w:rFonts w:asciiTheme="minorHAnsi" w:hAnsiTheme="minorHAnsi"/>
+          <w:sz w:val="24"/>
+          <w:szCs w:val="24"/>
+        </w:rPr>
+        <w:t xml:space="preserve"> toe om het aantal variabelen terug te brengen.</w:t>
+      </w:r>
+      <w:bookmarkEnd w:id="4"/>
+      <w:r>
+        <w:rPr>
+          <w:rFonts w:asciiTheme="minorHAnsi" w:hAnsiTheme="minorHAnsi"/>
+          <w:sz w:val="24"/>
+          <w:szCs w:val="24"/>
+        </w:rPr>
         <w:t xml:space="preserve"> </w:t>
       </w:r>
     </w:p>
@@ -6966,7 +7862,23 @@
           <w:sz w:val="20"/>
           <w:szCs w:val="20"/>
         </w:rPr>
-        <w:t>Met backward elimination verwijderen we eerst handmatig variabelen met een p-waarde hoger dan 0</w:t>
+        <w:t xml:space="preserve">Met backward </w:t>
+      </w:r>
+      <w:proofErr w:type="spellStart"/>
+      <w:r>
+        <w:rPr>
+          <w:sz w:val="20"/>
+          <w:szCs w:val="20"/>
+        </w:rPr>
+        <w:t>elimination</w:t>
+      </w:r>
+      <w:proofErr w:type="spellEnd"/>
+      <w:r>
+        <w:rPr>
+          <w:sz w:val="20"/>
+          <w:szCs w:val="20"/>
+        </w:rPr>
+        <w:t xml:space="preserve"> verwijderen we eerst handmatig variabelen met een p-waarde hoger dan 0</w:t>
       </w:r>
       <w:r>
         <w:rPr>
@@ -6986,49 +7898,250 @@
     <w:p>
       <w:pPr>
         <w:rPr>
-          <w:sz w:val="20"/>
-          <w:szCs w:val="20"/>
-        </w:rPr>
-      </w:pPr>
+          <w:b/>
+          <w:bCs/>
+          <w:sz w:val="20"/>
+          <w:szCs w:val="20"/>
+          <w:u w:val="single"/>
+        </w:rPr>
+      </w:pPr>
+      <w:r>
+        <w:rPr>
+          <w:b/>
+          <w:bCs/>
+          <w:sz w:val="20"/>
+          <w:szCs w:val="20"/>
+          <w:u w:val="single"/>
+        </w:rPr>
+        <w:t xml:space="preserve">Variabelen met </w:t>
+      </w:r>
+      <w:r>
+        <w:rPr>
+          <w:b/>
+          <w:bCs/>
+          <w:sz w:val="20"/>
+          <w:szCs w:val="20"/>
+          <w:u w:val="single"/>
+        </w:rPr>
+        <w:t>p&gt;0.05</w:t>
+      </w:r>
     </w:p>
     <w:p>
       <w:pPr>
-        <w:rPr>
-          <w:sz w:val="20"/>
-          <w:szCs w:val="20"/>
-        </w:rPr>
-      </w:pPr>
+        <w:pStyle w:val="NoSpacing"/>
+        <w:rPr>
+          <w:sz w:val="20"/>
+          <w:szCs w:val="20"/>
+        </w:rPr>
+      </w:pPr>
+      <w:r>
+        <w:rPr>
+          <w:sz w:val="20"/>
+          <w:szCs w:val="20"/>
+        </w:rPr>
+        <w:t>Top25perc         p = 0.289</w:t>
+      </w:r>
     </w:p>
     <w:p>
       <w:pPr>
+        <w:pStyle w:val="NoSpacing"/>
+        <w:rPr>
+          <w:sz w:val="20"/>
+          <w:szCs w:val="20"/>
+          <w:lang w:val="en-US"/>
+        </w:rPr>
+      </w:pPr>
+      <w:proofErr w:type="spellStart"/>
+      <w:r>
+        <w:rPr>
+          <w:sz w:val="20"/>
+          <w:szCs w:val="20"/>
+          <w:lang w:val="en-US"/>
+        </w:rPr>
+        <w:t>P_Undergrad</w:t>
+      </w:r>
+      <w:proofErr w:type="spellEnd"/>
+      <w:r>
+        <w:rPr>
+          <w:sz w:val="20"/>
+          <w:szCs w:val="20"/>
+          <w:lang w:val="en-US"/>
+        </w:rPr>
+        <w:t xml:space="preserve">    p = 0.236</w:t>
+      </w:r>
+    </w:p>
+    <w:p>
+      <w:pPr>
+        <w:pStyle w:val="NoSpacing"/>
+        <w:rPr>
+          <w:sz w:val="20"/>
+          <w:szCs w:val="20"/>
+          <w:lang w:val="en-US"/>
+        </w:rPr>
+      </w:pPr>
+      <w:r>
+        <w:rPr>
+          <w:sz w:val="20"/>
+          <w:szCs w:val="20"/>
+          <w:lang w:val="en-US"/>
+        </w:rPr>
+        <w:t>Books                  p = 0.707</w:t>
+      </w:r>
+    </w:p>
+    <w:p>
+      <w:pPr>
+        <w:pStyle w:val="NoSpacing"/>
+        <w:rPr>
+          <w:sz w:val="20"/>
+          <w:szCs w:val="20"/>
+          <w:lang w:val="en-US"/>
+        </w:rPr>
+      </w:pPr>
+      <w:r>
+        <w:rPr>
+          <w:sz w:val="20"/>
+          <w:szCs w:val="20"/>
+          <w:lang w:val="en-US"/>
+        </w:rPr>
+        <w:t>Personal             p = 0.588</w:t>
+      </w:r>
+    </w:p>
+    <w:p>
+      <w:pPr>
+        <w:pStyle w:val="NoSpacing"/>
+        <w:rPr>
+          <w:sz w:val="20"/>
+          <w:szCs w:val="20"/>
+          <w:lang w:val="en-US"/>
+        </w:rPr>
+      </w:pPr>
+      <w:r>
+        <w:rPr>
+          <w:sz w:val="20"/>
+          <w:szCs w:val="20"/>
+          <w:lang w:val="en-US"/>
+        </w:rPr>
+        <w:t>PhD                       p = 0.992</w:t>
+      </w:r>
+    </w:p>
+    <w:p>
+      <w:pPr>
+        <w:pStyle w:val="NoSpacing"/>
+        <w:rPr>
+          <w:sz w:val="20"/>
+          <w:szCs w:val="20"/>
+          <w:lang w:val="en-US"/>
+        </w:rPr>
+      </w:pPr>
+      <w:r>
+        <w:rPr>
+          <w:sz w:val="20"/>
+          <w:szCs w:val="20"/>
+          <w:lang w:val="en-US"/>
+        </w:rPr>
+        <w:t>Terminal              p = 0.225</w:t>
+      </w:r>
+    </w:p>
+    <w:p>
+      <w:pPr>
+        <w:pStyle w:val="NoSpacing"/>
+        <w:rPr>
+          <w:sz w:val="20"/>
+          <w:szCs w:val="20"/>
+        </w:rPr>
+      </w:pPr>
+      <w:proofErr w:type="spellStart"/>
+      <w:r>
+        <w:rPr>
+          <w:sz w:val="20"/>
+          <w:szCs w:val="20"/>
+        </w:rPr>
+        <w:t>S_F_Ratio</w:t>
+      </w:r>
+      <w:proofErr w:type="spellEnd"/>
+      <w:r>
+        <w:rPr>
+          <w:sz w:val="20"/>
+          <w:szCs w:val="20"/>
+        </w:rPr>
+        <w:t xml:space="preserve">           p = 0.597</w:t>
+      </w:r>
+    </w:p>
+    <w:p>
+      <w:pPr>
+        <w:pStyle w:val="NoSpacing"/>
+        <w:rPr>
+          <w:sz w:val="20"/>
+          <w:szCs w:val="20"/>
+        </w:rPr>
+      </w:pPr>
+    </w:p>
+    <w:p>
+      <w:pPr>
+        <w:pStyle w:val="NoSpacing"/>
+        <w:rPr>
+          <w:sz w:val="20"/>
+          <w:szCs w:val="20"/>
+        </w:rPr>
+      </w:pPr>
+      <w:r>
         <w:rPr>
           <w:b/>
           <w:bCs/>
           <w:sz w:val="20"/>
           <w:szCs w:val="20"/>
-          <w:u w:val="single"/>
-        </w:rPr>
-      </w:pPr>
+        </w:rPr>
+        <w:t>Aanpak</w:t>
+      </w:r>
       <w:r>
         <w:rPr>
           <w:b/>
           <w:bCs/>
           <w:sz w:val="20"/>
           <w:szCs w:val="20"/>
-          <w:u w:val="single"/>
-        </w:rPr>
-        <w:t xml:space="preserve">Variabelen met </w:t>
-      </w:r>
-      <w:r>
+        </w:rPr>
+        <w:t>:</w:t>
+      </w:r>
+      <w:r>
+        <w:rPr>
+          <w:sz w:val="20"/>
+          <w:szCs w:val="20"/>
+        </w:rPr>
+        <w:br/>
+        <w:t>We verwijderen handmatig een voorbeeldvariabele met een p-waarde groter dan 0</w:t>
+      </w:r>
+      <w:r>
+        <w:rPr>
+          <w:sz w:val="20"/>
+          <w:szCs w:val="20"/>
+        </w:rPr>
+        <w:t>.</w:t>
+      </w:r>
+      <w:r>
+        <w:rPr>
+          <w:sz w:val="20"/>
+          <w:szCs w:val="20"/>
+        </w:rPr>
+        <w:t>05 uit het regressiemodel. Na elke verwijdering beoordelen we het effect op de aangepaste R² (Adj. R²). Dit proces herhalen we voor alle niet-significante variabelen.</w:t>
+      </w:r>
+      <w:r>
+        <w:rPr>
+          <w:sz w:val="20"/>
+          <w:szCs w:val="20"/>
+        </w:rPr>
+        <w:t xml:space="preserve"> </w:t>
+      </w:r>
+    </w:p>
+    <w:p>
+      <w:pPr>
+        <w:pStyle w:val="NoSpacing"/>
         <w:rPr>
           <w:b/>
           <w:bCs/>
           <w:sz w:val="20"/>
           <w:szCs w:val="20"/>
-          <w:u w:val="single"/>
-        </w:rPr>
-        <w:t>p&gt;0.05</w:t>
-      </w:r>
+        </w:rPr>
+      </w:pPr>
     </w:p>
     <w:p>
       <w:pPr>
@@ -7040,10 +8153,20 @@
       </w:pPr>
       <w:r>
         <w:rPr>
-          <w:sz w:val="20"/>
-          <w:szCs w:val="20"/>
-        </w:rPr>
-        <w:t>Top25perc         p = 0.289</w:t>
+          <w:b/>
+          <w:bCs/>
+          <w:sz w:val="20"/>
+          <w:szCs w:val="20"/>
+        </w:rPr>
+        <w:t>Conclusie:</w:t>
+      </w:r>
+      <w:r>
+        <w:rPr>
+          <w:sz w:val="20"/>
+          <w:szCs w:val="20"/>
+        </w:rPr>
+        <w:br/>
+        <w:t>Het verwijderen van variabelen met een hoge p-waarde (&gt; 0,05) leidt doorgaans tot een stijging van de aangepaste R². Hierdoor wordt het model efficiënter en bevat het alleen significante voorspellers</w:t>
       </w:r>
     </w:p>
     <w:p>
@@ -7054,368 +8177,210 @@
           <w:szCs w:val="20"/>
         </w:rPr>
       </w:pPr>
-      <w:r>
-        <w:rPr>
-          <w:sz w:val="20"/>
-          <w:szCs w:val="20"/>
-        </w:rPr>
-        <w:t>P_Undergrad    p = 0.236</w:t>
-      </w:r>
     </w:p>
     <w:p>
       <w:pPr>
         <w:pStyle w:val="NoSpacing"/>
         <w:rPr>
-          <w:sz w:val="20"/>
-          <w:szCs w:val="20"/>
-        </w:rPr>
-      </w:pPr>
-      <w:r>
-        <w:rPr>
-          <w:sz w:val="20"/>
-          <w:szCs w:val="20"/>
-        </w:rPr>
-        <w:t>Books                  p = 0.707</w:t>
+          <w:b/>
+          <w:bCs/>
+          <w:sz w:val="20"/>
+          <w:szCs w:val="20"/>
+        </w:rPr>
+      </w:pPr>
+      <w:r>
+        <w:rPr>
+          <w:b/>
+          <w:bCs/>
+          <w:sz w:val="20"/>
+          <w:szCs w:val="20"/>
+        </w:rPr>
+        <w:t>Uitwerking verwijderen van</w:t>
+      </w:r>
+      <w:r>
+        <w:rPr>
+          <w:b/>
+          <w:bCs/>
+          <w:sz w:val="20"/>
+          <w:szCs w:val="20"/>
+        </w:rPr>
+        <w:t xml:space="preserve"> een voorbeeld</w:t>
+      </w:r>
+      <w:r>
+        <w:rPr>
+          <w:b/>
+          <w:bCs/>
+          <w:sz w:val="20"/>
+          <w:szCs w:val="20"/>
+        </w:rPr>
+        <w:t xml:space="preserve"> </w:t>
+      </w:r>
+      <w:proofErr w:type="spellStart"/>
+      <w:r>
+        <w:rPr>
+          <w:b/>
+          <w:bCs/>
+          <w:sz w:val="20"/>
+          <w:szCs w:val="20"/>
+        </w:rPr>
+        <w:t>S_F_Ratio</w:t>
+      </w:r>
+      <w:proofErr w:type="spellEnd"/>
+      <w:r>
+        <w:rPr>
+          <w:b/>
+          <w:bCs/>
+          <w:sz w:val="20"/>
+          <w:szCs w:val="20"/>
+        </w:rPr>
+        <w:t xml:space="preserve"> variabel:</w:t>
       </w:r>
     </w:p>
     <w:p>
       <w:pPr>
-        <w:pStyle w:val="NoSpacing"/>
-        <w:rPr>
-          <w:sz w:val="20"/>
-          <w:szCs w:val="20"/>
-        </w:rPr>
-      </w:pPr>
-      <w:r>
-        <w:rPr>
-          <w:sz w:val="20"/>
-          <w:szCs w:val="20"/>
-        </w:rPr>
-        <w:t>Personal             p = 0.588</w:t>
+        <w:rPr>
+          <w:sz w:val="20"/>
+          <w:szCs w:val="20"/>
+        </w:rPr>
+      </w:pPr>
+      <w:r>
+        <w:rPr>
+          <w:sz w:val="20"/>
+          <w:szCs w:val="20"/>
+        </w:rPr>
+        <w:t>Na het verwijderen van </w:t>
+      </w:r>
+      <w:proofErr w:type="spellStart"/>
+      <w:r>
+        <w:rPr>
+          <w:sz w:val="20"/>
+          <w:szCs w:val="20"/>
+        </w:rPr>
+        <w:t>S_F_Ratio</w:t>
+      </w:r>
+      <w:proofErr w:type="spellEnd"/>
+      <w:r>
+        <w:rPr>
+          <w:sz w:val="20"/>
+          <w:szCs w:val="20"/>
+        </w:rPr>
+        <w:t> uit het model stijgt de aangepaste R² (Adj. R²) van bijvoorbeeld 0,740 naar 0,742.</w:t>
+      </w:r>
+      <w:r>
+        <w:rPr>
+          <w:sz w:val="20"/>
+          <w:szCs w:val="20"/>
+        </w:rPr>
+        <w:br/>
+        <w:t>Dit cijfermatige verschil laat zien dat het model na het schrappen van een niet-significante variabele iets meer variantie in het aantal aanmeldingen verklaart.</w:t>
       </w:r>
     </w:p>
     <w:p>
       <w:pPr>
-        <w:pStyle w:val="NoSpacing"/>
-        <w:rPr>
-          <w:sz w:val="20"/>
-          <w:szCs w:val="20"/>
-        </w:rPr>
-      </w:pPr>
-      <w:r>
-        <w:rPr>
-          <w:sz w:val="20"/>
-          <w:szCs w:val="20"/>
-        </w:rPr>
-        <w:t>PhD                       p = 0.992</w:t>
+        <w:rPr>
+          <w:sz w:val="20"/>
+          <w:szCs w:val="20"/>
+        </w:rPr>
+      </w:pPr>
+      <w:r>
+        <w:rPr>
+          <w:sz w:val="20"/>
+          <w:szCs w:val="20"/>
+        </w:rPr>
+        <w:br/>
+      </w:r>
+      <w:r>
+        <w:rPr>
+          <w:b/>
+          <w:bCs/>
+          <w:sz w:val="20"/>
+          <w:szCs w:val="20"/>
+        </w:rPr>
+        <w:t xml:space="preserve">Conclusie: </w:t>
+      </w:r>
+      <w:r>
+        <w:rPr>
+          <w:sz w:val="20"/>
+          <w:szCs w:val="20"/>
+        </w:rPr>
+        <w:t>het handmatig verwijderen van variabelen met een hoge p-waarde (&gt; 0</w:t>
+      </w:r>
+      <w:r>
+        <w:rPr>
+          <w:sz w:val="20"/>
+          <w:szCs w:val="20"/>
+        </w:rPr>
+        <w:t>.</w:t>
+      </w:r>
+      <w:r>
+        <w:rPr>
+          <w:sz w:val="20"/>
+          <w:szCs w:val="20"/>
+        </w:rPr>
+        <w:t>05) verbetert de modelkwaliteit aantoonbaar.</w:t>
       </w:r>
     </w:p>
     <w:p>
       <w:pPr>
-        <w:pStyle w:val="NoSpacing"/>
-        <w:rPr>
-          <w:sz w:val="20"/>
-          <w:szCs w:val="20"/>
-        </w:rPr>
-      </w:pPr>
-      <w:r>
-        <w:rPr>
-          <w:sz w:val="20"/>
-          <w:szCs w:val="20"/>
-        </w:rPr>
-        <w:t>Terminal              p = 0.225</w:t>
+        <w:jc w:val="both"/>
+        <w:rPr>
+          <w:rFonts w:eastAsiaTheme="minorEastAsia"/>
+          <w:i/>
+          <w:iCs/>
+          <w:sz w:val="20"/>
+          <w:szCs w:val="20"/>
+          <w:u w:val="single"/>
+        </w:rPr>
+      </w:pPr>
+      <w:r>
+        <w:rPr>
+          <w:rFonts w:eastAsiaTheme="minorEastAsia"/>
+          <w:i/>
+          <w:iCs/>
+          <w:sz w:val="20"/>
+          <w:szCs w:val="20"/>
+          <w:u w:val="single"/>
+        </w:rPr>
+        <w:t>Print screen van de uitkomsten</w:t>
+      </w:r>
+      <w:r>
+        <w:rPr>
+          <w:rFonts w:eastAsiaTheme="minorEastAsia"/>
+          <w:i/>
+          <w:iCs/>
+          <w:sz w:val="20"/>
+          <w:szCs w:val="20"/>
+          <w:u w:val="single"/>
+        </w:rPr>
+        <w:t xml:space="preserve"> adj. R-</w:t>
+      </w:r>
+      <w:proofErr w:type="spellStart"/>
+      <w:r>
+        <w:rPr>
+          <w:rFonts w:eastAsiaTheme="minorEastAsia"/>
+          <w:i/>
+          <w:iCs/>
+          <w:sz w:val="20"/>
+          <w:szCs w:val="20"/>
+          <w:u w:val="single"/>
+        </w:rPr>
+        <w:t>squared</w:t>
+      </w:r>
+      <w:proofErr w:type="spellEnd"/>
+      <w:r>
+        <w:rPr>
+          <w:rFonts w:eastAsiaTheme="minorEastAsia"/>
+          <w:i/>
+          <w:iCs/>
+          <w:sz w:val="20"/>
+          <w:szCs w:val="20"/>
+          <w:u w:val="single"/>
+        </w:rPr>
+        <w:t>:</w:t>
       </w:r>
     </w:p>
     <w:p>
       <w:pPr>
-        <w:pStyle w:val="NoSpacing"/>
-        <w:rPr>
-          <w:sz w:val="20"/>
-          <w:szCs w:val="20"/>
-        </w:rPr>
-      </w:pPr>
-      <w:r>
-        <w:rPr>
-          <w:sz w:val="20"/>
-          <w:szCs w:val="20"/>
-        </w:rPr>
-        <w:t>S_F_Ratio           p = 0.597</w:t>
-      </w:r>
-    </w:p>
-    <w:p>
-      <w:pPr>
-        <w:pStyle w:val="NoSpacing"/>
-        <w:rPr>
-          <w:sz w:val="20"/>
-          <w:szCs w:val="20"/>
-        </w:rPr>
-      </w:pPr>
-    </w:p>
-    <w:p>
-      <w:pPr>
-        <w:pStyle w:val="NoSpacing"/>
-        <w:rPr>
-          <w:sz w:val="20"/>
-          <w:szCs w:val="20"/>
-        </w:rPr>
-      </w:pPr>
-      <w:r>
-        <w:rPr>
-          <w:b/>
-          <w:bCs/>
-          <w:sz w:val="20"/>
-          <w:szCs w:val="20"/>
-        </w:rPr>
-        <w:t>Aanpak</w:t>
-      </w:r>
-      <w:r>
-        <w:rPr>
-          <w:b/>
-          <w:bCs/>
-          <w:sz w:val="20"/>
-          <w:szCs w:val="20"/>
-        </w:rPr>
-        <w:t>:</w:t>
-      </w:r>
-      <w:r>
-        <w:rPr>
-          <w:sz w:val="20"/>
-          <w:szCs w:val="20"/>
-        </w:rPr>
-        <w:br/>
-        <w:t>We verwijderen handmatig een voorbeeldvariabele met een p-waarde groter dan 0</w:t>
-      </w:r>
-      <w:r>
-        <w:rPr>
-          <w:sz w:val="20"/>
-          <w:szCs w:val="20"/>
-        </w:rPr>
-        <w:t>.</w:t>
-      </w:r>
-      <w:r>
-        <w:rPr>
-          <w:sz w:val="20"/>
-          <w:szCs w:val="20"/>
-        </w:rPr>
-        <w:t>05 uit het regressiemodel. Na elke verwijdering beoordelen we het effect op de aangepaste R² (Adj. R²). Dit proces herhalen we voor alle niet-significante variabelen.</w:t>
-      </w:r>
-      <w:r>
-        <w:rPr>
-          <w:sz w:val="20"/>
-          <w:szCs w:val="20"/>
-        </w:rPr>
-        <w:t xml:space="preserve"> </w:t>
-      </w:r>
-    </w:p>
-    <w:p>
-      <w:pPr>
-        <w:pStyle w:val="NoSpacing"/>
-        <w:rPr>
-          <w:b/>
-          <w:bCs/>
-          <w:sz w:val="20"/>
-          <w:szCs w:val="20"/>
-        </w:rPr>
-      </w:pPr>
-    </w:p>
-    <w:p>
-      <w:pPr>
-        <w:pStyle w:val="NoSpacing"/>
-        <w:rPr>
-          <w:sz w:val="20"/>
-          <w:szCs w:val="20"/>
-        </w:rPr>
-      </w:pPr>
-      <w:r>
-        <w:rPr>
-          <w:b/>
-          <w:bCs/>
-          <w:sz w:val="20"/>
-          <w:szCs w:val="20"/>
-        </w:rPr>
-        <w:t>Conclusie:</w:t>
-      </w:r>
-      <w:r>
-        <w:rPr>
-          <w:sz w:val="20"/>
-          <w:szCs w:val="20"/>
-        </w:rPr>
-        <w:br/>
-        <w:t>Het verwijderen van variabelen met een hoge p-waarde (&gt; 0,05) leidt doorgaans tot een stijging van de aangepaste R². Hierdoor wordt het model efficiënter en bevat het alleen significante voorspellers</w:t>
-      </w:r>
-    </w:p>
-    <w:p>
-      <w:pPr>
-        <w:pStyle w:val="NoSpacing"/>
-        <w:rPr>
-          <w:sz w:val="20"/>
-          <w:szCs w:val="20"/>
-        </w:rPr>
-      </w:pPr>
-    </w:p>
-    <w:p>
-      <w:pPr>
-        <w:pStyle w:val="NoSpacing"/>
-        <w:rPr>
-          <w:b/>
-          <w:bCs/>
-          <w:sz w:val="20"/>
-          <w:szCs w:val="20"/>
-        </w:rPr>
-      </w:pPr>
-      <w:r>
-        <w:rPr>
-          <w:b/>
-          <w:bCs/>
-          <w:sz w:val="20"/>
-          <w:szCs w:val="20"/>
-        </w:rPr>
-        <w:t>Uitwerking verwijderen van</w:t>
-      </w:r>
-      <w:r>
-        <w:rPr>
-          <w:b/>
-          <w:bCs/>
-          <w:sz w:val="20"/>
-          <w:szCs w:val="20"/>
-        </w:rPr>
-        <w:t xml:space="preserve"> een voorbeeld</w:t>
-      </w:r>
-      <w:r>
-        <w:rPr>
-          <w:b/>
-          <w:bCs/>
-          <w:sz w:val="20"/>
-          <w:szCs w:val="20"/>
-        </w:rPr>
-        <w:t xml:space="preserve"> </w:t>
-      </w:r>
-      <w:r>
-        <w:rPr>
-          <w:b/>
-          <w:bCs/>
-          <w:sz w:val="20"/>
-          <w:szCs w:val="20"/>
-        </w:rPr>
-        <w:t>S_F_Ratio variabel:</w:t>
-      </w:r>
-    </w:p>
-    <w:p>
-      <w:pPr>
-        <w:rPr>
-          <w:sz w:val="20"/>
-          <w:szCs w:val="20"/>
-        </w:rPr>
-      </w:pPr>
-      <w:r>
-        <w:rPr>
-          <w:sz w:val="20"/>
-          <w:szCs w:val="20"/>
-        </w:rPr>
-        <w:t>Na het verwijderen van S_F_Ratio uit het model stijgt de aangepaste R² (Adj. R²) van bijvoorbeeld 0,740 naar 0,742.</w:t>
-      </w:r>
-      <w:r>
-        <w:rPr>
-          <w:sz w:val="20"/>
-          <w:szCs w:val="20"/>
-        </w:rPr>
-        <w:br/>
-        <w:t>Dit cijfermatige verschil laat zien dat het model na het schrappen van een niet-significante variabele iets meer variantie in het aantal aanmeldingen verklaart.</w:t>
-      </w:r>
-    </w:p>
-    <w:p>
-      <w:pPr>
-        <w:rPr>
-          <w:sz w:val="20"/>
-          <w:szCs w:val="20"/>
-        </w:rPr>
-      </w:pPr>
-      <w:r>
-        <w:rPr>
-          <w:sz w:val="20"/>
-          <w:szCs w:val="20"/>
-        </w:rPr>
-        <w:br/>
-      </w:r>
-      <w:r>
-        <w:rPr>
-          <w:b/>
-          <w:bCs/>
-          <w:sz w:val="20"/>
-          <w:szCs w:val="20"/>
-        </w:rPr>
-        <w:t xml:space="preserve">Conclusie: </w:t>
-      </w:r>
-      <w:r>
-        <w:rPr>
-          <w:sz w:val="20"/>
-          <w:szCs w:val="20"/>
-        </w:rPr>
-        <w:t>het handmatig verwijderen van variabelen met een hoge p-waarde (&gt; 0</w:t>
-      </w:r>
-      <w:r>
-        <w:rPr>
-          <w:sz w:val="20"/>
-          <w:szCs w:val="20"/>
-        </w:rPr>
-        <w:t>.</w:t>
-      </w:r>
-      <w:r>
-        <w:rPr>
-          <w:sz w:val="20"/>
-          <w:szCs w:val="20"/>
-        </w:rPr>
-        <w:t>05) verbetert de modelkwaliteit aantoonbaar.</w:t>
-      </w:r>
-    </w:p>
-    <w:p>
-      <w:pPr>
-        <w:jc w:val="both"/>
-        <w:rPr>
-          <w:rFonts w:eastAsiaTheme="minorEastAsia"/>
-          <w:i/>
-          <w:iCs/>
-          <w:sz w:val="20"/>
-          <w:szCs w:val="20"/>
-          <w:u w:val="single"/>
-        </w:rPr>
-      </w:pPr>
-      <w:r>
-        <w:rPr>
-          <w:rFonts w:eastAsiaTheme="minorEastAsia"/>
-          <w:i/>
-          <w:iCs/>
-          <w:sz w:val="20"/>
-          <w:szCs w:val="20"/>
-          <w:u w:val="single"/>
-        </w:rPr>
-        <w:t>Print screen van de uitkomsten</w:t>
-      </w:r>
-      <w:r>
-        <w:rPr>
-          <w:rFonts w:eastAsiaTheme="minorEastAsia"/>
-          <w:i/>
-          <w:iCs/>
-          <w:sz w:val="20"/>
-          <w:szCs w:val="20"/>
-          <w:u w:val="single"/>
-        </w:rPr>
-        <w:t xml:space="preserve"> adj. R-squared</w:t>
-      </w:r>
-      <w:r>
-        <w:rPr>
-          <w:rFonts w:eastAsiaTheme="minorEastAsia"/>
-          <w:i/>
-          <w:iCs/>
-          <w:sz w:val="20"/>
-          <w:szCs w:val="20"/>
-          <w:u w:val="single"/>
-        </w:rPr>
-        <w:t>:</w:t>
-      </w:r>
-    </w:p>
-    <w:p>
-      <w:pPr>
         <w:rPr>
           <w:sz w:val="20"/>
           <w:szCs w:val="20"/>
@@ -7427,6 +8392,7 @@
           <w:sz w:val="20"/>
           <w:szCs w:val="20"/>
         </w:rPr>
+        <w:lastRenderedPageBreak/>
         <w:drawing>
           <wp:inline distT="0" distB="0" distL="0" distR="0" wp14:anchorId="62F63737" wp14:editId="03987135">
             <wp:extent cx="5673437" cy="1717675"/>
@@ -7497,8 +8463,17 @@
           <w:sz w:val="20"/>
           <w:szCs w:val="20"/>
         </w:rPr>
-        <w:t>Door gebruik te maken van een dynamische backward elimination</w:t>
-      </w:r>
+        <w:t xml:space="preserve">Door gebruik te maken van een dynamische backward </w:t>
+      </w:r>
+      <w:proofErr w:type="spellStart"/>
+      <w:r>
+        <w:rPr>
+          <w:sz w:val="20"/>
+          <w:szCs w:val="20"/>
+        </w:rPr>
+        <w:t>elimination</w:t>
+      </w:r>
+      <w:proofErr w:type="spellEnd"/>
       <w:r>
         <w:rPr>
           <w:sz w:val="20"/>
@@ -7511,8 +8486,17 @@
           <w:sz w:val="20"/>
           <w:szCs w:val="20"/>
         </w:rPr>
-        <w:t xml:space="preserve"> worden automatisch alle variabelen met een p-waarde groter dan 0,05 uit het model verwijderd. Hierdoor stijgt de aangepaste R² (Adj. R²), wat betekent dat het model efficiënter wordt en beter de variantie in het aantal aanmeldingen verklaart. Daarnaast zien we dat de AIC-waarde licht daalt. Een lagere AIC-waarde geeft aan dat het model niet alleen beter past, maar ook eenvoudiger is, waardoor het minder kans heeft op overfitting</w:t>
-      </w:r>
+        <w:t xml:space="preserve"> worden automatisch alle variabelen met een p-waarde groter dan 0,05 uit het model verwijderd. Hierdoor stijgt de aangepaste R² (Adj. R²), wat betekent dat het model efficiënter wordt en beter de variantie in het aantal aanmeldingen verklaart. Daarnaast zien we dat de AIC-waarde licht daalt. Een lagere AIC-waarde geeft aan dat het model niet alleen beter past, maar ook eenvoudiger is, waardoor het minder kans heeft op </w:t>
+      </w:r>
+      <w:proofErr w:type="spellStart"/>
+      <w:r>
+        <w:rPr>
+          <w:sz w:val="20"/>
+          <w:szCs w:val="20"/>
+        </w:rPr>
+        <w:t>overfitting</w:t>
+      </w:r>
+      <w:proofErr w:type="spellEnd"/>
       <w:r>
         <w:rPr>
           <w:sz w:val="20"/>
@@ -7656,28 +8640,241 @@
     <w:p>
       <w:pPr>
         <w:rPr>
-          <w:sz w:val="20"/>
-          <w:szCs w:val="20"/>
-        </w:rPr>
-      </w:pPr>
+          <w:color w:val="00B050"/>
+          <w:sz w:val="20"/>
+          <w:szCs w:val="20"/>
+        </w:rPr>
+      </w:pPr>
+      <w:r>
+        <w:rPr>
+          <w:color w:val="00B050"/>
+          <w:sz w:val="20"/>
+          <w:szCs w:val="20"/>
+        </w:rPr>
+        <w:t>5d. (1/1)</w:t>
+      </w:r>
+      <w:r>
+        <w:rPr>
+          <w:color w:val="00B050"/>
+          <w:sz w:val="20"/>
+          <w:szCs w:val="20"/>
+        </w:rPr>
+        <w:t xml:space="preserve"> </w:t>
+      </w:r>
+      <w:r>
+        <w:rPr>
+          <w:color w:val="00B050"/>
+          <w:sz w:val="20"/>
+          <w:szCs w:val="20"/>
+        </w:rPr>
+        <w:t xml:space="preserve">Het is beter om het via AIC te doen. Dan zou je ook de </w:t>
+      </w:r>
+      <w:proofErr w:type="spellStart"/>
+      <w:r>
+        <w:rPr>
+          <w:color w:val="00B050"/>
+          <w:sz w:val="20"/>
+          <w:szCs w:val="20"/>
+        </w:rPr>
+        <w:t>backward_elimination_</w:t>
+      </w:r>
+      <w:proofErr w:type="gramStart"/>
+      <w:r>
+        <w:rPr>
+          <w:color w:val="00B050"/>
+          <w:sz w:val="20"/>
+          <w:szCs w:val="20"/>
+        </w:rPr>
+        <w:t>aic</w:t>
+      </w:r>
+      <w:proofErr w:type="spellEnd"/>
+      <w:r>
+        <w:rPr>
+          <w:color w:val="00B050"/>
+          <w:sz w:val="20"/>
+          <w:szCs w:val="20"/>
+        </w:rPr>
+        <w:t>(</w:t>
+      </w:r>
+      <w:proofErr w:type="gramEnd"/>
+      <w:r>
+        <w:rPr>
+          <w:color w:val="00B050"/>
+          <w:sz w:val="20"/>
+          <w:szCs w:val="20"/>
+        </w:rPr>
+        <w:t>) functie die Dennis heeft geschreven in model_selection.py. Dan hoef je dit ook niet handmatig te doen!</w:t>
+      </w:r>
     </w:p>
     <w:p>
       <w:pPr>
+        <w:rPr>
+          <w:color w:val="00B050"/>
+          <w:sz w:val="20"/>
+          <w:szCs w:val="20"/>
+        </w:rPr>
+      </w:pPr>
+      <w:r>
+        <w:rPr>
+          <w:color w:val="00B050"/>
+          <w:sz w:val="20"/>
+          <w:szCs w:val="20"/>
+        </w:rPr>
+        <w:t xml:space="preserve">+ 1/1 Backward </w:t>
+      </w:r>
+      <w:proofErr w:type="spellStart"/>
+      <w:r>
+        <w:rPr>
+          <w:color w:val="00B050"/>
+          <w:sz w:val="20"/>
+          <w:szCs w:val="20"/>
+        </w:rPr>
+        <w:t>elimination</w:t>
+      </w:r>
+      <w:proofErr w:type="spellEnd"/>
+      <w:r>
+        <w:rPr>
+          <w:color w:val="00B050"/>
+          <w:sz w:val="20"/>
+          <w:szCs w:val="20"/>
+        </w:rPr>
+        <w:t xml:space="preserve"> toepassen</w:t>
+      </w:r>
+    </w:p>
+    <w:p>
+      <w:pPr>
+        <w:rPr>
+          <w:b/>
+          <w:bCs/>
+          <w:color w:val="00B050"/>
+          <w:sz w:val="20"/>
+          <w:szCs w:val="20"/>
+        </w:rPr>
+      </w:pPr>
+      <w:r>
+        <w:rPr>
+          <w:b/>
+          <w:bCs/>
+          <w:color w:val="00B050"/>
+          <w:sz w:val="20"/>
+          <w:szCs w:val="20"/>
+        </w:rPr>
+        <w:t xml:space="preserve">Opmerking: </w:t>
+      </w:r>
+      <w:r>
+        <w:rPr>
+          <w:b/>
+          <w:bCs/>
+          <w:color w:val="00B050"/>
+          <w:sz w:val="20"/>
+          <w:szCs w:val="20"/>
+        </w:rPr>
+        <w:t xml:space="preserve">We hebben variabelenselectie uitgevoerd met AIC-gebaseerde backward </w:t>
+      </w:r>
+      <w:proofErr w:type="spellStart"/>
+      <w:r>
+        <w:rPr>
+          <w:b/>
+          <w:bCs/>
+          <w:color w:val="00B050"/>
+          <w:sz w:val="20"/>
+          <w:szCs w:val="20"/>
+        </w:rPr>
+        <w:t>elimination</w:t>
+      </w:r>
+      <w:proofErr w:type="spellEnd"/>
+      <w:r>
+        <w:rPr>
+          <w:b/>
+          <w:bCs/>
+          <w:color w:val="00B050"/>
+          <w:sz w:val="20"/>
+          <w:szCs w:val="20"/>
+        </w:rPr>
+        <w:t> via </w:t>
+      </w:r>
+      <w:proofErr w:type="spellStart"/>
+      <w:r>
+        <w:rPr>
+          <w:b/>
+          <w:bCs/>
+          <w:color w:val="00B050"/>
+          <w:sz w:val="20"/>
+          <w:szCs w:val="20"/>
+        </w:rPr>
+        <w:t>backward_elimination_</w:t>
+      </w:r>
+      <w:proofErr w:type="gramStart"/>
+      <w:r>
+        <w:rPr>
+          <w:b/>
+          <w:bCs/>
+          <w:color w:val="00B050"/>
+          <w:sz w:val="20"/>
+          <w:szCs w:val="20"/>
+        </w:rPr>
+        <w:t>aic</w:t>
+      </w:r>
+      <w:proofErr w:type="spellEnd"/>
+      <w:r>
+        <w:rPr>
+          <w:b/>
+          <w:bCs/>
+          <w:color w:val="00B050"/>
+          <w:sz w:val="20"/>
+          <w:szCs w:val="20"/>
+        </w:rPr>
+        <w:t>()(</w:t>
+      </w:r>
+      <w:proofErr w:type="gramEnd"/>
+      <w:r>
+        <w:rPr>
+          <w:b/>
+          <w:bCs/>
+          <w:color w:val="00B050"/>
+          <w:sz w:val="20"/>
+          <w:szCs w:val="20"/>
+        </w:rPr>
+        <w:t>collegecode Dennis). Dit vermijdt handmatige keuzes en minimaliseert AIC, waardoor we een compact model krijgen met betere generaliseerbaarheid.</w:t>
+      </w:r>
+    </w:p>
+    <w:p>
+      <w:pPr>
+        <w:rPr>
+          <w:sz w:val="20"/>
+          <w:szCs w:val="20"/>
+        </w:rPr>
+      </w:pPr>
+    </w:p>
+    <w:p>
+      <w:pPr>
+        <w:rPr>
+          <w:rFonts w:eastAsiaTheme="majorEastAsia" w:cstheme="majorBidi"/>
+          <w:color w:val="0F4761" w:themeColor="accent1" w:themeShade="BF"/>
+        </w:rPr>
+      </w:pPr>
+      <w:bookmarkStart w:id="5" w:name="_Toc211265541"/>
+      <w:r>
+        <w:br w:type="page"/>
+      </w:r>
+    </w:p>
+    <w:p>
+      <w:pPr>
         <w:pStyle w:val="Heading2"/>
         <w:jc w:val="both"/>
         <w:rPr>
-          <w:rFonts w:asciiTheme="minorHAnsi" w:hAnsiTheme="minorHAnsi" w:hint="eastAsia"/>
-          <w:sz w:val="20"/>
-          <w:szCs w:val="20"/>
-        </w:rPr>
-      </w:pPr>
-      <w:bookmarkStart w:id="5" w:name="_Toc211265541"/>
+          <w:rFonts w:asciiTheme="minorHAnsi" w:hAnsiTheme="minorHAnsi"/>
+          <w:sz w:val="20"/>
+          <w:szCs w:val="20"/>
+        </w:rPr>
+      </w:pPr>
       <w:r>
         <w:rPr>
           <w:rFonts w:asciiTheme="minorHAnsi" w:hAnsiTheme="minorHAnsi"/>
           <w:sz w:val="24"/>
           <w:szCs w:val="24"/>
         </w:rPr>
+        <w:lastRenderedPageBreak/>
         <w:t xml:space="preserve">5 </w:t>
       </w:r>
       <w:r>
@@ -7720,6 +8917,7 @@
         </w:rPr>
         <w:t>Wij gebruiken het model </w:t>
       </w:r>
+      <w:proofErr w:type="spellStart"/>
       <w:r>
         <w:rPr>
           <w:b/>
@@ -7729,6 +8927,7 @@
         </w:rPr>
         <w:t>model_base_backward_apps</w:t>
       </w:r>
+      <w:proofErr w:type="spellEnd"/>
       <w:r>
         <w:rPr>
           <w:sz w:val="20"/>
@@ -7809,7 +9008,23 @@
           <w:sz w:val="20"/>
           <w:szCs w:val="20"/>
         </w:rPr>
-        <w:t xml:space="preserve"> Q-Q plot en Shapiro-Wilk test tonen lichte afwijkingen, maar geen ernstige schending van normaliteit.</w:t>
+        <w:t xml:space="preserve"> Q-Q plot en </w:t>
+      </w:r>
+      <w:proofErr w:type="spellStart"/>
+      <w:r>
+        <w:rPr>
+          <w:sz w:val="20"/>
+          <w:szCs w:val="20"/>
+        </w:rPr>
+        <w:t>Shapiro-Wilk</w:t>
+      </w:r>
+      <w:proofErr w:type="spellEnd"/>
+      <w:r>
+        <w:rPr>
+          <w:sz w:val="20"/>
+          <w:szCs w:val="20"/>
+        </w:rPr>
+        <w:t xml:space="preserve"> test tonen lichte afwijkingen, maar geen ernstige schending van normaliteit.</w:t>
       </w:r>
     </w:p>
     <w:p>
@@ -7819,6 +9034,7 @@
           <w:szCs w:val="20"/>
         </w:rPr>
       </w:pPr>
+      <w:proofErr w:type="spellStart"/>
       <w:r>
         <w:rPr>
           <w:b/>
@@ -7826,22 +9042,9 @@
           <w:sz w:val="20"/>
           <w:szCs w:val="20"/>
         </w:rPr>
-        <w:t>Homoscedasticiteit:</w:t>
-      </w:r>
-      <w:r>
-        <w:rPr>
-          <w:sz w:val="20"/>
-          <w:szCs w:val="20"/>
-        </w:rPr>
-        <w:t xml:space="preserve"> </w:t>
-      </w:r>
-      <w:r>
-        <w:rPr>
-          <w:sz w:val="20"/>
-          <w:szCs w:val="20"/>
-        </w:rPr>
-        <w:t xml:space="preserve">De Breusch–Pagan-test toont heteroscedasticiteit (LM=29.65, p=0.0005). Daarom rapporteren wij </w:t>
-      </w:r>
+        <w:t>Homoscedasticiteit</w:t>
+      </w:r>
+      <w:proofErr w:type="spellEnd"/>
       <w:r>
         <w:rPr>
           <w:b/>
@@ -7849,6 +9052,77 @@
           <w:sz w:val="20"/>
           <w:szCs w:val="20"/>
         </w:rPr>
+        <w:t>:</w:t>
+      </w:r>
+      <w:r>
+        <w:rPr>
+          <w:sz w:val="20"/>
+          <w:szCs w:val="20"/>
+        </w:rPr>
+        <w:t xml:space="preserve"> </w:t>
+      </w:r>
+      <w:r>
+        <w:rPr>
+          <w:sz w:val="20"/>
+          <w:szCs w:val="20"/>
+        </w:rPr>
+        <w:t xml:space="preserve">De </w:t>
+      </w:r>
+      <w:proofErr w:type="spellStart"/>
+      <w:r>
+        <w:rPr>
+          <w:sz w:val="20"/>
+          <w:szCs w:val="20"/>
+        </w:rPr>
+        <w:t>Breusch</w:t>
+      </w:r>
+      <w:proofErr w:type="spellEnd"/>
+      <w:r>
+        <w:rPr>
+          <w:sz w:val="20"/>
+          <w:szCs w:val="20"/>
+        </w:rPr>
+        <w:t>–</w:t>
+      </w:r>
+      <w:proofErr w:type="spellStart"/>
+      <w:r>
+        <w:rPr>
+          <w:sz w:val="20"/>
+          <w:szCs w:val="20"/>
+        </w:rPr>
+        <w:t>Pagan</w:t>
+      </w:r>
+      <w:proofErr w:type="spellEnd"/>
+      <w:r>
+        <w:rPr>
+          <w:sz w:val="20"/>
+          <w:szCs w:val="20"/>
+        </w:rPr>
+        <w:t xml:space="preserve">-test toont </w:t>
+      </w:r>
+      <w:proofErr w:type="spellStart"/>
+      <w:r>
+        <w:rPr>
+          <w:sz w:val="20"/>
+          <w:szCs w:val="20"/>
+        </w:rPr>
+        <w:t>heteroscedasticiteit</w:t>
+      </w:r>
+      <w:proofErr w:type="spellEnd"/>
+      <w:r>
+        <w:rPr>
+          <w:sz w:val="20"/>
+          <w:szCs w:val="20"/>
+        </w:rPr>
+        <w:t xml:space="preserve"> (LM=29.65, p=0.0005). Daarom rapporteren wij </w:t>
+      </w:r>
+      <w:r>
+        <w:rPr>
+          <w:b/>
+          <w:bCs/>
+          <w:sz w:val="20"/>
+          <w:szCs w:val="20"/>
+        </w:rPr>
         <w:t>HC3-robuuste standaardfouten</w:t>
       </w:r>
       <w:r>
@@ -7904,7 +9178,29 @@
           <w:szCs w:val="20"/>
           <w:u w:val="single"/>
         </w:rPr>
-        <w:t>Reset test p-value 0.005973832918913156</w:t>
+        <w:t>Reset test p-</w:t>
+      </w:r>
+      <w:proofErr w:type="spellStart"/>
+      <w:r>
+        <w:rPr>
+          <w:i/>
+          <w:iCs/>
+          <w:sz w:val="20"/>
+          <w:szCs w:val="20"/>
+          <w:u w:val="single"/>
+        </w:rPr>
+        <w:t>value</w:t>
+      </w:r>
+      <w:proofErr w:type="spellEnd"/>
+      <w:r>
+        <w:rPr>
+          <w:i/>
+          <w:iCs/>
+          <w:sz w:val="20"/>
+          <w:szCs w:val="20"/>
+          <w:u w:val="single"/>
+        </w:rPr>
+        <w:t xml:space="preserve"> 0.005973832918913156</w:t>
       </w:r>
     </w:p>
     <w:p>
@@ -7928,7 +9224,23 @@
           <w:sz w:val="20"/>
           <w:szCs w:val="20"/>
         </w:rPr>
-        <w:t xml:space="preserve"> Durbin–Watson-waarde ligt rond 2, wat betekent dat er geen autocorrelatie is.</w:t>
+        <w:t xml:space="preserve"> </w:t>
+      </w:r>
+      <w:proofErr w:type="spellStart"/>
+      <w:r>
+        <w:rPr>
+          <w:sz w:val="20"/>
+          <w:szCs w:val="20"/>
+        </w:rPr>
+        <w:t>Durbin</w:t>
+      </w:r>
+      <w:proofErr w:type="spellEnd"/>
+      <w:r>
+        <w:rPr>
+          <w:sz w:val="20"/>
+          <w:szCs w:val="20"/>
+        </w:rPr>
+        <w:t>–Watson-waarde ligt rond 2, wat betekent dat er geen autocorrelatie is.</w:t>
       </w:r>
       <w:r>
         <w:rPr>
@@ -7938,6 +9250,7 @@
         </w:rPr>
         <w:t xml:space="preserve"> </w:t>
       </w:r>
+      <w:proofErr w:type="spellStart"/>
       <w:r>
         <w:rPr>
           <w:i/>
@@ -7946,7 +9259,18 @@
           <w:szCs w:val="20"/>
           <w:u w:val="single"/>
         </w:rPr>
-        <w:t>Durbin-Watson: 1.948</w:t>
+        <w:t>Durbin</w:t>
+      </w:r>
+      <w:proofErr w:type="spellEnd"/>
+      <w:r>
+        <w:rPr>
+          <w:i/>
+          <w:iCs/>
+          <w:sz w:val="20"/>
+          <w:szCs w:val="20"/>
+          <w:u w:val="single"/>
+        </w:rPr>
+        <w:t>-Watson: 1.948</w:t>
       </w:r>
     </w:p>
     <w:p>
@@ -7979,12 +9303,21 @@
         </w:rPr>
         <w:t xml:space="preserve">t behalve </w:t>
       </w:r>
-      <w:r>
-        <w:rPr>
-          <w:sz w:val="20"/>
-          <w:szCs w:val="20"/>
-        </w:rPr>
-        <w:t>intercept variabel</w:t>
+      <w:proofErr w:type="spellStart"/>
+      <w:r>
+        <w:rPr>
+          <w:sz w:val="20"/>
+          <w:szCs w:val="20"/>
+        </w:rPr>
+        <w:t>intercept</w:t>
+      </w:r>
+      <w:proofErr w:type="spellEnd"/>
+      <w:r>
+        <w:rPr>
+          <w:sz w:val="20"/>
+          <w:szCs w:val="20"/>
+        </w:rPr>
+        <w:t xml:space="preserve"> variabel</w:t>
       </w:r>
       <w:r>
         <w:rPr>
@@ -8065,7 +9398,39 @@
           <w:sz w:val="20"/>
           <w:szCs w:val="20"/>
         </w:rPr>
-        <w:t xml:space="preserve"> Cook’s Distance-analyse toont enkele invloedrijke observaties, maar deze hebben beperkte impact op de modelcoëfficiënten.</w:t>
+        <w:t xml:space="preserve"> </w:t>
+      </w:r>
+      <w:proofErr w:type="spellStart"/>
+      <w:r>
+        <w:rPr>
+          <w:sz w:val="20"/>
+          <w:szCs w:val="20"/>
+        </w:rPr>
+        <w:t>Cook’s</w:t>
+      </w:r>
+      <w:proofErr w:type="spellEnd"/>
+      <w:r>
+        <w:rPr>
+          <w:sz w:val="20"/>
+          <w:szCs w:val="20"/>
+        </w:rPr>
+        <w:t xml:space="preserve"> </w:t>
+      </w:r>
+      <w:proofErr w:type="spellStart"/>
+      <w:r>
+        <w:rPr>
+          <w:sz w:val="20"/>
+          <w:szCs w:val="20"/>
+        </w:rPr>
+        <w:t>Distance</w:t>
+      </w:r>
+      <w:proofErr w:type="spellEnd"/>
+      <w:r>
+        <w:rPr>
+          <w:sz w:val="20"/>
+          <w:szCs w:val="20"/>
+        </w:rPr>
+        <w:t>-analyse toont enkele invloedrijke observaties, maar deze hebben beperkte impact op de modelcoëfficiënten.</w:t>
       </w:r>
     </w:p>
     <w:p>
@@ -8186,6 +9551,7 @@
           <w:sz w:val="20"/>
           <w:szCs w:val="20"/>
         </w:rPr>
+        <w:lastRenderedPageBreak/>
         <w:drawing>
           <wp:inline distT="0" distB="0" distL="0" distR="0" wp14:anchorId="52C43107" wp14:editId="12D96AEA">
             <wp:extent cx="3851564" cy="2878909"/>
@@ -8333,6 +9699,7 @@
         </w:rPr>
         <w:t>Het model </w:t>
       </w:r>
+      <w:proofErr w:type="spellStart"/>
       <w:r>
         <w:rPr>
           <w:b/>
@@ -8342,12 +9709,29 @@
         </w:rPr>
         <w:t>model_base_backward_apps</w:t>
       </w:r>
-      <w:r>
-        <w:rPr>
-          <w:sz w:val="20"/>
-          <w:szCs w:val="20"/>
-        </w:rPr>
-        <w:t> voldoet grotendeels aan de aannames van lineaire regressie (normaliteit, homoscedasticiteit, onafhankelijkheid, multicollineariteit). Alleen de RESET-test wijst op mogelijke niet-lineariteit, waardoor verdere verbetering met transformaties of interactietermen wordt aanbevolen</w:t>
+      <w:proofErr w:type="spellEnd"/>
+      <w:r>
+        <w:rPr>
+          <w:sz w:val="20"/>
+          <w:szCs w:val="20"/>
+        </w:rPr>
+        <w:t xml:space="preserve"> voldoet grotendeels aan de aannames van lineaire regressie (normaliteit, </w:t>
+      </w:r>
+      <w:proofErr w:type="spellStart"/>
+      <w:r>
+        <w:rPr>
+          <w:sz w:val="20"/>
+          <w:szCs w:val="20"/>
+        </w:rPr>
+        <w:t>homoscedasticiteit</w:t>
+      </w:r>
+      <w:proofErr w:type="spellEnd"/>
+      <w:r>
+        <w:rPr>
+          <w:sz w:val="20"/>
+          <w:szCs w:val="20"/>
+        </w:rPr>
+        <w:t>, onafhankelijkheid, multicollineariteit). Alleen de RESET-test wijst op mogelijke niet-lineariteit, waardoor verdere verbetering met transformaties of interactietermen wordt aanbevolen</w:t>
       </w:r>
       <w:r>
         <w:rPr>
@@ -8428,6 +9812,7 @@
         <w:rPr>
           <w:noProof/>
         </w:rPr>
+        <w:lastRenderedPageBreak/>
         <w:drawing>
           <wp:inline distT="0" distB="0" distL="0" distR="0" wp14:anchorId="54666DF6" wp14:editId="79A50078">
             <wp:extent cx="3997037" cy="3462160"/>
@@ -8482,6 +9867,7 @@
         </w:rPr>
         <w:t>Wij hebben het model </w:t>
       </w:r>
+      <w:proofErr w:type="spellStart"/>
       <w:r>
         <w:rPr>
           <w:rFonts w:eastAsiaTheme="minorEastAsia"/>
@@ -8492,13 +9878,68 @@
         </w:rPr>
         <w:t>model_base_backward_apps</w:t>
       </w:r>
-      <w:r>
-        <w:rPr>
-          <w:rFonts w:eastAsiaTheme="minorEastAsia"/>
-          <w:sz w:val="20"/>
-          <w:szCs w:val="20"/>
-        </w:rPr>
-        <w:t> opgebouwd op basis van relevante, vooraf bekende variabelen. Uit de diagnostische toetsen blijkt dat de belangrijkste aannames van lineaire regressie grotendeels zijn vervuld: de residuen zijn redelijk normaal verdeeld, er is geen sterke aanwijzing voor heteroscedasticiteit of autocorrelatie, en multicollineariteit is beperkt. De CCPR-plots laten zien dat alle geselecteerde variabelen een significant en interpreteerbaar effect hebben op het aantal aanmeldingen. Alleen de RESET-test wijst op mogelijke niet-lineariteit, waardoor verdere verbetering met transformaties of interactietermen wordt aanbevolen. Het model is betrouwbaar en generaliseerbaar voor het voorspellen van het aantal aanmeldingen, maar kan nog verder geoptimaliseerd worden</w:t>
+      <w:proofErr w:type="spellEnd"/>
+      <w:r>
+        <w:rPr>
+          <w:rFonts w:eastAsiaTheme="minorEastAsia"/>
+          <w:sz w:val="20"/>
+          <w:szCs w:val="20"/>
+        </w:rPr>
+        <w:t xml:space="preserve"> opgebouwd op basis van relevante, vooraf bekende variabelen. Uit de diagnostische toetsen blijkt dat de belangrijkste aannames van lineaire regressie grotendeels zijn vervuld: de residuen zijn redelijk normaal verdeeld, er is geen sterke aanwijzing voor </w:t>
+      </w:r>
+      <w:proofErr w:type="spellStart"/>
+      <w:r>
+        <w:rPr>
+          <w:rFonts w:eastAsiaTheme="minorEastAsia"/>
+          <w:sz w:val="20"/>
+          <w:szCs w:val="20"/>
+        </w:rPr>
+        <w:t>heteroscedasticiteit</w:t>
+      </w:r>
+      <w:proofErr w:type="spellEnd"/>
+      <w:r>
+        <w:rPr>
+          <w:rFonts w:eastAsiaTheme="minorEastAsia"/>
+          <w:sz w:val="20"/>
+          <w:szCs w:val="20"/>
+        </w:rPr>
+        <w:t xml:space="preserve"> of autocorrelatie, en multicollineariteit is beperkt. De CCPR-plots laten zien dat alle geselecteerde variabelen een significant en </w:t>
+      </w:r>
+      <w:proofErr w:type="spellStart"/>
+      <w:r>
+        <w:rPr>
+          <w:rFonts w:eastAsiaTheme="minorEastAsia"/>
+          <w:sz w:val="20"/>
+          <w:szCs w:val="20"/>
+        </w:rPr>
+        <w:t>interpreteerbaar</w:t>
+      </w:r>
+      <w:proofErr w:type="spellEnd"/>
+      <w:r>
+        <w:rPr>
+          <w:rFonts w:eastAsiaTheme="minorEastAsia"/>
+          <w:sz w:val="20"/>
+          <w:szCs w:val="20"/>
+        </w:rPr>
+        <w:t xml:space="preserve"> effect hebben op het aantal aanmeldingen. Alleen de RESET-test wijst op mogelijke niet-lineariteit, waardoor verdere verbetering met transformaties of interactietermen wordt aanbevolen. Het model is betrouwbaar en </w:t>
+      </w:r>
+      <w:proofErr w:type="spellStart"/>
+      <w:r>
+        <w:rPr>
+          <w:rFonts w:eastAsiaTheme="minorEastAsia"/>
+          <w:sz w:val="20"/>
+          <w:szCs w:val="20"/>
+        </w:rPr>
+        <w:t>generaliseerbaar</w:t>
+      </w:r>
+      <w:proofErr w:type="spellEnd"/>
+      <w:r>
+        <w:rPr>
+          <w:rFonts w:eastAsiaTheme="minorEastAsia"/>
+          <w:sz w:val="20"/>
+          <w:szCs w:val="20"/>
+        </w:rPr>
+        <w:t xml:space="preserve"> voor het voorspellen van het aantal aanmeldingen, maar kan nog verder geoptimaliseerd worden</w:t>
       </w:r>
       <w:r>
         <w:rPr>
@@ -8533,6 +9974,7 @@
         </w:rPr>
         <w:t xml:space="preserve">Print screen van </w:t>
       </w:r>
+      <w:proofErr w:type="spellStart"/>
       <w:r>
         <w:rPr>
           <w:rFonts w:eastAsiaTheme="minorEastAsia"/>
@@ -8542,7 +9984,19 @@
           <w:szCs w:val="20"/>
           <w:u w:val="single"/>
         </w:rPr>
-        <w:t xml:space="preserve">scale </w:t>
+        <w:t>scale</w:t>
+      </w:r>
+      <w:proofErr w:type="spellEnd"/>
+      <w:r>
+        <w:rPr>
+          <w:rFonts w:eastAsiaTheme="minorEastAsia"/>
+          <w:i/>
+          <w:iCs/>
+          <w:sz w:val="20"/>
+          <w:szCs w:val="20"/>
+          <w:u w:val="single"/>
+        </w:rPr>
+        <w:t xml:space="preserve"> </w:t>
       </w:r>
       <w:r>
         <w:rPr>
@@ -8676,6 +10130,7 @@
           <w:szCs w:val="20"/>
           <w:u w:val="single"/>
         </w:rPr>
+        <w:lastRenderedPageBreak/>
         <w:t>Print screen van Q-plot:</w:t>
       </w:r>
       <w:r>
@@ -8688,6 +10143,7 @@
         </w:rPr>
         <w:t xml:space="preserve"> </w:t>
       </w:r>
+      <w:proofErr w:type="spellStart"/>
       <w:r>
         <w:rPr>
           <w:rFonts w:eastAsiaTheme="minorEastAsia"/>
@@ -8696,7 +10152,18 @@
           <w:sz w:val="20"/>
           <w:szCs w:val="20"/>
         </w:rPr>
-        <w:t>Outliers in het Apps-model: universiteiten met afwijkende voorspellingen</w:t>
+        <w:t>Outliers</w:t>
+      </w:r>
+      <w:proofErr w:type="spellEnd"/>
+      <w:r>
+        <w:rPr>
+          <w:rFonts w:eastAsiaTheme="minorEastAsia"/>
+          <w:i/>
+          <w:iCs/>
+          <w:sz w:val="20"/>
+          <w:szCs w:val="20"/>
+        </w:rPr>
+        <w:t xml:space="preserve"> in het Apps-model: universiteiten met afwijkende voorspellingen</w:t>
       </w:r>
     </w:p>
     <w:p>
@@ -8766,38 +10233,325 @@
     </w:p>
     <w:p>
       <w:pPr>
+        <w:rPr>
+          <w:color w:val="00B050"/>
+          <w:sz w:val="20"/>
+          <w:szCs w:val="20"/>
+        </w:rPr>
+      </w:pPr>
+      <w:r>
+        <w:rPr>
+          <w:color w:val="00B050"/>
+          <w:sz w:val="20"/>
+          <w:szCs w:val="20"/>
+        </w:rPr>
+        <w:t>5e. (2/2)</w:t>
+      </w:r>
+      <w:r>
+        <w:rPr>
+          <w:color w:val="00B050"/>
+          <w:sz w:val="20"/>
+          <w:szCs w:val="20"/>
+        </w:rPr>
+        <w:t xml:space="preserve"> </w:t>
+      </w:r>
+      <w:r>
+        <w:rPr>
+          <w:color w:val="00B050"/>
+          <w:sz w:val="20"/>
+          <w:szCs w:val="20"/>
+        </w:rPr>
+        <w:t xml:space="preserve">+ 2/2 Correcte toetsen: </w:t>
+      </w:r>
+      <w:proofErr w:type="spellStart"/>
+      <w:r>
+        <w:rPr>
+          <w:color w:val="00B050"/>
+          <w:sz w:val="20"/>
+          <w:szCs w:val="20"/>
+        </w:rPr>
+        <w:t>Residuals</w:t>
+      </w:r>
+      <w:proofErr w:type="spellEnd"/>
+      <w:r>
+        <w:rPr>
+          <w:color w:val="00B050"/>
+          <w:sz w:val="20"/>
+          <w:szCs w:val="20"/>
+        </w:rPr>
+        <w:t xml:space="preserve"> </w:t>
+      </w:r>
+      <w:proofErr w:type="spellStart"/>
+      <w:r>
+        <w:rPr>
+          <w:color w:val="00B050"/>
+          <w:sz w:val="20"/>
+          <w:szCs w:val="20"/>
+        </w:rPr>
+        <w:t>vs</w:t>
+      </w:r>
+      <w:proofErr w:type="spellEnd"/>
+      <w:r>
+        <w:rPr>
+          <w:color w:val="00B050"/>
+          <w:sz w:val="20"/>
+          <w:szCs w:val="20"/>
+        </w:rPr>
+        <w:t xml:space="preserve"> </w:t>
+      </w:r>
+      <w:proofErr w:type="spellStart"/>
+      <w:r>
+        <w:rPr>
+          <w:color w:val="00B050"/>
+          <w:sz w:val="20"/>
+          <w:szCs w:val="20"/>
+        </w:rPr>
+        <w:t>fitted</w:t>
+      </w:r>
+      <w:proofErr w:type="spellEnd"/>
+      <w:r>
+        <w:rPr>
+          <w:color w:val="00B050"/>
+          <w:sz w:val="20"/>
+          <w:szCs w:val="20"/>
+        </w:rPr>
+        <w:t xml:space="preserve"> (of RESET voor </w:t>
+      </w:r>
+      <w:proofErr w:type="spellStart"/>
+      <w:r>
+        <w:rPr>
+          <w:color w:val="00B050"/>
+          <w:sz w:val="20"/>
+          <w:szCs w:val="20"/>
+        </w:rPr>
+        <w:t>lineariteit</w:t>
+      </w:r>
+      <w:proofErr w:type="spellEnd"/>
+      <w:r>
+        <w:rPr>
+          <w:color w:val="00B050"/>
+          <w:sz w:val="20"/>
+          <w:szCs w:val="20"/>
+        </w:rPr>
+        <w:t xml:space="preserve"> en BP voor variantie), QQ plot voor </w:t>
+      </w:r>
+      <w:proofErr w:type="spellStart"/>
+      <w:r>
+        <w:rPr>
+          <w:color w:val="00B050"/>
+          <w:sz w:val="20"/>
+          <w:szCs w:val="20"/>
+        </w:rPr>
+        <w:t>studentized</w:t>
+      </w:r>
+      <w:proofErr w:type="spellEnd"/>
+      <w:r>
+        <w:rPr>
+          <w:color w:val="00B050"/>
+          <w:sz w:val="20"/>
+          <w:szCs w:val="20"/>
+        </w:rPr>
+        <w:t xml:space="preserve"> </w:t>
+      </w:r>
+      <w:proofErr w:type="spellStart"/>
+      <w:r>
+        <w:rPr>
+          <w:color w:val="00B050"/>
+          <w:sz w:val="20"/>
+          <w:szCs w:val="20"/>
+        </w:rPr>
+        <w:t>residuals</w:t>
+      </w:r>
+      <w:proofErr w:type="spellEnd"/>
+      <w:r>
+        <w:rPr>
+          <w:color w:val="00B050"/>
+          <w:sz w:val="20"/>
+          <w:szCs w:val="20"/>
+        </w:rPr>
+        <w:t xml:space="preserve">, </w:t>
+      </w:r>
+      <w:proofErr w:type="spellStart"/>
+      <w:r>
+        <w:rPr>
+          <w:color w:val="00B050"/>
+          <w:sz w:val="20"/>
+          <w:szCs w:val="20"/>
+        </w:rPr>
+        <w:t>Scale</w:t>
+      </w:r>
+      <w:proofErr w:type="spellEnd"/>
+      <w:r>
+        <w:rPr>
+          <w:color w:val="00B050"/>
+          <w:sz w:val="20"/>
+          <w:szCs w:val="20"/>
+        </w:rPr>
+        <w:t xml:space="preserve"> </w:t>
+      </w:r>
+      <w:proofErr w:type="spellStart"/>
+      <w:r>
+        <w:rPr>
+          <w:color w:val="00B050"/>
+          <w:sz w:val="20"/>
+          <w:szCs w:val="20"/>
+        </w:rPr>
+        <w:t>vs</w:t>
+      </w:r>
+      <w:proofErr w:type="spellEnd"/>
+      <w:r>
+        <w:rPr>
+          <w:color w:val="00B050"/>
+          <w:sz w:val="20"/>
+          <w:szCs w:val="20"/>
+        </w:rPr>
+        <w:t xml:space="preserve"> </w:t>
+      </w:r>
+      <w:proofErr w:type="spellStart"/>
+      <w:r>
+        <w:rPr>
+          <w:color w:val="00B050"/>
+          <w:sz w:val="20"/>
+          <w:szCs w:val="20"/>
+        </w:rPr>
+        <w:t>location</w:t>
+      </w:r>
+      <w:proofErr w:type="spellEnd"/>
+      <w:r>
+        <w:rPr>
+          <w:color w:val="00B050"/>
+          <w:sz w:val="20"/>
+          <w:szCs w:val="20"/>
+        </w:rPr>
+        <w:t xml:space="preserve"> (of BP), en </w:t>
+      </w:r>
+      <w:proofErr w:type="spellStart"/>
+      <w:r>
+        <w:rPr>
+          <w:color w:val="00B050"/>
+          <w:sz w:val="20"/>
+          <w:szCs w:val="20"/>
+        </w:rPr>
+        <w:t>Residuals</w:t>
+      </w:r>
+      <w:proofErr w:type="spellEnd"/>
+      <w:r>
+        <w:rPr>
+          <w:color w:val="00B050"/>
+          <w:sz w:val="20"/>
+          <w:szCs w:val="20"/>
+        </w:rPr>
+        <w:t xml:space="preserve"> </w:t>
+      </w:r>
+      <w:proofErr w:type="spellStart"/>
+      <w:r>
+        <w:rPr>
+          <w:color w:val="00B050"/>
+          <w:sz w:val="20"/>
+          <w:szCs w:val="20"/>
+        </w:rPr>
+        <w:t>vs</w:t>
+      </w:r>
+      <w:proofErr w:type="spellEnd"/>
+      <w:r>
+        <w:rPr>
+          <w:color w:val="00B050"/>
+          <w:sz w:val="20"/>
+          <w:szCs w:val="20"/>
+        </w:rPr>
+        <w:t xml:space="preserve"> </w:t>
+      </w:r>
+      <w:proofErr w:type="spellStart"/>
+      <w:r>
+        <w:rPr>
+          <w:color w:val="00B050"/>
+          <w:sz w:val="20"/>
+          <w:szCs w:val="20"/>
+        </w:rPr>
+        <w:t>leverage</w:t>
+      </w:r>
+      <w:proofErr w:type="spellEnd"/>
+      <w:r>
+        <w:rPr>
+          <w:color w:val="00B050"/>
+          <w:sz w:val="20"/>
+          <w:szCs w:val="20"/>
+        </w:rPr>
+        <w:t xml:space="preserve"> (-0.5 per incorrecte conclusie)</w:t>
+      </w:r>
+    </w:p>
+    <w:p>
+      <w:pPr>
+        <w:rPr>
+          <w:sz w:val="20"/>
+          <w:szCs w:val="20"/>
+        </w:rPr>
+      </w:pPr>
+    </w:p>
+    <w:p>
+      <w:pPr>
+        <w:rPr>
+          <w:rFonts w:eastAsiaTheme="majorEastAsia" w:cstheme="majorBidi"/>
+          <w:color w:val="0F4761" w:themeColor="accent1" w:themeShade="BF"/>
+        </w:rPr>
+      </w:pPr>
+      <w:bookmarkStart w:id="6" w:name="_Toc211265542"/>
+      <w:r>
+        <w:br w:type="page"/>
+      </w:r>
+    </w:p>
+    <w:p>
+      <w:pPr>
         <w:pStyle w:val="Heading2"/>
         <w:jc w:val="both"/>
-        <w:rPr>
-          <w:rFonts w:asciiTheme="minorHAnsi" w:hAnsiTheme="minorHAnsi" w:hint="eastAsia"/>
-          <w:sz w:val="24"/>
-          <w:szCs w:val="24"/>
-        </w:rPr>
-      </w:pPr>
-      <w:bookmarkStart w:id="6" w:name="_Toc211265542"/>
-      <w:r>
         <w:rPr>
           <w:rFonts w:asciiTheme="minorHAnsi" w:hAnsiTheme="minorHAnsi"/>
           <w:sz w:val="24"/>
           <w:szCs w:val="24"/>
         </w:rPr>
-        <w:t xml:space="preserve">5 </w:t>
-      </w:r>
+      </w:pPr>
       <w:r>
         <w:rPr>
           <w:rFonts w:asciiTheme="minorHAnsi" w:hAnsiTheme="minorHAnsi"/>
           <w:sz w:val="24"/>
           <w:szCs w:val="24"/>
         </w:rPr>
-        <w:t>f) Maak vervolgens een model voor de logaritme van het aantal aanmeldingen (ook weer met backward elimination).</w:t>
-      </w:r>
-      <w:bookmarkEnd w:id="6"/>
+        <w:lastRenderedPageBreak/>
+        <w:t xml:space="preserve">5 </w:t>
+      </w:r>
       <w:r>
         <w:rPr>
           <w:rFonts w:asciiTheme="minorHAnsi" w:hAnsiTheme="minorHAnsi"/>
           <w:sz w:val="24"/>
           <w:szCs w:val="24"/>
         </w:rPr>
+        <w:t xml:space="preserve">f) Maak vervolgens een model voor de logaritme van het aantal aanmeldingen (ook weer met backward </w:t>
+      </w:r>
+      <w:proofErr w:type="spellStart"/>
+      <w:r>
+        <w:rPr>
+          <w:rFonts w:asciiTheme="minorHAnsi" w:hAnsiTheme="minorHAnsi"/>
+          <w:sz w:val="24"/>
+          <w:szCs w:val="24"/>
+        </w:rPr>
+        <w:t>elimination</w:t>
+      </w:r>
+      <w:proofErr w:type="spellEnd"/>
+      <w:r>
+        <w:rPr>
+          <w:rFonts w:asciiTheme="minorHAnsi" w:hAnsiTheme="minorHAnsi"/>
+          <w:sz w:val="24"/>
+          <w:szCs w:val="24"/>
+        </w:rPr>
+        <w:t>).</w:t>
+      </w:r>
+      <w:bookmarkEnd w:id="6"/>
+      <w:r>
+        <w:rPr>
+          <w:rFonts w:asciiTheme="minorHAnsi" w:hAnsiTheme="minorHAnsi"/>
+          <w:sz w:val="24"/>
+          <w:szCs w:val="24"/>
+        </w:rPr>
         <w:t xml:space="preserve"> </w:t>
       </w:r>
     </w:p>
@@ -8815,6 +10569,7 @@
         </w:rPr>
         <w:t>Wij hebben een nieuw regressiemodel gemaakt met de naam </w:t>
       </w:r>
+      <w:proofErr w:type="spellStart"/>
       <w:r>
         <w:rPr>
           <w:b/>
@@ -8824,19 +10579,61 @@
         </w:rPr>
         <w:t>model_base_backward_log</w:t>
       </w:r>
-      <w:r>
-        <w:rPr>
-          <w:sz w:val="20"/>
-          <w:szCs w:val="20"/>
-        </w:rPr>
-        <w:t>, waarbij de afhankelijke variabele is getransformeerd naar de logaritme van het aantal aanmeldingen (log(Apps)).</w:t>
-      </w:r>
-      <w:r>
-        <w:rPr>
-          <w:sz w:val="20"/>
-          <w:szCs w:val="20"/>
-        </w:rPr>
-        <w:t xml:space="preserve"> “log_apps”</w:t>
+      <w:proofErr w:type="spellEnd"/>
+      <w:r>
+        <w:rPr>
+          <w:sz w:val="20"/>
+          <w:szCs w:val="20"/>
+        </w:rPr>
+        <w:t>, waarbij de afhankelijke variabele is getransformeerd naar de logaritme van het aantal aanmeldingen (</w:t>
+      </w:r>
+      <w:proofErr w:type="gramStart"/>
+      <w:r>
+        <w:rPr>
+          <w:sz w:val="20"/>
+          <w:szCs w:val="20"/>
+        </w:rPr>
+        <w:t>log(</w:t>
+      </w:r>
+      <w:proofErr w:type="gramEnd"/>
+      <w:r>
+        <w:rPr>
+          <w:sz w:val="20"/>
+          <w:szCs w:val="20"/>
+        </w:rPr>
+        <w:t>Apps)).</w:t>
+      </w:r>
+      <w:r>
+        <w:rPr>
+          <w:sz w:val="20"/>
+          <w:szCs w:val="20"/>
+        </w:rPr>
+        <w:t xml:space="preserve"> “</w:t>
+      </w:r>
+      <w:proofErr w:type="spellStart"/>
+      <w:proofErr w:type="gramStart"/>
+      <w:r>
+        <w:rPr>
+          <w:sz w:val="20"/>
+          <w:szCs w:val="20"/>
+        </w:rPr>
+        <w:t>log</w:t>
+      </w:r>
+      <w:proofErr w:type="gramEnd"/>
+      <w:r>
+        <w:rPr>
+          <w:sz w:val="20"/>
+          <w:szCs w:val="20"/>
+        </w:rPr>
+        <w:t>_apps</w:t>
+      </w:r>
+      <w:proofErr w:type="spellEnd"/>
+      <w:r>
+        <w:rPr>
+          <w:sz w:val="20"/>
+          <w:szCs w:val="20"/>
+        </w:rPr>
+        <w:t>”</w:t>
       </w:r>
       <w:r>
         <w:br/>
@@ -8846,7 +10643,23 @@
           <w:sz w:val="20"/>
           <w:szCs w:val="20"/>
         </w:rPr>
-        <w:t>Alle vooraf bekende variabelen (behalve Accept en Enroll) zijn als voorspellers meegenomen.</w:t>
+        <w:t xml:space="preserve">Alle vooraf bekende variabelen (behalve Accept en </w:t>
+      </w:r>
+      <w:proofErr w:type="spellStart"/>
+      <w:r>
+        <w:rPr>
+          <w:sz w:val="20"/>
+          <w:szCs w:val="20"/>
+        </w:rPr>
+        <w:t>Enroll</w:t>
+      </w:r>
+      <w:proofErr w:type="spellEnd"/>
+      <w:r>
+        <w:rPr>
+          <w:sz w:val="20"/>
+          <w:szCs w:val="20"/>
+        </w:rPr>
+        <w:t>) zijn als voorspellers meegenomen.</w:t>
       </w:r>
       <w:r>
         <w:br/>
@@ -8856,7 +10669,23 @@
           <w:sz w:val="20"/>
           <w:szCs w:val="20"/>
         </w:rPr>
-        <w:t>Met backward elimination zijn alleen de statistisch significante variabelen behoude</w:t>
+        <w:t xml:space="preserve">Met backward </w:t>
+      </w:r>
+      <w:proofErr w:type="spellStart"/>
+      <w:r>
+        <w:rPr>
+          <w:sz w:val="20"/>
+          <w:szCs w:val="20"/>
+        </w:rPr>
+        <w:t>elimination</w:t>
+      </w:r>
+      <w:proofErr w:type="spellEnd"/>
+      <w:r>
+        <w:rPr>
+          <w:sz w:val="20"/>
+          <w:szCs w:val="20"/>
+        </w:rPr>
+        <w:t xml:space="preserve"> zijn alleen de statistisch significante variabelen behoude</w:t>
       </w:r>
       <w:r>
         <w:rPr>
@@ -8878,14 +10707,44 @@
         <w:rPr>
           <w:sz w:val="20"/>
           <w:szCs w:val="20"/>
-        </w:rPr>
-      </w:pPr>
-      <w:r>
-        <w:rPr>
-          <w:sz w:val="20"/>
-          <w:szCs w:val="20"/>
-        </w:rPr>
-        <w:t>Behouden predictoren:</w:t>
+          <w:lang w:val="en-US"/>
+        </w:rPr>
+      </w:pPr>
+      <w:proofErr w:type="spellStart"/>
+      <w:r>
+        <w:rPr>
+          <w:sz w:val="20"/>
+          <w:szCs w:val="20"/>
+          <w:lang w:val="en-US"/>
+        </w:rPr>
+        <w:t>Behouden</w:t>
+      </w:r>
+      <w:proofErr w:type="spellEnd"/>
+      <w:r>
+        <w:rPr>
+          <w:sz w:val="20"/>
+          <w:szCs w:val="20"/>
+          <w:lang w:val="en-US"/>
+        </w:rPr>
+        <w:t xml:space="preserve"> </w:t>
+      </w:r>
+      <w:proofErr w:type="spellStart"/>
+      <w:r>
+        <w:rPr>
+          <w:sz w:val="20"/>
+          <w:szCs w:val="20"/>
+          <w:lang w:val="en-US"/>
+        </w:rPr>
+        <w:t>predictoren</w:t>
+      </w:r>
+      <w:proofErr w:type="spellEnd"/>
+      <w:r>
+        <w:rPr>
+          <w:sz w:val="20"/>
+          <w:szCs w:val="20"/>
+          <w:lang w:val="en-US"/>
+        </w:rPr>
+        <w:t>:</w:t>
       </w:r>
     </w:p>
     <w:p>
@@ -8893,14 +10752,108 @@
         <w:rPr>
           <w:sz w:val="20"/>
           <w:szCs w:val="20"/>
-        </w:rPr>
-      </w:pPr>
-      <w:r>
-        <w:rPr>
-          <w:sz w:val="20"/>
-          <w:szCs w:val="20"/>
-        </w:rPr>
-        <w:t>['Intercept', 'Private[T.Yes]', 'F_Undergrad', 'Outstate', 'Books', 'PhD', 'S_F_Ratio', 'perc_alumni', 'Expend', 'Grad_Rate']</w:t>
+          <w:lang w:val="en-US"/>
+        </w:rPr>
+      </w:pPr>
+      <w:r>
+        <w:rPr>
+          <w:sz w:val="20"/>
+          <w:szCs w:val="20"/>
+          <w:lang w:val="en-US"/>
+        </w:rPr>
+        <w:t>['Intercept', 'Private[</w:t>
+      </w:r>
+      <w:proofErr w:type="spellStart"/>
+      <w:proofErr w:type="gramStart"/>
+      <w:r>
+        <w:rPr>
+          <w:sz w:val="20"/>
+          <w:szCs w:val="20"/>
+          <w:lang w:val="en-US"/>
+        </w:rPr>
+        <w:t>T.Yes</w:t>
+      </w:r>
+      <w:proofErr w:type="spellEnd"/>
+      <w:proofErr w:type="gramEnd"/>
+      <w:r>
+        <w:rPr>
+          <w:sz w:val="20"/>
+          <w:szCs w:val="20"/>
+          <w:lang w:val="en-US"/>
+        </w:rPr>
+        <w:t>]', '</w:t>
+      </w:r>
+      <w:proofErr w:type="spellStart"/>
+      <w:r>
+        <w:rPr>
+          <w:sz w:val="20"/>
+          <w:szCs w:val="20"/>
+          <w:lang w:val="en-US"/>
+        </w:rPr>
+        <w:t>F_Undergrad</w:t>
+      </w:r>
+      <w:proofErr w:type="spellEnd"/>
+      <w:r>
+        <w:rPr>
+          <w:sz w:val="20"/>
+          <w:szCs w:val="20"/>
+          <w:lang w:val="en-US"/>
+        </w:rPr>
+        <w:t>', 'Outstate', 'Books', 'PhD', '</w:t>
+      </w:r>
+      <w:proofErr w:type="spellStart"/>
+      <w:r>
+        <w:rPr>
+          <w:sz w:val="20"/>
+          <w:szCs w:val="20"/>
+          <w:lang w:val="en-US"/>
+        </w:rPr>
+        <w:t>S_F_Ratio</w:t>
+      </w:r>
+      <w:proofErr w:type="spellEnd"/>
+      <w:r>
+        <w:rPr>
+          <w:sz w:val="20"/>
+          <w:szCs w:val="20"/>
+          <w:lang w:val="en-US"/>
+        </w:rPr>
+        <w:t>', '</w:t>
+      </w:r>
+      <w:proofErr w:type="spellStart"/>
+      <w:r>
+        <w:rPr>
+          <w:sz w:val="20"/>
+          <w:szCs w:val="20"/>
+          <w:lang w:val="en-US"/>
+        </w:rPr>
+        <w:t>perc_alumni</w:t>
+      </w:r>
+      <w:proofErr w:type="spellEnd"/>
+      <w:r>
+        <w:rPr>
+          <w:sz w:val="20"/>
+          <w:szCs w:val="20"/>
+          <w:lang w:val="en-US"/>
+        </w:rPr>
+        <w:t>', 'Expend', '</w:t>
+      </w:r>
+      <w:proofErr w:type="spellStart"/>
+      <w:r>
+        <w:rPr>
+          <w:sz w:val="20"/>
+          <w:szCs w:val="20"/>
+          <w:lang w:val="en-US"/>
+        </w:rPr>
+        <w:t>Grad_Rate</w:t>
+      </w:r>
+      <w:proofErr w:type="spellEnd"/>
+      <w:r>
+        <w:rPr>
+          <w:sz w:val="20"/>
+          <w:szCs w:val="20"/>
+          <w:lang w:val="en-US"/>
+        </w:rPr>
+        <w:t>']</w:t>
       </w:r>
     </w:p>
     <w:p>
@@ -9107,14 +11060,251 @@
           <w:sz w:val="20"/>
           <w:szCs w:val="20"/>
         </w:rPr>
-        <w:t>De resterende predictoren zijn statistisch significant en hebben een duidelijke, interpreteerbare invloed.</w:t>
+        <w:t xml:space="preserve">De resterende </w:t>
+      </w:r>
+      <w:proofErr w:type="spellStart"/>
+      <w:r>
+        <w:rPr>
+          <w:sz w:val="20"/>
+          <w:szCs w:val="20"/>
+        </w:rPr>
+        <w:t>predictoren</w:t>
+      </w:r>
+      <w:proofErr w:type="spellEnd"/>
+      <w:r>
+        <w:rPr>
+          <w:sz w:val="20"/>
+          <w:szCs w:val="20"/>
+        </w:rPr>
+        <w:t xml:space="preserve"> zijn statistisch significant en hebben een duidelijke, interpreteerbare invloed.</w:t>
       </w:r>
     </w:p>
     <w:p>
       <w:pPr>
+        <w:jc w:val="both"/>
+        <w:rPr>
+          <w:color w:val="EE0000"/>
+          <w:sz w:val="20"/>
+          <w:szCs w:val="20"/>
+        </w:rPr>
+      </w:pPr>
+      <w:r>
+        <w:rPr>
+          <w:color w:val="EE0000"/>
+          <w:sz w:val="20"/>
+          <w:szCs w:val="20"/>
+        </w:rPr>
+        <w:t>5f. (</w:t>
+      </w:r>
+      <w:r>
+        <w:rPr>
+          <w:b/>
+          <w:bCs/>
+          <w:color w:val="EE0000"/>
+          <w:sz w:val="20"/>
+          <w:szCs w:val="20"/>
+        </w:rPr>
+        <w:t>1</w:t>
+      </w:r>
+      <w:r>
+        <w:rPr>
+          <w:color w:val="EE0000"/>
+          <w:sz w:val="20"/>
+          <w:szCs w:val="20"/>
+        </w:rPr>
+        <w:t>/2)</w:t>
+      </w:r>
+    </w:p>
+    <w:p>
+      <w:pPr>
+        <w:jc w:val="both"/>
+        <w:rPr>
+          <w:color w:val="EE0000"/>
+          <w:sz w:val="20"/>
+          <w:szCs w:val="20"/>
+        </w:rPr>
+      </w:pPr>
+      <w:r>
+        <w:rPr>
+          <w:color w:val="EE0000"/>
+          <w:sz w:val="20"/>
+          <w:szCs w:val="20"/>
+        </w:rPr>
+        <w:t xml:space="preserve">+ 1/1 </w:t>
+      </w:r>
+      <w:proofErr w:type="spellStart"/>
+      <w:r>
+        <w:rPr>
+          <w:color w:val="EE0000"/>
+          <w:sz w:val="20"/>
+          <w:szCs w:val="20"/>
+        </w:rPr>
+        <w:t>Logaritme</w:t>
+      </w:r>
+      <w:proofErr w:type="spellEnd"/>
+      <w:r>
+        <w:rPr>
+          <w:color w:val="EE0000"/>
+          <w:sz w:val="20"/>
+          <w:szCs w:val="20"/>
+        </w:rPr>
+        <w:t xml:space="preserve"> model met estimation sample</w:t>
+      </w:r>
+    </w:p>
+    <w:p>
+      <w:pPr>
+        <w:jc w:val="both"/>
+        <w:rPr>
+          <w:color w:val="EE0000"/>
+          <w:sz w:val="20"/>
+          <w:szCs w:val="20"/>
+        </w:rPr>
+      </w:pPr>
+      <w:r>
+        <w:rPr>
+          <w:color w:val="EE0000"/>
+          <w:sz w:val="20"/>
+          <w:szCs w:val="20"/>
+        </w:rPr>
+        <w:t xml:space="preserve">+ 1/1 Backward </w:t>
+      </w:r>
+      <w:proofErr w:type="spellStart"/>
+      <w:r>
+        <w:rPr>
+          <w:color w:val="EE0000"/>
+          <w:sz w:val="20"/>
+          <w:szCs w:val="20"/>
+        </w:rPr>
+        <w:t>elimination</w:t>
+      </w:r>
+      <w:proofErr w:type="spellEnd"/>
+      <w:r>
+        <w:rPr>
+          <w:color w:val="EE0000"/>
+          <w:sz w:val="20"/>
+          <w:szCs w:val="20"/>
+        </w:rPr>
+        <w:t xml:space="preserve"> toepassen</w:t>
+      </w:r>
+    </w:p>
+    <w:p>
+      <w:pPr>
+        <w:rPr>
+          <w:color w:val="EE0000"/>
+          <w:sz w:val="20"/>
+          <w:szCs w:val="20"/>
+        </w:rPr>
+      </w:pPr>
+      <w:r>
+        <w:rPr>
+          <w:color w:val="EE0000"/>
+          <w:sz w:val="20"/>
+          <w:szCs w:val="20"/>
+        </w:rPr>
+        <w:t>Dit lijkt een </w:t>
+      </w:r>
+      <w:r>
+        <w:rPr>
+          <w:b/>
+          <w:bCs/>
+          <w:color w:val="EE0000"/>
+          <w:sz w:val="20"/>
+          <w:szCs w:val="20"/>
+        </w:rPr>
+        <w:t>telfout</w:t>
+      </w:r>
+      <w:r>
+        <w:rPr>
+          <w:color w:val="EE0000"/>
+          <w:sz w:val="20"/>
+          <w:szCs w:val="20"/>
+        </w:rPr>
+        <w:t>, aangezien beide deelaspecten volledig zijn toegekend (1 + 1 = 2)</w:t>
+      </w:r>
+      <w:r>
+        <w:rPr>
+          <w:color w:val="EE0000"/>
+          <w:sz w:val="20"/>
+          <w:szCs w:val="20"/>
+        </w:rPr>
+        <w:t xml:space="preserve"> </w:t>
+      </w:r>
+      <w:r>
+        <w:rPr>
+          <w:rFonts w:ascii="Apple Color Emoji" w:hAnsi="Apple Color Emoji" w:cs="Apple Color Emoji"/>
+          <w:color w:val="EE0000"/>
+          <w:sz w:val="27"/>
+          <w:szCs w:val="27"/>
+        </w:rPr>
+        <w:t>😄</w:t>
+      </w:r>
+      <w:r>
+        <w:rPr>
+          <w:color w:val="EE0000"/>
+          <w:sz w:val="20"/>
+          <w:szCs w:val="20"/>
+        </w:rPr>
+        <w:t>.</w:t>
+      </w:r>
+      <w:r>
+        <w:rPr>
+          <w:color w:val="EE0000"/>
+          <w:sz w:val="20"/>
+          <w:szCs w:val="20"/>
+        </w:rPr>
+        <w:br/>
+        <w:t>De correcte totaalscore voor 5f zou daarom </w:t>
+      </w:r>
+      <w:r>
+        <w:rPr>
+          <w:b/>
+          <w:bCs/>
+          <w:color w:val="EE0000"/>
+          <w:sz w:val="20"/>
+          <w:szCs w:val="20"/>
+        </w:rPr>
+        <w:t>2/2</w:t>
+      </w:r>
+      <w:r>
+        <w:rPr>
+          <w:color w:val="EE0000"/>
+          <w:sz w:val="20"/>
+          <w:szCs w:val="20"/>
+        </w:rPr>
+        <w:t> moeten zijn.</w:t>
+      </w:r>
+    </w:p>
+    <w:p>
+      <w:pPr>
+        <w:jc w:val="both"/>
+        <w:rPr>
+          <w:sz w:val="20"/>
+          <w:szCs w:val="20"/>
+        </w:rPr>
+      </w:pPr>
+    </w:p>
+    <w:p>
+      <w:pPr>
+        <w:jc w:val="both"/>
+        <w:rPr>
+          <w:sz w:val="20"/>
+          <w:szCs w:val="20"/>
+        </w:rPr>
+      </w:pPr>
+    </w:p>
+    <w:p>
+      <w:pPr>
+        <w:jc w:val="both"/>
+        <w:rPr>
+          <w:sz w:val="20"/>
+          <w:szCs w:val="20"/>
+        </w:rPr>
+      </w:pPr>
+    </w:p>
+    <w:p>
+      <w:pPr>
         <w:pStyle w:val="Heading2"/>
         <w:rPr>
-          <w:rFonts w:hint="eastAsia"/>
           <w:sz w:val="24"/>
           <w:szCs w:val="24"/>
         </w:rPr>
@@ -9181,6 +11371,7 @@
         </w:rPr>
         <w:t xml:space="preserve">De aannamencheck van het </w:t>
       </w:r>
+      <w:proofErr w:type="gramStart"/>
       <w:r>
         <w:rPr>
           <w:rFonts w:eastAsiaTheme="minorEastAsia"/>
@@ -9189,16 +11380,47 @@
           <w:sz w:val="20"/>
           <w:szCs w:val="20"/>
         </w:rPr>
-        <w:t>log(Apps)</w:t>
-      </w:r>
-      <w:r>
-        <w:rPr>
-          <w:rFonts w:eastAsiaTheme="minorEastAsia"/>
+        <w:t>log(</w:t>
+      </w:r>
+      <w:proofErr w:type="gramEnd"/>
+      <w:r>
+        <w:rPr>
+          <w:rFonts w:eastAsiaTheme="minorEastAsia"/>
+          <w:b/>
           <w:color w:val="000000" w:themeColor="text1"/>
           <w:sz w:val="20"/>
           <w:szCs w:val="20"/>
         </w:rPr>
-        <w:t xml:space="preserve">-model toont lichte afwijking van normaliteit (Shapiro-Wilk </w:t>
+        <w:t>Apps)</w:t>
+      </w:r>
+      <w:r>
+        <w:rPr>
+          <w:rFonts w:eastAsiaTheme="minorEastAsia"/>
+          <w:color w:val="000000" w:themeColor="text1"/>
+          <w:sz w:val="20"/>
+          <w:szCs w:val="20"/>
+        </w:rPr>
+        <w:t>-model toont lichte afwijking van normaliteit (</w:t>
+      </w:r>
+      <w:proofErr w:type="spellStart"/>
+      <w:r>
+        <w:rPr>
+          <w:rFonts w:eastAsiaTheme="minorEastAsia"/>
+          <w:color w:val="000000" w:themeColor="text1"/>
+          <w:sz w:val="20"/>
+          <w:szCs w:val="20"/>
+        </w:rPr>
+        <w:t>Shapiro-Wilk</w:t>
+      </w:r>
+      <w:proofErr w:type="spellEnd"/>
+      <w:r>
+        <w:rPr>
+          <w:rFonts w:eastAsiaTheme="minorEastAsia"/>
+          <w:color w:val="000000" w:themeColor="text1"/>
+          <w:sz w:val="20"/>
+          <w:szCs w:val="20"/>
+        </w:rPr>
+        <w:t xml:space="preserve"> </w:t>
       </w:r>
       <w:r>
         <w:rPr>
@@ -9217,7 +11439,67 @@
           <w:sz w:val="20"/>
           <w:szCs w:val="20"/>
         </w:rPr>
-        <w:t xml:space="preserve">=0,0002) en significante heteroskedasticiteit (Breusch–Pagan </w:t>
+        <w:t xml:space="preserve">=0,0002) en significante </w:t>
+      </w:r>
+      <w:proofErr w:type="spellStart"/>
+      <w:r>
+        <w:rPr>
+          <w:rFonts w:eastAsiaTheme="minorEastAsia"/>
+          <w:color w:val="000000" w:themeColor="text1"/>
+          <w:sz w:val="20"/>
+          <w:szCs w:val="20"/>
+        </w:rPr>
+        <w:t>heteroskedasticiteit</w:t>
+      </w:r>
+      <w:proofErr w:type="spellEnd"/>
+      <w:r>
+        <w:rPr>
+          <w:rFonts w:eastAsiaTheme="minorEastAsia"/>
+          <w:color w:val="000000" w:themeColor="text1"/>
+          <w:sz w:val="20"/>
+          <w:szCs w:val="20"/>
+        </w:rPr>
+        <w:t xml:space="preserve"> (</w:t>
+      </w:r>
+      <w:proofErr w:type="spellStart"/>
+      <w:r>
+        <w:rPr>
+          <w:rFonts w:eastAsiaTheme="minorEastAsia"/>
+          <w:color w:val="000000" w:themeColor="text1"/>
+          <w:sz w:val="20"/>
+          <w:szCs w:val="20"/>
+        </w:rPr>
+        <w:t>Breusch</w:t>
+      </w:r>
+      <w:proofErr w:type="spellEnd"/>
+      <w:r>
+        <w:rPr>
+          <w:rFonts w:eastAsiaTheme="minorEastAsia"/>
+          <w:color w:val="000000" w:themeColor="text1"/>
+          <w:sz w:val="20"/>
+          <w:szCs w:val="20"/>
+        </w:rPr>
+        <w:t>–</w:t>
+      </w:r>
+      <w:proofErr w:type="spellStart"/>
+      <w:r>
+        <w:rPr>
+          <w:rFonts w:eastAsiaTheme="minorEastAsia"/>
+          <w:color w:val="000000" w:themeColor="text1"/>
+          <w:sz w:val="20"/>
+          <w:szCs w:val="20"/>
+        </w:rPr>
+        <w:t>Pagan</w:t>
+      </w:r>
+      <w:proofErr w:type="spellEnd"/>
+      <w:r>
+        <w:rPr>
+          <w:rFonts w:eastAsiaTheme="minorEastAsia"/>
+          <w:color w:val="000000" w:themeColor="text1"/>
+          <w:sz w:val="20"/>
+          <w:szCs w:val="20"/>
+        </w:rPr>
+        <w:t xml:space="preserve"> </w:t>
       </w:r>
       <w:r>
         <w:rPr>
@@ -9255,7 +11537,27 @@
           <w:sz w:val="20"/>
           <w:szCs w:val="20"/>
         </w:rPr>
-        <w:t>≈0,0000) wijst op misspecificatie/niet-lineariteit. Autocorrelatie is geen issue (Durbin–Watson=1,94). De VIF-scores lopen op tot ~31 en duiden op substantiële multicollineariteit. Het model blijft bruikbaar binnen de studiecontext, maar niet-lineariteit en multicollineariteit worden als beperkingen genoteerd.</w:t>
+        <w:t>≈0,0000) wijst op misspecificatie/niet-lineariteit. Autocorrelatie is geen issue (</w:t>
+      </w:r>
+      <w:proofErr w:type="spellStart"/>
+      <w:r>
+        <w:rPr>
+          <w:rFonts w:eastAsiaTheme="minorEastAsia"/>
+          <w:color w:val="000000" w:themeColor="text1"/>
+          <w:sz w:val="20"/>
+          <w:szCs w:val="20"/>
+        </w:rPr>
+        <w:t>Durbin</w:t>
+      </w:r>
+      <w:proofErr w:type="spellEnd"/>
+      <w:r>
+        <w:rPr>
+          <w:rFonts w:eastAsiaTheme="minorEastAsia"/>
+          <w:color w:val="000000" w:themeColor="text1"/>
+          <w:sz w:val="20"/>
+          <w:szCs w:val="20"/>
+        </w:rPr>
+        <w:t>–Watson=1,94). De VIF-scores lopen op tot ~31 en duiden op substantiële multicollineariteit. Het model blijft bruikbaar binnen de studiecontext, maar niet-lineariteit en multicollineariteit worden als beperkingen genoteerd.</w:t>
       </w:r>
     </w:p>
     <w:p>
@@ -9296,7 +11598,27 @@
           <w:sz w:val="20"/>
           <w:szCs w:val="20"/>
         </w:rPr>
-        <w:t xml:space="preserve"> Shapiro-Wilk </w:t>
+        <w:t xml:space="preserve"> </w:t>
+      </w:r>
+      <w:proofErr w:type="spellStart"/>
+      <w:r>
+        <w:rPr>
+          <w:rFonts w:eastAsiaTheme="minorEastAsia"/>
+          <w:color w:val="000000" w:themeColor="text1"/>
+          <w:sz w:val="20"/>
+          <w:szCs w:val="20"/>
+        </w:rPr>
+        <w:t>Shapiro-Wilk</w:t>
+      </w:r>
+      <w:proofErr w:type="spellEnd"/>
+      <w:r>
+        <w:rPr>
+          <w:rFonts w:eastAsiaTheme="minorEastAsia"/>
+          <w:color w:val="000000" w:themeColor="text1"/>
+          <w:sz w:val="20"/>
+          <w:szCs w:val="20"/>
+        </w:rPr>
+        <w:t xml:space="preserve"> </w:t>
       </w:r>
       <w:r>
         <w:rPr>
@@ -9426,6 +11748,7 @@
           <w:szCs w:val="20"/>
         </w:rPr>
       </w:pPr>
+      <w:proofErr w:type="spellStart"/>
       <w:r>
         <w:rPr>
           <w:rFonts w:eastAsiaTheme="minorEastAsia"/>
@@ -9434,16 +11757,67 @@
           <w:sz w:val="20"/>
           <w:szCs w:val="20"/>
         </w:rPr>
-        <w:t>Homoskedasticiteit:</w:t>
-      </w:r>
-      <w:r>
-        <w:rPr>
-          <w:rFonts w:eastAsiaTheme="minorEastAsia"/>
+        <w:t>Homoskedasticiteit</w:t>
+      </w:r>
+      <w:proofErr w:type="spellEnd"/>
+      <w:r>
+        <w:rPr>
+          <w:rFonts w:eastAsiaTheme="minorEastAsia"/>
+          <w:b/>
           <w:color w:val="000000" w:themeColor="text1"/>
           <w:sz w:val="20"/>
           <w:szCs w:val="20"/>
         </w:rPr>
-        <w:t xml:space="preserve"> Breusch–Pagan </w:t>
+        <w:t>:</w:t>
+      </w:r>
+      <w:r>
+        <w:rPr>
+          <w:rFonts w:eastAsiaTheme="minorEastAsia"/>
+          <w:color w:val="000000" w:themeColor="text1"/>
+          <w:sz w:val="20"/>
+          <w:szCs w:val="20"/>
+        </w:rPr>
+        <w:t xml:space="preserve"> </w:t>
+      </w:r>
+      <w:proofErr w:type="spellStart"/>
+      <w:r>
+        <w:rPr>
+          <w:rFonts w:eastAsiaTheme="minorEastAsia"/>
+          <w:color w:val="000000" w:themeColor="text1"/>
+          <w:sz w:val="20"/>
+          <w:szCs w:val="20"/>
+        </w:rPr>
+        <w:t>Breusch</w:t>
+      </w:r>
+      <w:proofErr w:type="spellEnd"/>
+      <w:r>
+        <w:rPr>
+          <w:rFonts w:eastAsiaTheme="minorEastAsia"/>
+          <w:color w:val="000000" w:themeColor="text1"/>
+          <w:sz w:val="20"/>
+          <w:szCs w:val="20"/>
+        </w:rPr>
+        <w:t>–</w:t>
+      </w:r>
+      <w:proofErr w:type="spellStart"/>
+      <w:r>
+        <w:rPr>
+          <w:rFonts w:eastAsiaTheme="minorEastAsia"/>
+          <w:color w:val="000000" w:themeColor="text1"/>
+          <w:sz w:val="20"/>
+          <w:szCs w:val="20"/>
+        </w:rPr>
+        <w:t>Pagan</w:t>
+      </w:r>
+      <w:proofErr w:type="spellEnd"/>
+      <w:r>
+        <w:rPr>
+          <w:rFonts w:eastAsiaTheme="minorEastAsia"/>
+          <w:color w:val="000000" w:themeColor="text1"/>
+          <w:sz w:val="20"/>
+          <w:szCs w:val="20"/>
+        </w:rPr>
+        <w:t xml:space="preserve"> </w:t>
       </w:r>
       <w:r>
         <w:rPr>
@@ -9462,7 +11836,27 @@
           <w:sz w:val="20"/>
           <w:szCs w:val="20"/>
         </w:rPr>
-        <w:t xml:space="preserve">=0,037 → aanwijzing voor heteroskedasticiteit → </w:t>
+        <w:t xml:space="preserve">=0,037 → aanwijzing voor </w:t>
+      </w:r>
+      <w:proofErr w:type="spellStart"/>
+      <w:r>
+        <w:rPr>
+          <w:rFonts w:eastAsiaTheme="minorEastAsia"/>
+          <w:color w:val="000000" w:themeColor="text1"/>
+          <w:sz w:val="20"/>
+          <w:szCs w:val="20"/>
+        </w:rPr>
+        <w:t>heteroskedasticiteit</w:t>
+      </w:r>
+      <w:proofErr w:type="spellEnd"/>
+      <w:r>
+        <w:rPr>
+          <w:rFonts w:eastAsiaTheme="minorEastAsia"/>
+          <w:color w:val="000000" w:themeColor="text1"/>
+          <w:sz w:val="20"/>
+          <w:szCs w:val="20"/>
+        </w:rPr>
+        <w:t xml:space="preserve"> → </w:t>
       </w:r>
       <w:r>
         <w:rPr>
@@ -9561,7 +11955,29 @@
           <w:sz w:val="20"/>
           <w:szCs w:val="20"/>
         </w:rPr>
-        <w:t>Specificatie/lineariteit:</w:t>
+        <w:t>Specificatie/</w:t>
+      </w:r>
+      <w:proofErr w:type="spellStart"/>
+      <w:r>
+        <w:rPr>
+          <w:rFonts w:eastAsiaTheme="minorEastAsia"/>
+          <w:b/>
+          <w:color w:val="000000" w:themeColor="text1"/>
+          <w:sz w:val="20"/>
+          <w:szCs w:val="20"/>
+        </w:rPr>
+        <w:t>lineariteit</w:t>
+      </w:r>
+      <w:proofErr w:type="spellEnd"/>
+      <w:r>
+        <w:rPr>
+          <w:rFonts w:eastAsiaTheme="minorEastAsia"/>
+          <w:b/>
+          <w:color w:val="000000" w:themeColor="text1"/>
+          <w:sz w:val="20"/>
+          <w:szCs w:val="20"/>
+        </w:rPr>
+        <w:t>:</w:t>
       </w:r>
       <w:r>
         <w:rPr>
@@ -9625,7 +12041,27 @@
           <w:sz w:val="20"/>
           <w:szCs w:val="20"/>
         </w:rPr>
-        <w:t xml:space="preserve"> Durbin–Watson=1,94 → geen autocorrelatie.</w:t>
+        <w:t xml:space="preserve"> </w:t>
+      </w:r>
+      <w:proofErr w:type="spellStart"/>
+      <w:r>
+        <w:rPr>
+          <w:rFonts w:eastAsiaTheme="minorEastAsia"/>
+          <w:color w:val="000000" w:themeColor="text1"/>
+          <w:sz w:val="20"/>
+          <w:szCs w:val="20"/>
+        </w:rPr>
+        <w:t>Durbin</w:t>
+      </w:r>
+      <w:proofErr w:type="spellEnd"/>
+      <w:r>
+        <w:rPr>
+          <w:rFonts w:eastAsiaTheme="minorEastAsia"/>
+          <w:color w:val="000000" w:themeColor="text1"/>
+          <w:sz w:val="20"/>
+          <w:szCs w:val="20"/>
+        </w:rPr>
+        <w:t>–Watson=1,94 → geen autocorrelatie.</w:t>
       </w:r>
     </w:p>
     <w:p>
@@ -9680,6 +12116,7 @@
         <w:rPr>
           <w:noProof/>
         </w:rPr>
+        <w:lastRenderedPageBreak/>
         <w:drawing>
           <wp:inline distT="0" distB="0" distL="0" distR="0" wp14:anchorId="7D0E4AF6" wp14:editId="0DCAB7DC">
             <wp:extent cx="1808019" cy="1668474"/>
@@ -9721,6 +12158,8 @@
       <w:pPr>
         <w:spacing w:before="240" w:after="240"/>
         <w:rPr>
+          <w:rFonts w:eastAsia="Aptos" w:cs="Aptos"/>
+          <w:color w:val="000000" w:themeColor="text1"/>
           <w:sz w:val="20"/>
           <w:szCs w:val="20"/>
         </w:rPr>
@@ -9765,37 +12204,325 @@
     </w:p>
     <w:p>
       <w:pPr>
+        <w:spacing w:before="240" w:after="240"/>
+        <w:rPr>
+          <w:color w:val="00B050"/>
+          <w:sz w:val="20"/>
+          <w:szCs w:val="20"/>
+        </w:rPr>
+      </w:pPr>
+      <w:r>
+        <w:rPr>
+          <w:color w:val="00B050"/>
+          <w:sz w:val="20"/>
+          <w:szCs w:val="20"/>
+        </w:rPr>
+        <w:t>5</w:t>
+      </w:r>
+      <w:proofErr w:type="gramStart"/>
+      <w:r>
+        <w:rPr>
+          <w:color w:val="00B050"/>
+          <w:sz w:val="20"/>
+          <w:szCs w:val="20"/>
+        </w:rPr>
+        <w:t>g.(</w:t>
+      </w:r>
+      <w:proofErr w:type="gramEnd"/>
+      <w:r>
+        <w:rPr>
+          <w:color w:val="00B050"/>
+          <w:sz w:val="20"/>
+          <w:szCs w:val="20"/>
+        </w:rPr>
+        <w:t>2/2)</w:t>
+      </w:r>
+      <w:r>
+        <w:rPr>
+          <w:color w:val="00B050"/>
+          <w:sz w:val="20"/>
+          <w:szCs w:val="20"/>
+        </w:rPr>
+        <w:t xml:space="preserve"> </w:t>
+      </w:r>
+    </w:p>
+    <w:p>
+      <w:pPr>
+        <w:spacing w:before="240" w:after="240"/>
+        <w:rPr>
+          <w:color w:val="00B050"/>
+          <w:sz w:val="20"/>
+          <w:szCs w:val="20"/>
+        </w:rPr>
+      </w:pPr>
+      <w:r>
+        <w:rPr>
+          <w:color w:val="00B050"/>
+          <w:sz w:val="20"/>
+          <w:szCs w:val="20"/>
+        </w:rPr>
+        <w:t xml:space="preserve">+ 2/2 Correcte toetsen: </w:t>
+      </w:r>
+      <w:proofErr w:type="spellStart"/>
+      <w:r>
+        <w:rPr>
+          <w:color w:val="00B050"/>
+          <w:sz w:val="20"/>
+          <w:szCs w:val="20"/>
+        </w:rPr>
+        <w:t>Residuals</w:t>
+      </w:r>
+      <w:proofErr w:type="spellEnd"/>
+      <w:r>
+        <w:rPr>
+          <w:color w:val="00B050"/>
+          <w:sz w:val="20"/>
+          <w:szCs w:val="20"/>
+        </w:rPr>
+        <w:t xml:space="preserve"> </w:t>
+      </w:r>
+      <w:proofErr w:type="spellStart"/>
+      <w:r>
+        <w:rPr>
+          <w:color w:val="00B050"/>
+          <w:sz w:val="20"/>
+          <w:szCs w:val="20"/>
+        </w:rPr>
+        <w:t>vs</w:t>
+      </w:r>
+      <w:proofErr w:type="spellEnd"/>
+      <w:r>
+        <w:rPr>
+          <w:color w:val="00B050"/>
+          <w:sz w:val="20"/>
+          <w:szCs w:val="20"/>
+        </w:rPr>
+        <w:t xml:space="preserve"> </w:t>
+      </w:r>
+      <w:proofErr w:type="spellStart"/>
+      <w:r>
+        <w:rPr>
+          <w:color w:val="00B050"/>
+          <w:sz w:val="20"/>
+          <w:szCs w:val="20"/>
+        </w:rPr>
+        <w:t>fitted</w:t>
+      </w:r>
+      <w:proofErr w:type="spellEnd"/>
+      <w:r>
+        <w:rPr>
+          <w:color w:val="00B050"/>
+          <w:sz w:val="20"/>
+          <w:szCs w:val="20"/>
+        </w:rPr>
+        <w:t xml:space="preserve"> (of RESET voor </w:t>
+      </w:r>
+      <w:proofErr w:type="spellStart"/>
+      <w:r>
+        <w:rPr>
+          <w:color w:val="00B050"/>
+          <w:sz w:val="20"/>
+          <w:szCs w:val="20"/>
+        </w:rPr>
+        <w:t>lineariteit</w:t>
+      </w:r>
+      <w:proofErr w:type="spellEnd"/>
+      <w:r>
+        <w:rPr>
+          <w:color w:val="00B050"/>
+          <w:sz w:val="20"/>
+          <w:szCs w:val="20"/>
+        </w:rPr>
+        <w:t xml:space="preserve"> en BP voor variantie), QQ plot voor </w:t>
+      </w:r>
+      <w:proofErr w:type="spellStart"/>
+      <w:r>
+        <w:rPr>
+          <w:color w:val="00B050"/>
+          <w:sz w:val="20"/>
+          <w:szCs w:val="20"/>
+        </w:rPr>
+        <w:t>studentized</w:t>
+      </w:r>
+      <w:proofErr w:type="spellEnd"/>
+      <w:r>
+        <w:rPr>
+          <w:color w:val="00B050"/>
+          <w:sz w:val="20"/>
+          <w:szCs w:val="20"/>
+        </w:rPr>
+        <w:t xml:space="preserve"> </w:t>
+      </w:r>
+      <w:proofErr w:type="spellStart"/>
+      <w:r>
+        <w:rPr>
+          <w:color w:val="00B050"/>
+          <w:sz w:val="20"/>
+          <w:szCs w:val="20"/>
+        </w:rPr>
+        <w:t>residuals</w:t>
+      </w:r>
+      <w:proofErr w:type="spellEnd"/>
+      <w:r>
+        <w:rPr>
+          <w:color w:val="00B050"/>
+          <w:sz w:val="20"/>
+          <w:szCs w:val="20"/>
+        </w:rPr>
+        <w:t xml:space="preserve">, </w:t>
+      </w:r>
+      <w:proofErr w:type="spellStart"/>
+      <w:r>
+        <w:rPr>
+          <w:color w:val="00B050"/>
+          <w:sz w:val="20"/>
+          <w:szCs w:val="20"/>
+        </w:rPr>
+        <w:t>Scale</w:t>
+      </w:r>
+      <w:proofErr w:type="spellEnd"/>
+      <w:r>
+        <w:rPr>
+          <w:color w:val="00B050"/>
+          <w:sz w:val="20"/>
+          <w:szCs w:val="20"/>
+        </w:rPr>
+        <w:t xml:space="preserve"> </w:t>
+      </w:r>
+      <w:proofErr w:type="spellStart"/>
+      <w:r>
+        <w:rPr>
+          <w:color w:val="00B050"/>
+          <w:sz w:val="20"/>
+          <w:szCs w:val="20"/>
+        </w:rPr>
+        <w:t>vs</w:t>
+      </w:r>
+      <w:proofErr w:type="spellEnd"/>
+      <w:r>
+        <w:rPr>
+          <w:color w:val="00B050"/>
+          <w:sz w:val="20"/>
+          <w:szCs w:val="20"/>
+        </w:rPr>
+        <w:t xml:space="preserve"> </w:t>
+      </w:r>
+      <w:proofErr w:type="spellStart"/>
+      <w:r>
+        <w:rPr>
+          <w:color w:val="00B050"/>
+          <w:sz w:val="20"/>
+          <w:szCs w:val="20"/>
+        </w:rPr>
+        <w:t>location</w:t>
+      </w:r>
+      <w:proofErr w:type="spellEnd"/>
+      <w:r>
+        <w:rPr>
+          <w:color w:val="00B050"/>
+          <w:sz w:val="20"/>
+          <w:szCs w:val="20"/>
+        </w:rPr>
+        <w:t xml:space="preserve"> (of BP), en </w:t>
+      </w:r>
+      <w:proofErr w:type="spellStart"/>
+      <w:r>
+        <w:rPr>
+          <w:color w:val="00B050"/>
+          <w:sz w:val="20"/>
+          <w:szCs w:val="20"/>
+        </w:rPr>
+        <w:t>Residuals</w:t>
+      </w:r>
+      <w:proofErr w:type="spellEnd"/>
+      <w:r>
+        <w:rPr>
+          <w:color w:val="00B050"/>
+          <w:sz w:val="20"/>
+          <w:szCs w:val="20"/>
+        </w:rPr>
+        <w:t xml:space="preserve"> </w:t>
+      </w:r>
+      <w:proofErr w:type="spellStart"/>
+      <w:r>
+        <w:rPr>
+          <w:color w:val="00B050"/>
+          <w:sz w:val="20"/>
+          <w:szCs w:val="20"/>
+        </w:rPr>
+        <w:t>vs</w:t>
+      </w:r>
+      <w:proofErr w:type="spellEnd"/>
+      <w:r>
+        <w:rPr>
+          <w:color w:val="00B050"/>
+          <w:sz w:val="20"/>
+          <w:szCs w:val="20"/>
+        </w:rPr>
+        <w:t xml:space="preserve"> </w:t>
+      </w:r>
+      <w:proofErr w:type="spellStart"/>
+      <w:r>
+        <w:rPr>
+          <w:color w:val="00B050"/>
+          <w:sz w:val="20"/>
+          <w:szCs w:val="20"/>
+        </w:rPr>
+        <w:t>leverage</w:t>
+      </w:r>
+      <w:proofErr w:type="spellEnd"/>
+      <w:r>
+        <w:rPr>
+          <w:color w:val="00B050"/>
+          <w:sz w:val="20"/>
+          <w:szCs w:val="20"/>
+        </w:rPr>
+        <w:t xml:space="preserve"> (-0.5 per incorrecte conclusie)</w:t>
+      </w:r>
+    </w:p>
+    <w:p>
+      <w:pPr>
+        <w:spacing w:before="240" w:after="240"/>
+        <w:rPr>
+          <w:color w:val="00B050"/>
+          <w:sz w:val="20"/>
+          <w:szCs w:val="20"/>
+        </w:rPr>
+      </w:pPr>
+    </w:p>
+    <w:p>
+      <w:pPr>
         <w:pStyle w:val="Heading2"/>
         <w:jc w:val="both"/>
-        <w:rPr>
-          <w:rFonts w:asciiTheme="minorHAnsi" w:hAnsiTheme="minorHAnsi" w:hint="eastAsia"/>
-          <w:sz w:val="24"/>
-          <w:szCs w:val="24"/>
-        </w:rPr>
-      </w:pPr>
-      <w:r>
         <w:rPr>
           <w:rFonts w:asciiTheme="minorHAnsi" w:hAnsiTheme="minorHAnsi"/>
           <w:sz w:val="24"/>
           <w:szCs w:val="24"/>
         </w:rPr>
-        <w:t xml:space="preserve"> </w:t>
-      </w:r>
-      <w:bookmarkStart w:id="8" w:name="_Toc211265544"/>
+      </w:pPr>
       <w:r>
         <w:rPr>
           <w:rFonts w:asciiTheme="minorHAnsi" w:hAnsiTheme="minorHAnsi"/>
           <w:sz w:val="24"/>
           <w:szCs w:val="24"/>
         </w:rPr>
-        <w:t xml:space="preserve">5 </w:t>
-      </w:r>
+        <w:t xml:space="preserve"> </w:t>
+      </w:r>
+      <w:bookmarkStart w:id="8" w:name="_Toc211265544"/>
       <w:r>
         <w:rPr>
           <w:rFonts w:asciiTheme="minorHAnsi" w:hAnsiTheme="minorHAnsi"/>
           <w:sz w:val="24"/>
           <w:szCs w:val="24"/>
         </w:rPr>
+        <w:t xml:space="preserve">5 </w:t>
+      </w:r>
+      <w:r>
+        <w:rPr>
+          <w:rFonts w:asciiTheme="minorHAnsi" w:hAnsiTheme="minorHAnsi"/>
+          <w:sz w:val="24"/>
+          <w:szCs w:val="24"/>
+        </w:rPr>
         <w:t>h) Welk van de twee modellen heeft de voorkeur, en waarom?</w:t>
       </w:r>
       <w:bookmarkEnd w:id="8"/>
@@ -9845,6 +12572,7 @@
         </w:rPr>
         <w:t xml:space="preserve"> </w:t>
       </w:r>
+      <w:proofErr w:type="spellStart"/>
       <w:r>
         <w:rPr>
           <w:color w:val="0070C0"/>
@@ -9853,6 +12581,7 @@
         </w:rPr>
         <w:t>model_base_backward_log</w:t>
       </w:r>
+      <w:proofErr w:type="spellEnd"/>
     </w:p>
     <w:p>
       <w:pPr>
@@ -9883,6 +12612,7 @@
         </w:rPr>
         <w:t xml:space="preserve"> </w:t>
       </w:r>
+      <w:proofErr w:type="spellStart"/>
       <w:r>
         <w:rPr>
           <w:color w:val="0070C0"/>
@@ -9891,6 +12621,7 @@
         </w:rPr>
         <w:t>model_base_backward_apps</w:t>
       </w:r>
+      <w:proofErr w:type="spellEnd"/>
     </w:p>
     <w:p>
       <w:pPr>
@@ -10029,7 +12760,29 @@
           <w:sz w:val="20"/>
           <w:szCs w:val="20"/>
         </w:rPr>
-        <w:t>Rechts (log(Apps)-model):</w:t>
+        <w:t>Rechts (</w:t>
+      </w:r>
+      <w:proofErr w:type="gramStart"/>
+      <w:r>
+        <w:rPr>
+          <w:rFonts w:eastAsiaTheme="minorEastAsia"/>
+          <w:b/>
+          <w:color w:val="000000" w:themeColor="text1"/>
+          <w:sz w:val="20"/>
+          <w:szCs w:val="20"/>
+        </w:rPr>
+        <w:t>log(</w:t>
+      </w:r>
+      <w:proofErr w:type="gramEnd"/>
+      <w:r>
+        <w:rPr>
+          <w:rFonts w:eastAsiaTheme="minorEastAsia"/>
+          <w:b/>
+          <w:color w:val="000000" w:themeColor="text1"/>
+          <w:sz w:val="20"/>
+          <w:szCs w:val="20"/>
+        </w:rPr>
+        <w:t>Apps)-model):</w:t>
       </w:r>
       <w:r>
         <w:rPr>
@@ -10104,6 +12857,7 @@
         </w:rPr>
         <w:t>) en het log-getransformeerde model (</w:t>
       </w:r>
+      <w:proofErr w:type="gramStart"/>
       <w:r>
         <w:rPr>
           <w:rFonts w:eastAsiaTheme="minorEastAsia"/>
@@ -10112,7 +12866,18 @@
           <w:sz w:val="20"/>
           <w:szCs w:val="20"/>
         </w:rPr>
-        <w:t>log(Apps)</w:t>
+        <w:t>log(</w:t>
+      </w:r>
+      <w:proofErr w:type="gramEnd"/>
+      <w:r>
+        <w:rPr>
+          <w:rFonts w:eastAsiaTheme="minorEastAsia"/>
+          <w:i/>
+          <w:color w:val="000000" w:themeColor="text1"/>
+          <w:sz w:val="20"/>
+          <w:szCs w:val="20"/>
+        </w:rPr>
+        <w:t>Apps)</w:t>
       </w:r>
       <w:r>
         <w:rPr>
@@ -10214,6 +12979,7 @@
                 <w:szCs w:val="20"/>
               </w:rPr>
             </w:pPr>
+            <w:proofErr w:type="gramStart"/>
             <w:r>
               <w:rPr>
                 <w:rFonts w:eastAsiaTheme="minorEastAsia"/>
@@ -10222,7 +12988,18 @@
                 <w:sz w:val="20"/>
                 <w:szCs w:val="20"/>
               </w:rPr>
-              <w:t>log(Apps)-model</w:t>
+              <w:t>log(</w:t>
+            </w:r>
+            <w:proofErr w:type="gramEnd"/>
+            <w:r>
+              <w:rPr>
+                <w:rFonts w:eastAsiaTheme="minorEastAsia"/>
+                <w:b w:val="0"/>
+                <w:bCs w:val="0"/>
+                <w:sz w:val="20"/>
+                <w:szCs w:val="20"/>
+              </w:rPr>
+              <w:t>Apps)-model</w:t>
             </w:r>
           </w:p>
         </w:tc>
@@ -10282,7 +13059,51 @@
                 <w:sz w:val="18"/>
                 <w:szCs w:val="18"/>
               </w:rPr>
-              <w:t>R² / Adj R²</w:t>
+              <w:t>R</w:t>
+            </w:r>
+            <w:proofErr w:type="gramStart"/>
+            <w:r>
+              <w:rPr>
+                <w:rFonts w:eastAsiaTheme="minorEastAsia"/>
+                <w:b w:val="0"/>
+                <w:bCs w:val="0"/>
+                <w:sz w:val="18"/>
+                <w:szCs w:val="18"/>
+              </w:rPr>
+              <w:t>² /</w:t>
+            </w:r>
+            <w:proofErr w:type="gramEnd"/>
+            <w:r>
+              <w:rPr>
+                <w:rFonts w:eastAsiaTheme="minorEastAsia"/>
+                <w:b w:val="0"/>
+                <w:bCs w:val="0"/>
+                <w:sz w:val="18"/>
+                <w:szCs w:val="18"/>
+              </w:rPr>
+              <w:t xml:space="preserve"> </w:t>
+            </w:r>
+            <w:proofErr w:type="spellStart"/>
+            <w:r>
+              <w:rPr>
+                <w:rFonts w:eastAsiaTheme="minorEastAsia"/>
+                <w:b w:val="0"/>
+                <w:bCs w:val="0"/>
+                <w:sz w:val="18"/>
+                <w:szCs w:val="18"/>
+              </w:rPr>
+              <w:t>Adj</w:t>
+            </w:r>
+            <w:proofErr w:type="spellEnd"/>
+            <w:r>
+              <w:rPr>
+                <w:rFonts w:eastAsiaTheme="minorEastAsia"/>
+                <w:b w:val="0"/>
+                <w:bCs w:val="0"/>
+                <w:sz w:val="18"/>
+                <w:szCs w:val="18"/>
+              </w:rPr>
+              <w:t xml:space="preserve"> R²</w:t>
             </w:r>
           </w:p>
         </w:tc>
@@ -10299,13 +13120,23 @@
                 <w:szCs w:val="18"/>
               </w:rPr>
             </w:pPr>
+            <w:proofErr w:type="gramStart"/>
             <w:r>
               <w:rPr>
                 <w:rFonts w:eastAsiaTheme="minorEastAsia"/>
                 <w:sz w:val="18"/>
                 <w:szCs w:val="18"/>
               </w:rPr>
-              <w:t>0.745 / 0.741</w:t>
+              <w:t>0.745 /</w:t>
+            </w:r>
+            <w:proofErr w:type="gramEnd"/>
+            <w:r>
+              <w:rPr>
+                <w:rFonts w:eastAsiaTheme="minorEastAsia"/>
+                <w:sz w:val="18"/>
+                <w:szCs w:val="18"/>
+              </w:rPr>
+              <w:t xml:space="preserve"> 0.741</w:t>
             </w:r>
           </w:p>
         </w:tc>
@@ -10322,13 +13153,23 @@
                 <w:szCs w:val="18"/>
               </w:rPr>
             </w:pPr>
+            <w:proofErr w:type="gramStart"/>
             <w:r>
               <w:rPr>
                 <w:rFonts w:eastAsiaTheme="minorEastAsia"/>
                 <w:sz w:val="18"/>
                 <w:szCs w:val="18"/>
               </w:rPr>
-              <w:t>0.719 / 0.714</w:t>
+              <w:t>0.719 /</w:t>
+            </w:r>
+            <w:proofErr w:type="gramEnd"/>
+            <w:r>
+              <w:rPr>
+                <w:rFonts w:eastAsiaTheme="minorEastAsia"/>
+                <w:sz w:val="18"/>
+                <w:szCs w:val="18"/>
+              </w:rPr>
+              <w:t xml:space="preserve"> 0.714</w:t>
             </w:r>
           </w:p>
         </w:tc>
@@ -10375,6 +13216,7 @@
                 <w:szCs w:val="18"/>
               </w:rPr>
             </w:pPr>
+            <w:proofErr w:type="gramStart"/>
             <w:r>
               <w:rPr>
                 <w:rFonts w:eastAsiaTheme="minorEastAsia"/>
@@ -10383,7 +13225,18 @@
                 <w:sz w:val="18"/>
                 <w:szCs w:val="18"/>
               </w:rPr>
-              <w:t>AIC / BIC</w:t>
+              <w:t>AIC /</w:t>
+            </w:r>
+            <w:proofErr w:type="gramEnd"/>
+            <w:r>
+              <w:rPr>
+                <w:rFonts w:eastAsiaTheme="minorEastAsia"/>
+                <w:b w:val="0"/>
+                <w:bCs w:val="0"/>
+                <w:sz w:val="18"/>
+                <w:szCs w:val="18"/>
+              </w:rPr>
+              <w:t xml:space="preserve"> BIC</w:t>
             </w:r>
           </w:p>
         </w:tc>
@@ -10400,13 +13253,23 @@
                 <w:szCs w:val="18"/>
               </w:rPr>
             </w:pPr>
+            <w:proofErr w:type="gramStart"/>
             <w:r>
               <w:rPr>
                 <w:rFonts w:eastAsiaTheme="minorEastAsia"/>
                 <w:sz w:val="18"/>
                 <w:szCs w:val="18"/>
               </w:rPr>
-              <w:t>10820 / 10865</w:t>
+              <w:t>10820 /</w:t>
+            </w:r>
+            <w:proofErr w:type="gramEnd"/>
+            <w:r>
+              <w:rPr>
+                <w:rFonts w:eastAsiaTheme="minorEastAsia"/>
+                <w:sz w:val="18"/>
+                <w:szCs w:val="18"/>
+              </w:rPr>
+              <w:t xml:space="preserve"> 10865</w:t>
             </w:r>
           </w:p>
         </w:tc>
@@ -10423,13 +13286,23 @@
                 <w:szCs w:val="18"/>
               </w:rPr>
             </w:pPr>
+            <w:proofErr w:type="gramStart"/>
             <w:r>
               <w:rPr>
                 <w:rFonts w:eastAsiaTheme="minorEastAsia"/>
                 <w:sz w:val="18"/>
                 <w:szCs w:val="18"/>
               </w:rPr>
-              <w:t>1029 / 1074</w:t>
+              <w:t>1029 /</w:t>
+            </w:r>
+            <w:proofErr w:type="gramEnd"/>
+            <w:r>
+              <w:rPr>
+                <w:rFonts w:eastAsiaTheme="minorEastAsia"/>
+                <w:sz w:val="18"/>
+                <w:szCs w:val="18"/>
+              </w:rPr>
+              <w:t xml:space="preserve"> 1074</w:t>
             </w:r>
           </w:p>
         </w:tc>
@@ -10476,6 +13349,7 @@
                 <w:szCs w:val="18"/>
               </w:rPr>
             </w:pPr>
+            <w:proofErr w:type="spellStart"/>
             <w:r>
               <w:rPr>
                 <w:rFonts w:eastAsiaTheme="minorEastAsia"/>
@@ -10484,7 +13358,40 @@
                 <w:sz w:val="18"/>
                 <w:szCs w:val="18"/>
               </w:rPr>
-              <w:t>Breusch–Pagan (p)</w:t>
+              <w:t>Breusch</w:t>
+            </w:r>
+            <w:proofErr w:type="spellEnd"/>
+            <w:r>
+              <w:rPr>
+                <w:rFonts w:eastAsiaTheme="minorEastAsia"/>
+                <w:b w:val="0"/>
+                <w:bCs w:val="0"/>
+                <w:sz w:val="18"/>
+                <w:szCs w:val="18"/>
+              </w:rPr>
+              <w:t>–</w:t>
+            </w:r>
+            <w:proofErr w:type="spellStart"/>
+            <w:r>
+              <w:rPr>
+                <w:rFonts w:eastAsiaTheme="minorEastAsia"/>
+                <w:b w:val="0"/>
+                <w:bCs w:val="0"/>
+                <w:sz w:val="18"/>
+                <w:szCs w:val="18"/>
+              </w:rPr>
+              <w:t>Pagan</w:t>
+            </w:r>
+            <w:proofErr w:type="spellEnd"/>
+            <w:r>
+              <w:rPr>
+                <w:rFonts w:eastAsiaTheme="minorEastAsia"/>
+                <w:b w:val="0"/>
+                <w:bCs w:val="0"/>
+                <w:sz w:val="18"/>
+                <w:szCs w:val="18"/>
+              </w:rPr>
+              <w:t xml:space="preserve"> (p)</w:t>
             </w:r>
           </w:p>
         </w:tc>
@@ -10553,8 +13460,18 @@
                 <w:sz w:val="18"/>
                 <w:szCs w:val="18"/>
               </w:rPr>
-              <w:t>Log-model vermindert heteroskedasticiteit</w:t>
+              <w:t xml:space="preserve">Log-model vermindert </w:t>
             </w:r>
+            <w:proofErr w:type="spellStart"/>
+            <w:r>
+              <w:rPr>
+                <w:rFonts w:eastAsiaTheme="minorEastAsia"/>
+                <w:sz w:val="18"/>
+                <w:szCs w:val="18"/>
+              </w:rPr>
+              <w:t>heteroskedasticiteit</w:t>
+            </w:r>
+            <w:proofErr w:type="spellEnd"/>
           </w:p>
         </w:tc>
       </w:tr>
@@ -10686,7 +13603,29 @@
                 <w:sz w:val="18"/>
                 <w:szCs w:val="18"/>
               </w:rPr>
-              <w:t>5-fold CV RMSE / MAE</w:t>
+              <w:t xml:space="preserve">5-fold CV </w:t>
+            </w:r>
+            <w:proofErr w:type="gramStart"/>
+            <w:r>
+              <w:rPr>
+                <w:rFonts w:eastAsiaTheme="minorEastAsia"/>
+                <w:b w:val="0"/>
+                <w:bCs w:val="0"/>
+                <w:sz w:val="18"/>
+                <w:szCs w:val="18"/>
+              </w:rPr>
+              <w:t>RMSE /</w:t>
+            </w:r>
+            <w:proofErr w:type="gramEnd"/>
+            <w:r>
+              <w:rPr>
+                <w:rFonts w:eastAsiaTheme="minorEastAsia"/>
+                <w:b w:val="0"/>
+                <w:bCs w:val="0"/>
+                <w:sz w:val="18"/>
+                <w:szCs w:val="18"/>
+              </w:rPr>
+              <w:t xml:space="preserve"> MAE</w:t>
             </w:r>
           </w:p>
         </w:tc>
@@ -10709,7 +13648,25 @@
                 <w:sz w:val="18"/>
                 <w:szCs w:val="18"/>
               </w:rPr>
-              <w:t>1 865 / 1 034</w:t>
+              <w:t xml:space="preserve">1 </w:t>
+            </w:r>
+            <w:proofErr w:type="gramStart"/>
+            <w:r>
+              <w:rPr>
+                <w:rFonts w:eastAsiaTheme="minorEastAsia"/>
+                <w:sz w:val="18"/>
+                <w:szCs w:val="18"/>
+              </w:rPr>
+              <w:t>865 /</w:t>
+            </w:r>
+            <w:proofErr w:type="gramEnd"/>
+            <w:r>
+              <w:rPr>
+                <w:rFonts w:eastAsiaTheme="minorEastAsia"/>
+                <w:sz w:val="18"/>
+                <w:szCs w:val="18"/>
+              </w:rPr>
+              <w:t xml:space="preserve"> 1 034</w:t>
             </w:r>
           </w:p>
         </w:tc>
@@ -10732,7 +13689,25 @@
                 <w:sz w:val="18"/>
                 <w:szCs w:val="18"/>
               </w:rPr>
-              <w:t>5 183 / 1 622</w:t>
+              <w:t xml:space="preserve">5 </w:t>
+            </w:r>
+            <w:proofErr w:type="gramStart"/>
+            <w:r>
+              <w:rPr>
+                <w:rFonts w:eastAsiaTheme="minorEastAsia"/>
+                <w:sz w:val="18"/>
+                <w:szCs w:val="18"/>
+              </w:rPr>
+              <w:t>183 /</w:t>
+            </w:r>
+            <w:proofErr w:type="gramEnd"/>
+            <w:r>
+              <w:rPr>
+                <w:rFonts w:eastAsiaTheme="minorEastAsia"/>
+                <w:sz w:val="18"/>
+                <w:szCs w:val="18"/>
+              </w:rPr>
+              <w:t xml:space="preserve"> 1 622</w:t>
             </w:r>
           </w:p>
         </w:tc>
@@ -10827,8 +13802,18 @@
                 <w:sz w:val="18"/>
                 <w:szCs w:val="18"/>
               </w:rPr>
-              <w:t>Sterk rechtsscheef, outliers</w:t>
+              <w:t xml:space="preserve">Sterk rechtsscheef, </w:t>
             </w:r>
+            <w:proofErr w:type="spellStart"/>
+            <w:r>
+              <w:rPr>
+                <w:rFonts w:eastAsiaTheme="minorEastAsia"/>
+                <w:sz w:val="18"/>
+                <w:szCs w:val="18"/>
+              </w:rPr>
+              <w:t>outliers</w:t>
+            </w:r>
+            <w:proofErr w:type="spellEnd"/>
           </w:p>
         </w:tc>
         <w:tc>
@@ -10966,7 +13951,27 @@
           <w:sz w:val="20"/>
           <w:szCs w:val="20"/>
         </w:rPr>
-        <w:t>De log-transformatie stabiliseert de variantie (minder heteroskedasticiteit), maakt de residuen beter normaal verdeeld (zie QQ-plot), en resulteert in een veel lagere AIC/BIC.</w:t>
+        <w:t xml:space="preserve">De log-transformatie stabiliseert de variantie (minder </w:t>
+      </w:r>
+      <w:proofErr w:type="spellStart"/>
+      <w:r>
+        <w:rPr>
+          <w:rFonts w:eastAsiaTheme="minorEastAsia"/>
+          <w:color w:val="000000" w:themeColor="text1"/>
+          <w:sz w:val="20"/>
+          <w:szCs w:val="20"/>
+        </w:rPr>
+        <w:t>heteroskedasticiteit</w:t>
+      </w:r>
+      <w:proofErr w:type="spellEnd"/>
+      <w:r>
+        <w:rPr>
+          <w:rFonts w:eastAsiaTheme="minorEastAsia"/>
+          <w:color w:val="000000" w:themeColor="text1"/>
+          <w:sz w:val="20"/>
+          <w:szCs w:val="20"/>
+        </w:rPr>
+        <w:t>), maakt de residuen beter normaal verdeeld (zie QQ-plot), en resulteert in een veel lagere AIC/BIC.</w:t>
       </w:r>
       <w:r>
         <w:br/>
@@ -10983,37 +13988,122 @@
     </w:p>
     <w:p>
       <w:pPr>
+        <w:rPr>
+          <w:rFonts w:eastAsiaTheme="minorEastAsia"/>
+          <w:color w:val="00B050"/>
+          <w:sz w:val="20"/>
+          <w:szCs w:val="20"/>
+          <w:lang w:val="en-GB"/>
+        </w:rPr>
+      </w:pPr>
+      <w:r>
+        <w:rPr>
+          <w:rFonts w:eastAsiaTheme="minorEastAsia"/>
+          <w:color w:val="00B050"/>
+          <w:sz w:val="20"/>
+          <w:szCs w:val="20"/>
+          <w:lang w:val="en-GB"/>
+        </w:rPr>
+        <w:t>5h. (1.5/1.5)</w:t>
+      </w:r>
+    </w:p>
+    <w:p>
+      <w:pPr>
+        <w:rPr>
+          <w:rFonts w:eastAsiaTheme="minorEastAsia"/>
+          <w:color w:val="00B050"/>
+          <w:sz w:val="20"/>
+          <w:szCs w:val="20"/>
+        </w:rPr>
+      </w:pPr>
+      <w:r>
+        <w:rPr>
+          <w:rFonts w:eastAsiaTheme="minorEastAsia"/>
+          <w:color w:val="00B050"/>
+          <w:sz w:val="20"/>
+          <w:szCs w:val="20"/>
+          <w:lang w:val="en-GB"/>
+        </w:rPr>
+        <w:t xml:space="preserve">+ 1.5/1.5 </w:t>
+      </w:r>
+      <w:proofErr w:type="spellStart"/>
+      <w:r>
+        <w:rPr>
+          <w:rFonts w:eastAsiaTheme="minorEastAsia"/>
+          <w:color w:val="00B050"/>
+          <w:sz w:val="20"/>
+          <w:szCs w:val="20"/>
+          <w:lang w:val="en-GB"/>
+        </w:rPr>
+        <w:t>Conclusie</w:t>
+      </w:r>
+      <w:proofErr w:type="spellEnd"/>
+      <w:r>
+        <w:rPr>
+          <w:rFonts w:eastAsiaTheme="minorEastAsia"/>
+          <w:color w:val="00B050"/>
+          <w:sz w:val="20"/>
+          <w:szCs w:val="20"/>
+          <w:lang w:val="en-GB"/>
+        </w:rPr>
+        <w:t xml:space="preserve"> + </w:t>
+      </w:r>
+      <w:proofErr w:type="spellStart"/>
+      <w:r>
+        <w:rPr>
+          <w:rFonts w:eastAsiaTheme="minorEastAsia"/>
+          <w:color w:val="00B050"/>
+          <w:sz w:val="20"/>
+          <w:szCs w:val="20"/>
+          <w:lang w:val="en-GB"/>
+        </w:rPr>
+        <w:t>motivatie</w:t>
+      </w:r>
+      <w:proofErr w:type="spellEnd"/>
+    </w:p>
+    <w:p>
+      <w:pPr>
+        <w:rPr>
+          <w:rFonts w:eastAsiaTheme="minorEastAsia"/>
+          <w:color w:val="000000" w:themeColor="text1"/>
+          <w:sz w:val="20"/>
+          <w:szCs w:val="20"/>
+        </w:rPr>
+      </w:pPr>
+    </w:p>
+    <w:p>
+      <w:pPr>
         <w:pStyle w:val="Heading2"/>
-        <w:rPr>
-          <w:rFonts w:asciiTheme="minorHAnsi" w:hAnsiTheme="minorHAnsi" w:hint="eastAsia"/>
-          <w:sz w:val="24"/>
-          <w:szCs w:val="24"/>
-        </w:rPr>
-      </w:pPr>
-      <w:bookmarkStart w:id="9" w:name="_Toc211265545"/>
-      <w:r>
         <w:rPr>
           <w:rFonts w:asciiTheme="minorHAnsi" w:hAnsiTheme="minorHAnsi"/>
           <w:sz w:val="24"/>
           <w:szCs w:val="24"/>
         </w:rPr>
-        <w:t xml:space="preserve">5 </w:t>
-      </w:r>
+      </w:pPr>
+      <w:bookmarkStart w:id="9" w:name="_Toc211265545"/>
       <w:r>
         <w:rPr>
           <w:rFonts w:asciiTheme="minorHAnsi" w:hAnsiTheme="minorHAnsi"/>
           <w:sz w:val="24"/>
           <w:szCs w:val="24"/>
         </w:rPr>
-        <w:t>i) Probeer het gekozen model nog verder te verbeteren: denk aan het toevoegen van transformaties van verklarende variabelen.</w:t>
-      </w:r>
-      <w:bookmarkEnd w:id="9"/>
+        <w:t xml:space="preserve">5 </w:t>
+      </w:r>
       <w:r>
         <w:rPr>
           <w:rFonts w:asciiTheme="minorHAnsi" w:hAnsiTheme="minorHAnsi"/>
           <w:sz w:val="24"/>
           <w:szCs w:val="24"/>
         </w:rPr>
+        <w:t>i) Probeer het gekozen model nog verder te verbeteren: denk aan het toevoegen van transformaties van verklarende variabelen.</w:t>
+      </w:r>
+      <w:bookmarkEnd w:id="9"/>
+      <w:r>
+        <w:rPr>
+          <w:rFonts w:asciiTheme="minorHAnsi" w:hAnsiTheme="minorHAnsi"/>
+          <w:sz w:val="24"/>
+          <w:szCs w:val="24"/>
+        </w:rPr>
         <w:t xml:space="preserve"> </w:t>
       </w:r>
     </w:p>
@@ -11029,7 +14119,23 @@
           <w:sz w:val="20"/>
           <w:szCs w:val="20"/>
         </w:rPr>
-        <w:t>Modelvergelijking (estimation-sample)</w:t>
+        <w:t>Modelvergelijking (</w:t>
+      </w:r>
+      <w:proofErr w:type="spellStart"/>
+      <w:r>
+        <w:rPr>
+          <w:sz w:val="20"/>
+          <w:szCs w:val="20"/>
+        </w:rPr>
+        <w:t>estimation</w:t>
+      </w:r>
+      <w:proofErr w:type="spellEnd"/>
+      <w:r>
+        <w:rPr>
+          <w:sz w:val="20"/>
+          <w:szCs w:val="20"/>
+        </w:rPr>
+        <w:t>-sample)</w:t>
       </w:r>
     </w:p>
     <w:tbl>
@@ -11190,7 +14296,29 @@
                 <w:sz w:val="20"/>
                 <w:szCs w:val="20"/>
               </w:rPr>
-              <w:t>Origineel log(Apps)</w:t>
+              <w:t xml:space="preserve">Origineel </w:t>
+            </w:r>
+            <w:proofErr w:type="gramStart"/>
+            <w:r>
+              <w:rPr>
+                <w:rFonts w:eastAsiaTheme="minorEastAsia"/>
+                <w:b w:val="0"/>
+                <w:bCs w:val="0"/>
+                <w:sz w:val="20"/>
+                <w:szCs w:val="20"/>
+              </w:rPr>
+              <w:t>log(</w:t>
+            </w:r>
+            <w:proofErr w:type="gramEnd"/>
+            <w:r>
+              <w:rPr>
+                <w:rFonts w:eastAsiaTheme="minorEastAsia"/>
+                <w:b w:val="0"/>
+                <w:bCs w:val="0"/>
+                <w:sz w:val="20"/>
+                <w:szCs w:val="20"/>
+              </w:rPr>
+              <w:t>Apps)</w:t>
             </w:r>
           </w:p>
         </w:tc>
@@ -11697,7 +14825,28 @@
           <w:sz w:val="20"/>
           <w:szCs w:val="20"/>
         </w:rPr>
-        <w:t xml:space="preserve">Het log(Apps)-model is uitgebreid met relevante transformaties, waaronder een kwadratische term voor </w:t>
+        <w:lastRenderedPageBreak/>
+        <w:t xml:space="preserve">Het </w:t>
+      </w:r>
+      <w:proofErr w:type="gramStart"/>
+      <w:r>
+        <w:rPr>
+          <w:rFonts w:eastAsiaTheme="minorEastAsia"/>
+          <w:color w:val="000000" w:themeColor="text1"/>
+          <w:sz w:val="20"/>
+          <w:szCs w:val="20"/>
+        </w:rPr>
+        <w:t>log(</w:t>
+      </w:r>
+      <w:proofErr w:type="gramEnd"/>
+      <w:r>
+        <w:rPr>
+          <w:rFonts w:eastAsiaTheme="minorEastAsia"/>
+          <w:color w:val="000000" w:themeColor="text1"/>
+          <w:sz w:val="20"/>
+          <w:szCs w:val="20"/>
+        </w:rPr>
+        <w:t xml:space="preserve">Apps)-model is uitgebreid met relevante transformaties, waaronder een kwadratische term voor </w:t>
       </w:r>
       <w:r>
         <w:rPr>
@@ -11718,6 +14867,7 @@
         </w:rPr>
         <w:t xml:space="preserve"> en een log-transformatie van </w:t>
       </w:r>
+      <w:proofErr w:type="spellStart"/>
       <w:r>
         <w:rPr>
           <w:rFonts w:eastAsiaTheme="minorEastAsia"/>
@@ -11728,6 +14878,7 @@
         </w:rPr>
         <w:t>Expend</w:t>
       </w:r>
+      <w:proofErr w:type="spellEnd"/>
       <w:r>
         <w:rPr>
           <w:rFonts w:eastAsiaTheme="minorEastAsia"/>
@@ -11762,6 +14913,7 @@
         </w:rPr>
         <w:t xml:space="preserve">De model-fit in de </w:t>
       </w:r>
+      <w:proofErr w:type="spellStart"/>
       <w:r>
         <w:rPr>
           <w:rFonts w:eastAsiaTheme="minorEastAsia"/>
@@ -11772,6 +14924,7 @@
         </w:rPr>
         <w:t>estimation</w:t>
       </w:r>
+      <w:proofErr w:type="spellEnd"/>
       <w:r>
         <w:rPr>
           <w:rFonts w:eastAsiaTheme="minorEastAsia"/>
@@ -11889,24 +15042,1183 @@
           <w:sz w:val="20"/>
           <w:szCs w:val="20"/>
         </w:rPr>
-        <w:t xml:space="preserve"> op in de testprestatie zonder aanwijzingen voor overfitting.</w:t>
+        <w:t xml:space="preserve"> op in de testprestatie zonder aanwijzingen voor </w:t>
+      </w:r>
+      <w:proofErr w:type="spellStart"/>
+      <w:r>
+        <w:rPr>
+          <w:rFonts w:eastAsiaTheme="minorEastAsia"/>
+          <w:color w:val="000000" w:themeColor="text1"/>
+          <w:sz w:val="20"/>
+          <w:szCs w:val="20"/>
+        </w:rPr>
+        <w:t>overfitting</w:t>
+      </w:r>
+      <w:proofErr w:type="spellEnd"/>
+      <w:r>
+        <w:rPr>
+          <w:rFonts w:eastAsiaTheme="minorEastAsia"/>
+          <w:color w:val="000000" w:themeColor="text1"/>
+          <w:sz w:val="20"/>
+          <w:szCs w:val="20"/>
+        </w:rPr>
+        <w:t>.</w:t>
       </w:r>
     </w:p>
     <w:p>
       <w:pPr>
+        <w:spacing w:before="240" w:after="240"/>
+        <w:rPr>
+          <w:rFonts w:eastAsiaTheme="minorEastAsia"/>
+          <w:color w:val="000000" w:themeColor="text1"/>
+          <w:sz w:val="20"/>
+          <w:szCs w:val="20"/>
+        </w:rPr>
+      </w:pPr>
+    </w:p>
+    <w:p>
+      <w:pPr>
+        <w:spacing w:before="240" w:after="240"/>
+        <w:rPr>
+          <w:rFonts w:eastAsiaTheme="minorEastAsia"/>
+          <w:color w:val="EE0000"/>
+          <w:sz w:val="20"/>
+          <w:szCs w:val="20"/>
+        </w:rPr>
+      </w:pPr>
+      <w:r>
+        <w:rPr>
+          <w:rFonts w:eastAsiaTheme="minorEastAsia"/>
+          <w:color w:val="EE0000"/>
+          <w:sz w:val="20"/>
+          <w:szCs w:val="20"/>
+        </w:rPr>
+        <w:t>5i. (1.5/3)</w:t>
+      </w:r>
+    </w:p>
+    <w:p>
+      <w:pPr>
+        <w:spacing w:before="240" w:after="240"/>
+        <w:rPr>
+          <w:rFonts w:eastAsiaTheme="minorEastAsia"/>
+          <w:color w:val="EE0000"/>
+          <w:sz w:val="20"/>
+          <w:szCs w:val="20"/>
+        </w:rPr>
+      </w:pPr>
+      <w:r>
+        <w:rPr>
+          <w:rFonts w:eastAsiaTheme="minorEastAsia"/>
+          <w:color w:val="EE0000"/>
+          <w:sz w:val="20"/>
+          <w:szCs w:val="20"/>
+        </w:rPr>
+        <w:t xml:space="preserve">Hier zou je de inzichten van CCPR </w:t>
+      </w:r>
+      <w:proofErr w:type="spellStart"/>
+      <w:r>
+        <w:rPr>
+          <w:rFonts w:eastAsiaTheme="minorEastAsia"/>
+          <w:color w:val="EE0000"/>
+          <w:sz w:val="20"/>
+          <w:szCs w:val="20"/>
+        </w:rPr>
+        <w:t>plotjes</w:t>
+      </w:r>
+      <w:proofErr w:type="spellEnd"/>
+      <w:r>
+        <w:rPr>
+          <w:rFonts w:eastAsiaTheme="minorEastAsia"/>
+          <w:color w:val="EE0000"/>
+          <w:sz w:val="20"/>
+          <w:szCs w:val="20"/>
+        </w:rPr>
+        <w:t xml:space="preserve"> kunnen gebruiken. Ik mis een uitleg/motivatie van je gekozen transformaties. Ook daarna kan je backward eliminatie en opnieuw diverse testen uitvoeren om te kijken of het verbetert. R^2 zijn hier minder goed voor. </w:t>
+      </w:r>
+    </w:p>
+    <w:p>
+      <w:pPr>
+        <w:spacing w:before="240" w:after="240"/>
+        <w:rPr>
+          <w:rFonts w:eastAsiaTheme="minorEastAsia"/>
+          <w:color w:val="EE0000"/>
+          <w:sz w:val="20"/>
+          <w:szCs w:val="20"/>
+        </w:rPr>
+      </w:pPr>
+      <w:r>
+        <w:rPr>
+          <w:rFonts w:eastAsiaTheme="minorEastAsia"/>
+          <w:color w:val="EE0000"/>
+          <w:sz w:val="20"/>
+          <w:szCs w:val="20"/>
+        </w:rPr>
+        <w:t>+ 0/1 Correct bekijken welke verbanden niet goed gefit zijn.</w:t>
+      </w:r>
+    </w:p>
+    <w:p>
+      <w:pPr>
+        <w:spacing w:before="240" w:after="240"/>
+        <w:rPr>
+          <w:rFonts w:eastAsiaTheme="minorEastAsia"/>
+          <w:color w:val="EE0000"/>
+          <w:sz w:val="20"/>
+          <w:szCs w:val="20"/>
+        </w:rPr>
+      </w:pPr>
+      <w:r>
+        <w:rPr>
+          <w:rFonts w:eastAsiaTheme="minorEastAsia"/>
+          <w:color w:val="EE0000"/>
+          <w:sz w:val="20"/>
+          <w:szCs w:val="20"/>
+        </w:rPr>
+        <w:t>+ 1/1 Correcte oplossing hiervoor vinden (transformatie + motivatie)</w:t>
+      </w:r>
+    </w:p>
+    <w:p>
+      <w:pPr>
+        <w:spacing w:before="240" w:after="240"/>
+        <w:rPr>
+          <w:rFonts w:eastAsiaTheme="minorEastAsia"/>
+          <w:color w:val="EE0000"/>
+          <w:sz w:val="20"/>
+          <w:szCs w:val="20"/>
+        </w:rPr>
+      </w:pPr>
+      <w:r>
+        <w:rPr>
+          <w:rFonts w:eastAsiaTheme="minorEastAsia"/>
+          <w:color w:val="EE0000"/>
+          <w:sz w:val="20"/>
+          <w:szCs w:val="20"/>
+        </w:rPr>
+        <w:t>+ 0.5/1 Correct testen of het model verbeterd is.</w:t>
+      </w:r>
+    </w:p>
+    <w:p>
+      <w:pPr>
+        <w:spacing w:before="240" w:after="240"/>
+        <w:rPr>
+          <w:rFonts w:eastAsiaTheme="minorEastAsia"/>
+          <w:b/>
+          <w:bCs/>
+          <w:color w:val="EE0000"/>
+          <w:sz w:val="20"/>
+          <w:szCs w:val="20"/>
+          <w:lang w:val="en-NL"/>
+        </w:rPr>
+      </w:pPr>
+      <w:r>
+        <w:rPr>
+          <w:rFonts w:eastAsiaTheme="minorEastAsia"/>
+          <w:b/>
+          <w:bCs/>
+          <w:color w:val="EE0000"/>
+          <w:sz w:val="20"/>
+          <w:szCs w:val="20"/>
+          <w:lang w:val="en-NL"/>
+        </w:rPr>
+        <w:t>Extra uitleg</w:t>
+      </w:r>
+    </w:p>
+    <w:p>
+      <w:pPr>
+        <w:spacing w:before="240" w:after="240"/>
+        <w:rPr>
+          <w:rFonts w:eastAsiaTheme="minorEastAsia"/>
+          <w:color w:val="EE0000"/>
+          <w:sz w:val="20"/>
+          <w:szCs w:val="20"/>
+          <w:lang w:val="en-NL"/>
+        </w:rPr>
+      </w:pPr>
+      <w:r>
+        <w:rPr>
+          <w:rFonts w:eastAsiaTheme="minorEastAsia"/>
+          <w:b/>
+          <w:bCs/>
+          <w:color w:val="EE0000"/>
+          <w:sz w:val="20"/>
+          <w:szCs w:val="20"/>
+          <w:lang w:val="en-NL"/>
+        </w:rPr>
+        <w:t>Verbetering model op basis van CCPR-plots</w:t>
+      </w:r>
+      <w:r>
+        <w:rPr>
+          <w:rFonts w:eastAsiaTheme="minorEastAsia"/>
+          <w:color w:val="EE0000"/>
+          <w:sz w:val="20"/>
+          <w:szCs w:val="20"/>
+          <w:lang w:val="en-NL"/>
+        </w:rPr>
+        <w:br/>
+        <w:t>Om de lineariteitsaanname verder te toetsen, zijn </w:t>
+      </w:r>
+      <w:r>
+        <w:rPr>
+          <w:rFonts w:eastAsiaTheme="minorEastAsia"/>
+          <w:b/>
+          <w:bCs/>
+          <w:color w:val="EE0000"/>
+          <w:sz w:val="20"/>
+          <w:szCs w:val="20"/>
+          <w:lang w:val="en-NL"/>
+        </w:rPr>
+        <w:t>CCPR-plots</w:t>
+      </w:r>
+      <w:r>
+        <w:rPr>
+          <w:rFonts w:eastAsiaTheme="minorEastAsia"/>
+          <w:color w:val="EE0000"/>
+          <w:sz w:val="20"/>
+          <w:szCs w:val="20"/>
+          <w:lang w:val="en-NL"/>
+        </w:rPr>
+        <w:t> (Component plus Partial Residuals) geanalyseerd. Deze lieten lichte krommingen zien voor </w:t>
+      </w:r>
+      <w:r>
+        <w:rPr>
+          <w:rFonts w:eastAsiaTheme="minorEastAsia"/>
+          <w:i/>
+          <w:iCs/>
+          <w:color w:val="EE0000"/>
+          <w:sz w:val="20"/>
+          <w:szCs w:val="20"/>
+          <w:lang w:val="en-NL"/>
+        </w:rPr>
+        <w:t>Expend</w:t>
+      </w:r>
+      <w:r>
+        <w:rPr>
+          <w:rFonts w:eastAsiaTheme="minorEastAsia"/>
+          <w:color w:val="EE0000"/>
+          <w:sz w:val="20"/>
+          <w:szCs w:val="20"/>
+          <w:lang w:val="en-NL"/>
+        </w:rPr>
+        <w:t>, </w:t>
+      </w:r>
+      <w:r>
+        <w:rPr>
+          <w:rFonts w:eastAsiaTheme="minorEastAsia"/>
+          <w:i/>
+          <w:iCs/>
+          <w:color w:val="EE0000"/>
+          <w:sz w:val="20"/>
+          <w:szCs w:val="20"/>
+          <w:lang w:val="en-NL"/>
+        </w:rPr>
+        <w:t>Top10perc</w:t>
+      </w:r>
+      <w:r>
+        <w:rPr>
+          <w:rFonts w:eastAsiaTheme="minorEastAsia"/>
+          <w:color w:val="EE0000"/>
+          <w:sz w:val="20"/>
+          <w:szCs w:val="20"/>
+          <w:lang w:val="en-NL"/>
+        </w:rPr>
+        <w:t> en </w:t>
+      </w:r>
+      <w:r>
+        <w:rPr>
+          <w:rFonts w:eastAsiaTheme="minorEastAsia"/>
+          <w:i/>
+          <w:iCs/>
+          <w:color w:val="EE0000"/>
+          <w:sz w:val="20"/>
+          <w:szCs w:val="20"/>
+          <w:lang w:val="en-NL"/>
+        </w:rPr>
+        <w:t>S_F_Ratio</w:t>
+      </w:r>
+      <w:r>
+        <w:rPr>
+          <w:rFonts w:eastAsiaTheme="minorEastAsia"/>
+          <w:color w:val="EE0000"/>
+          <w:sz w:val="20"/>
+          <w:szCs w:val="20"/>
+          <w:lang w:val="en-NL"/>
+        </w:rPr>
+        <w:t>.</w:t>
+      </w:r>
+    </w:p>
+    <w:p>
+      <w:pPr>
+        <w:spacing w:before="240" w:after="240"/>
+        <w:rPr>
+          <w:rFonts w:eastAsiaTheme="minorEastAsia"/>
+          <w:color w:val="EE0000"/>
+          <w:sz w:val="20"/>
+          <w:szCs w:val="20"/>
+          <w:lang w:val="en-NL"/>
+        </w:rPr>
+      </w:pPr>
+      <w:r>
+        <w:rPr>
+          <w:rFonts w:eastAsiaTheme="minorEastAsia"/>
+          <w:b/>
+          <w:bCs/>
+          <w:color w:val="EE0000"/>
+          <w:sz w:val="20"/>
+          <w:szCs w:val="20"/>
+          <w:lang w:val="en-NL"/>
+        </w:rPr>
+        <w:t>Transformaties en motivatie:</w:t>
+      </w:r>
+      <w:r>
+        <w:rPr>
+          <w:rFonts w:eastAsiaTheme="minorEastAsia"/>
+          <w:color w:val="EE0000"/>
+          <w:sz w:val="20"/>
+          <w:szCs w:val="20"/>
+          <w:lang w:val="en-NL"/>
+        </w:rPr>
+        <w:br/>
+        <w:t>• </w:t>
+      </w:r>
+      <w:r>
+        <w:rPr>
+          <w:rFonts w:eastAsiaTheme="minorEastAsia"/>
+          <w:i/>
+          <w:iCs/>
+          <w:color w:val="EE0000"/>
+          <w:sz w:val="20"/>
+          <w:szCs w:val="20"/>
+          <w:lang w:val="en-NL"/>
+        </w:rPr>
+        <w:t>Expend</w:t>
+      </w:r>
+      <w:r>
+        <w:rPr>
+          <w:rFonts w:eastAsiaTheme="minorEastAsia"/>
+          <w:color w:val="EE0000"/>
+          <w:sz w:val="20"/>
+          <w:szCs w:val="20"/>
+          <w:lang w:val="en-NL"/>
+        </w:rPr>
+        <w:t> vertoonde een afnemend marginaal effect → daarom </w:t>
+      </w:r>
+      <w:r>
+        <w:rPr>
+          <w:rFonts w:eastAsiaTheme="minorEastAsia"/>
+          <w:b/>
+          <w:bCs/>
+          <w:color w:val="EE0000"/>
+          <w:sz w:val="20"/>
+          <w:szCs w:val="20"/>
+          <w:lang w:val="en-NL"/>
+        </w:rPr>
+        <w:t>log(Expend)</w:t>
+      </w:r>
+      <w:r>
+        <w:rPr>
+          <w:rFonts w:eastAsiaTheme="minorEastAsia"/>
+          <w:color w:val="EE0000"/>
+          <w:sz w:val="20"/>
+          <w:szCs w:val="20"/>
+          <w:lang w:val="en-NL"/>
+        </w:rPr>
+        <w:t> toegepast (diminishing returns).</w:t>
+      </w:r>
+      <w:r>
+        <w:rPr>
+          <w:rFonts w:eastAsiaTheme="minorEastAsia"/>
+          <w:color w:val="EE0000"/>
+          <w:sz w:val="20"/>
+          <w:szCs w:val="20"/>
+          <w:lang w:val="en-NL"/>
+        </w:rPr>
+        <w:br/>
+        <w:t>• </w:t>
+      </w:r>
+      <w:r>
+        <w:rPr>
+          <w:rFonts w:eastAsiaTheme="minorEastAsia"/>
+          <w:i/>
+          <w:iCs/>
+          <w:color w:val="EE0000"/>
+          <w:sz w:val="20"/>
+          <w:szCs w:val="20"/>
+          <w:lang w:val="en-NL"/>
+        </w:rPr>
+        <w:t>Top10perc</w:t>
+      </w:r>
+      <w:r>
+        <w:rPr>
+          <w:rFonts w:eastAsiaTheme="minorEastAsia"/>
+          <w:color w:val="EE0000"/>
+          <w:sz w:val="20"/>
+          <w:szCs w:val="20"/>
+          <w:lang w:val="en-NL"/>
+        </w:rPr>
+        <w:t> toonde een U-vorm → daarom een </w:t>
+      </w:r>
+      <w:r>
+        <w:rPr>
+          <w:rFonts w:eastAsiaTheme="minorEastAsia"/>
+          <w:b/>
+          <w:bCs/>
+          <w:color w:val="EE0000"/>
+          <w:sz w:val="20"/>
+          <w:szCs w:val="20"/>
+          <w:lang w:val="en-NL"/>
+        </w:rPr>
+        <w:t>kwadratische term (Top10perc²)</w:t>
+      </w:r>
+      <w:r>
+        <w:rPr>
+          <w:rFonts w:eastAsiaTheme="minorEastAsia"/>
+          <w:color w:val="EE0000"/>
+          <w:sz w:val="20"/>
+          <w:szCs w:val="20"/>
+          <w:lang w:val="en-NL"/>
+        </w:rPr>
+        <w:t> toegevoegd.</w:t>
+      </w:r>
+      <w:r>
+        <w:rPr>
+          <w:rFonts w:eastAsiaTheme="minorEastAsia"/>
+          <w:color w:val="EE0000"/>
+          <w:sz w:val="20"/>
+          <w:szCs w:val="20"/>
+          <w:lang w:val="en-NL"/>
+        </w:rPr>
+        <w:br/>
+        <w:t>• </w:t>
+      </w:r>
+      <w:r>
+        <w:rPr>
+          <w:rFonts w:eastAsiaTheme="minorEastAsia"/>
+          <w:i/>
+          <w:iCs/>
+          <w:color w:val="EE0000"/>
+          <w:sz w:val="20"/>
+          <w:szCs w:val="20"/>
+          <w:lang w:val="en-NL"/>
+        </w:rPr>
+        <w:t>S_F_Ratio</w:t>
+      </w:r>
+      <w:r>
+        <w:rPr>
+          <w:rFonts w:eastAsiaTheme="minorEastAsia"/>
+          <w:color w:val="EE0000"/>
+          <w:sz w:val="20"/>
+          <w:szCs w:val="20"/>
+          <w:lang w:val="en-NL"/>
+        </w:rPr>
+        <w:t> gaf een licht convex patroon → daarom gecontroleerd of een </w:t>
+      </w:r>
+      <w:r>
+        <w:rPr>
+          <w:rFonts w:eastAsiaTheme="minorEastAsia"/>
+          <w:b/>
+          <w:bCs/>
+          <w:color w:val="EE0000"/>
+          <w:sz w:val="20"/>
+          <w:szCs w:val="20"/>
+          <w:lang w:val="en-NL"/>
+        </w:rPr>
+        <w:t>kwadratische term</w:t>
+      </w:r>
+      <w:r>
+        <w:rPr>
+          <w:rFonts w:eastAsiaTheme="minorEastAsia"/>
+          <w:color w:val="EE0000"/>
+          <w:sz w:val="20"/>
+          <w:szCs w:val="20"/>
+          <w:lang w:val="en-NL"/>
+        </w:rPr>
+        <w:t> verbetering geeft (niet significant, dus verwijderd na AIC-eliminatie).</w:t>
+      </w:r>
+    </w:p>
+    <w:p>
+      <w:pPr>
+        <w:spacing w:before="240" w:after="240"/>
+        <w:rPr>
+          <w:rFonts w:eastAsiaTheme="minorEastAsia"/>
+          <w:color w:val="EE0000"/>
+          <w:sz w:val="20"/>
+          <w:szCs w:val="20"/>
+          <w:lang w:val="en-NL"/>
+        </w:rPr>
+      </w:pPr>
+      <w:r>
+        <w:rPr>
+          <w:rFonts w:eastAsiaTheme="minorEastAsia"/>
+          <w:b/>
+          <w:bCs/>
+          <w:color w:val="EE0000"/>
+          <w:sz w:val="20"/>
+          <w:szCs w:val="20"/>
+          <w:lang w:val="en-NL"/>
+        </w:rPr>
+        <w:t>Nieuwe schatting en toetsen:</w:t>
+      </w:r>
+      <w:r>
+        <w:rPr>
+          <w:rFonts w:eastAsiaTheme="minorEastAsia"/>
+          <w:color w:val="EE0000"/>
+          <w:sz w:val="20"/>
+          <w:szCs w:val="20"/>
+          <w:lang w:val="en-NL"/>
+        </w:rPr>
+        <w:br/>
+        <w:t>Het vernieuwde model (met log(Expend) en Top10perc²) is opnieuw geschat met AIC-gebaseerde backward elimination.</w:t>
+      </w:r>
+    </w:p>
+    <w:tbl>
+      <w:tblPr>
+        <w:tblW w:w="9067" w:type="dxa"/>
+        <w:tblLook w:val="04A0" w:firstRow="1" w:lastRow="0" w:firstColumn="1" w:lastColumn="0" w:noHBand="0" w:noVBand="1"/>
+      </w:tblPr>
+      <w:tblGrid>
+        <w:gridCol w:w="1381"/>
+        <w:gridCol w:w="4143"/>
+        <w:gridCol w:w="3543"/>
+      </w:tblGrid>
+      <w:tr>
+        <w:trPr>
+          <w:trHeight w:val="320"/>
+        </w:trPr>
+        <w:tc>
+          <w:tcPr>
+            <w:tcW w:w="1381" w:type="dxa"/>
+            <w:tcBorders>
+              <w:top w:val="single" w:sz="4" w:space="0" w:color="auto"/>
+              <w:left w:val="single" w:sz="4" w:space="0" w:color="auto"/>
+              <w:bottom w:val="single" w:sz="4" w:space="0" w:color="auto"/>
+              <w:right w:val="single" w:sz="4" w:space="0" w:color="auto"/>
+            </w:tcBorders>
+            <w:noWrap/>
+            <w:vAlign w:val="bottom"/>
+            <w:hideMark/>
+          </w:tcPr>
+          <w:p>
+            <w:pPr>
+              <w:spacing w:after="0" w:line="240" w:lineRule="auto"/>
+              <w:rPr>
+                <w:rFonts w:ascii="Aptos Narrow" w:eastAsia="Times New Roman" w:hAnsi="Aptos Narrow" w:cs="Times New Roman"/>
+                <w:b/>
+                <w:bCs/>
+                <w:color w:val="EE0000"/>
+                <w:kern w:val="0"/>
+                <w:lang w:val="en-NL" w:eastAsia="en-GB"/>
+                <w14:ligatures w14:val="none"/>
+              </w:rPr>
+            </w:pPr>
+            <w:r>
+              <w:rPr>
+                <w:rFonts w:ascii="Aptos Narrow" w:eastAsia="Times New Roman" w:hAnsi="Aptos Narrow" w:cs="Times New Roman"/>
+                <w:b/>
+                <w:bCs/>
+                <w:color w:val="EE0000"/>
+                <w:kern w:val="0"/>
+                <w:lang w:val="en-NL" w:eastAsia="en-GB"/>
+                <w14:ligatures w14:val="none"/>
+              </w:rPr>
+              <w:t xml:space="preserve">Vergelijking </w:t>
+            </w:r>
+          </w:p>
+        </w:tc>
+        <w:tc>
+          <w:tcPr>
+            <w:tcW w:w="4143" w:type="dxa"/>
+            <w:tcBorders>
+              <w:top w:val="single" w:sz="4" w:space="0" w:color="auto"/>
+              <w:left w:val="nil"/>
+              <w:bottom w:val="single" w:sz="4" w:space="0" w:color="auto"/>
+              <w:right w:val="single" w:sz="4" w:space="0" w:color="auto"/>
+            </w:tcBorders>
+            <w:noWrap/>
+            <w:vAlign w:val="bottom"/>
+            <w:hideMark/>
+          </w:tcPr>
+          <w:p>
+            <w:pPr>
+              <w:spacing w:after="0" w:line="240" w:lineRule="auto"/>
+              <w:rPr>
+                <w:rFonts w:ascii="Aptos Narrow" w:eastAsia="Times New Roman" w:hAnsi="Aptos Narrow" w:cs="Times New Roman"/>
+                <w:b/>
+                <w:bCs/>
+                <w:color w:val="EE0000"/>
+                <w:kern w:val="0"/>
+                <w:lang w:val="en-NL" w:eastAsia="en-GB"/>
+                <w14:ligatures w14:val="none"/>
+              </w:rPr>
+            </w:pPr>
+            <w:r>
+              <w:rPr>
+                <w:rFonts w:ascii="Aptos Narrow" w:eastAsia="Times New Roman" w:hAnsi="Aptos Narrow" w:cs="Times New Roman"/>
+                <w:b/>
+                <w:bCs/>
+                <w:color w:val="EE0000"/>
+                <w:kern w:val="0"/>
+                <w:lang w:val="en-NL" w:eastAsia="en-GB"/>
+                <w14:ligatures w14:val="none"/>
+              </w:rPr>
+              <w:t xml:space="preserve"> Oorspronkelijk log-model </w:t>
+            </w:r>
+          </w:p>
+        </w:tc>
+        <w:tc>
+          <w:tcPr>
+            <w:tcW w:w="3543" w:type="dxa"/>
+            <w:tcBorders>
+              <w:top w:val="single" w:sz="4" w:space="0" w:color="auto"/>
+              <w:left w:val="nil"/>
+              <w:bottom w:val="single" w:sz="4" w:space="0" w:color="auto"/>
+              <w:right w:val="single" w:sz="4" w:space="0" w:color="auto"/>
+            </w:tcBorders>
+            <w:noWrap/>
+            <w:vAlign w:val="bottom"/>
+            <w:hideMark/>
+          </w:tcPr>
+          <w:p>
+            <w:pPr>
+              <w:spacing w:after="0" w:line="240" w:lineRule="auto"/>
+              <w:rPr>
+                <w:rFonts w:ascii="Aptos Narrow" w:eastAsia="Times New Roman" w:hAnsi="Aptos Narrow" w:cs="Times New Roman"/>
+                <w:b/>
+                <w:bCs/>
+                <w:color w:val="EE0000"/>
+                <w:kern w:val="0"/>
+                <w:lang w:val="en-NL" w:eastAsia="en-GB"/>
+                <w14:ligatures w14:val="none"/>
+              </w:rPr>
+            </w:pPr>
+            <w:r>
+              <w:rPr>
+                <w:rFonts w:ascii="Aptos Narrow" w:eastAsia="Times New Roman" w:hAnsi="Aptos Narrow" w:cs="Times New Roman"/>
+                <w:b/>
+                <w:bCs/>
+                <w:color w:val="EE0000"/>
+                <w:kern w:val="0"/>
+                <w:lang w:val="en-NL" w:eastAsia="en-GB"/>
+                <w14:ligatures w14:val="none"/>
+              </w:rPr>
+              <w:t xml:space="preserve"> Verbeterd model </w:t>
+            </w:r>
+          </w:p>
+        </w:tc>
+      </w:tr>
+      <w:tr>
+        <w:trPr>
+          <w:trHeight w:val="320"/>
+        </w:trPr>
+        <w:tc>
+          <w:tcPr>
+            <w:tcW w:w="1381" w:type="dxa"/>
+            <w:tcBorders>
+              <w:top w:val="nil"/>
+              <w:left w:val="single" w:sz="4" w:space="0" w:color="auto"/>
+              <w:bottom w:val="single" w:sz="4" w:space="0" w:color="auto"/>
+              <w:right w:val="single" w:sz="4" w:space="0" w:color="auto"/>
+            </w:tcBorders>
+            <w:noWrap/>
+            <w:vAlign w:val="bottom"/>
+            <w:hideMark/>
+          </w:tcPr>
+          <w:p>
+            <w:pPr>
+              <w:spacing w:after="0" w:line="240" w:lineRule="auto"/>
+              <w:rPr>
+                <w:rFonts w:ascii="Aptos Narrow" w:eastAsia="Times New Roman" w:hAnsi="Aptos Narrow" w:cs="Times New Roman"/>
+                <w:color w:val="EE0000"/>
+                <w:kern w:val="0"/>
+                <w:lang w:val="en-NL" w:eastAsia="en-GB"/>
+                <w14:ligatures w14:val="none"/>
+              </w:rPr>
+            </w:pPr>
+            <w:r>
+              <w:rPr>
+                <w:rFonts w:ascii="Aptos Narrow" w:eastAsia="Times New Roman" w:hAnsi="Aptos Narrow" w:cs="Times New Roman"/>
+                <w:color w:val="EE0000"/>
+                <w:kern w:val="0"/>
+                <w:lang w:val="en-NL" w:eastAsia="en-GB"/>
+                <w14:ligatures w14:val="none"/>
+              </w:rPr>
+              <w:t xml:space="preserve"> Adj. R² </w:t>
+            </w:r>
+          </w:p>
+        </w:tc>
+        <w:tc>
+          <w:tcPr>
+            <w:tcW w:w="4143" w:type="dxa"/>
+            <w:tcBorders>
+              <w:top w:val="nil"/>
+              <w:left w:val="nil"/>
+              <w:bottom w:val="single" w:sz="4" w:space="0" w:color="auto"/>
+              <w:right w:val="single" w:sz="4" w:space="0" w:color="auto"/>
+            </w:tcBorders>
+            <w:noWrap/>
+            <w:vAlign w:val="bottom"/>
+            <w:hideMark/>
+          </w:tcPr>
+          <w:p>
+            <w:pPr>
+              <w:spacing w:after="0" w:line="240" w:lineRule="auto"/>
+              <w:jc w:val="right"/>
+              <w:rPr>
+                <w:rFonts w:ascii="Aptos Narrow" w:eastAsia="Times New Roman" w:hAnsi="Aptos Narrow" w:cs="Times New Roman"/>
+                <w:color w:val="EE0000"/>
+                <w:kern w:val="0"/>
+                <w:lang w:val="en-NL" w:eastAsia="en-GB"/>
+                <w14:ligatures w14:val="none"/>
+              </w:rPr>
+            </w:pPr>
+            <w:r>
+              <w:rPr>
+                <w:rFonts w:ascii="Aptos Narrow" w:eastAsia="Times New Roman" w:hAnsi="Aptos Narrow" w:cs="Times New Roman"/>
+                <w:color w:val="EE0000"/>
+                <w:kern w:val="0"/>
+                <w:lang w:val="en-NL" w:eastAsia="en-GB"/>
+                <w14:ligatures w14:val="none"/>
+              </w:rPr>
+              <w:t xml:space="preserve"> 0.714 </w:t>
+            </w:r>
+          </w:p>
+        </w:tc>
+        <w:tc>
+          <w:tcPr>
+            <w:tcW w:w="3543" w:type="dxa"/>
+            <w:tcBorders>
+              <w:top w:val="nil"/>
+              <w:left w:val="nil"/>
+              <w:bottom w:val="single" w:sz="4" w:space="0" w:color="auto"/>
+              <w:right w:val="single" w:sz="4" w:space="0" w:color="auto"/>
+            </w:tcBorders>
+            <w:noWrap/>
+            <w:vAlign w:val="bottom"/>
+            <w:hideMark/>
+          </w:tcPr>
+          <w:p>
+            <w:pPr>
+              <w:spacing w:after="0" w:line="240" w:lineRule="auto"/>
+              <w:jc w:val="right"/>
+              <w:rPr>
+                <w:rFonts w:ascii="Aptos Narrow" w:eastAsia="Times New Roman" w:hAnsi="Aptos Narrow" w:cs="Times New Roman"/>
+                <w:color w:val="EE0000"/>
+                <w:kern w:val="0"/>
+                <w:lang w:val="en-NL" w:eastAsia="en-GB"/>
+                <w14:ligatures w14:val="none"/>
+              </w:rPr>
+            </w:pPr>
+            <w:r>
+              <w:rPr>
+                <w:rFonts w:ascii="Aptos Narrow" w:eastAsia="Times New Roman" w:hAnsi="Aptos Narrow" w:cs="Times New Roman"/>
+                <w:color w:val="EE0000"/>
+                <w:kern w:val="0"/>
+                <w:lang w:val="en-NL" w:eastAsia="en-GB"/>
+                <w14:ligatures w14:val="none"/>
+              </w:rPr>
+              <w:t xml:space="preserve"> 0.742 </w:t>
+            </w:r>
+          </w:p>
+        </w:tc>
+      </w:tr>
+      <w:tr>
+        <w:trPr>
+          <w:trHeight w:val="320"/>
+        </w:trPr>
+        <w:tc>
+          <w:tcPr>
+            <w:tcW w:w="1381" w:type="dxa"/>
+            <w:tcBorders>
+              <w:top w:val="nil"/>
+              <w:left w:val="single" w:sz="4" w:space="0" w:color="auto"/>
+              <w:bottom w:val="single" w:sz="4" w:space="0" w:color="auto"/>
+              <w:right w:val="single" w:sz="4" w:space="0" w:color="auto"/>
+            </w:tcBorders>
+            <w:noWrap/>
+            <w:vAlign w:val="bottom"/>
+            <w:hideMark/>
+          </w:tcPr>
+          <w:p>
+            <w:pPr>
+              <w:spacing w:after="0" w:line="240" w:lineRule="auto"/>
+              <w:rPr>
+                <w:rFonts w:ascii="Aptos Narrow" w:eastAsia="Times New Roman" w:hAnsi="Aptos Narrow" w:cs="Times New Roman"/>
+                <w:color w:val="EE0000"/>
+                <w:kern w:val="0"/>
+                <w:lang w:val="en-NL" w:eastAsia="en-GB"/>
+                <w14:ligatures w14:val="none"/>
+              </w:rPr>
+            </w:pPr>
+            <w:r>
+              <w:rPr>
+                <w:rFonts w:ascii="Aptos Narrow" w:eastAsia="Times New Roman" w:hAnsi="Aptos Narrow" w:cs="Times New Roman"/>
+                <w:color w:val="EE0000"/>
+                <w:kern w:val="0"/>
+                <w:lang w:val="en-NL" w:eastAsia="en-GB"/>
+                <w14:ligatures w14:val="none"/>
+              </w:rPr>
+              <w:t xml:space="preserve"> AIC </w:t>
+            </w:r>
+          </w:p>
+        </w:tc>
+        <w:tc>
+          <w:tcPr>
+            <w:tcW w:w="4143" w:type="dxa"/>
+            <w:tcBorders>
+              <w:top w:val="nil"/>
+              <w:left w:val="nil"/>
+              <w:bottom w:val="single" w:sz="4" w:space="0" w:color="auto"/>
+              <w:right w:val="single" w:sz="4" w:space="0" w:color="auto"/>
+            </w:tcBorders>
+            <w:noWrap/>
+            <w:vAlign w:val="bottom"/>
+            <w:hideMark/>
+          </w:tcPr>
+          <w:p>
+            <w:pPr>
+              <w:spacing w:after="0" w:line="240" w:lineRule="auto"/>
+              <w:jc w:val="right"/>
+              <w:rPr>
+                <w:rFonts w:ascii="Aptos Narrow" w:eastAsia="Times New Roman" w:hAnsi="Aptos Narrow" w:cs="Times New Roman"/>
+                <w:color w:val="EE0000"/>
+                <w:kern w:val="0"/>
+                <w:lang w:val="en-NL" w:eastAsia="en-GB"/>
+                <w14:ligatures w14:val="none"/>
+              </w:rPr>
+            </w:pPr>
+            <w:r>
+              <w:rPr>
+                <w:rFonts w:ascii="Aptos Narrow" w:eastAsia="Times New Roman" w:hAnsi="Aptos Narrow" w:cs="Times New Roman"/>
+                <w:color w:val="EE0000"/>
+                <w:kern w:val="0"/>
+                <w:lang w:val="en-NL" w:eastAsia="en-GB"/>
+                <w14:ligatures w14:val="none"/>
+              </w:rPr>
+              <w:t>1030</w:t>
+            </w:r>
+          </w:p>
+        </w:tc>
+        <w:tc>
+          <w:tcPr>
+            <w:tcW w:w="3543" w:type="dxa"/>
+            <w:tcBorders>
+              <w:top w:val="nil"/>
+              <w:left w:val="nil"/>
+              <w:bottom w:val="single" w:sz="4" w:space="0" w:color="auto"/>
+              <w:right w:val="single" w:sz="4" w:space="0" w:color="auto"/>
+            </w:tcBorders>
+            <w:noWrap/>
+            <w:vAlign w:val="bottom"/>
+            <w:hideMark/>
+          </w:tcPr>
+          <w:p>
+            <w:pPr>
+              <w:spacing w:after="0" w:line="240" w:lineRule="auto"/>
+              <w:jc w:val="right"/>
+              <w:rPr>
+                <w:rFonts w:ascii="Aptos Narrow" w:eastAsia="Times New Roman" w:hAnsi="Aptos Narrow" w:cs="Times New Roman"/>
+                <w:color w:val="EE0000"/>
+                <w:kern w:val="0"/>
+                <w:lang w:val="en-NL" w:eastAsia="en-GB"/>
+                <w14:ligatures w14:val="none"/>
+              </w:rPr>
+            </w:pPr>
+            <w:r>
+              <w:rPr>
+                <w:rFonts w:ascii="Aptos Narrow" w:eastAsia="Times New Roman" w:hAnsi="Aptos Narrow" w:cs="Times New Roman"/>
+                <w:color w:val="EE0000"/>
+                <w:kern w:val="0"/>
+                <w:lang w:val="en-NL" w:eastAsia="en-GB"/>
+                <w14:ligatures w14:val="none"/>
+              </w:rPr>
+              <w:t>985</w:t>
+            </w:r>
+          </w:p>
+        </w:tc>
+      </w:tr>
+      <w:tr>
+        <w:trPr>
+          <w:trHeight w:val="320"/>
+        </w:trPr>
+        <w:tc>
+          <w:tcPr>
+            <w:tcW w:w="1381" w:type="dxa"/>
+            <w:tcBorders>
+              <w:top w:val="nil"/>
+              <w:left w:val="single" w:sz="4" w:space="0" w:color="auto"/>
+              <w:bottom w:val="single" w:sz="4" w:space="0" w:color="auto"/>
+              <w:right w:val="single" w:sz="4" w:space="0" w:color="auto"/>
+            </w:tcBorders>
+            <w:noWrap/>
+            <w:vAlign w:val="bottom"/>
+            <w:hideMark/>
+          </w:tcPr>
+          <w:p>
+            <w:pPr>
+              <w:spacing w:after="0" w:line="240" w:lineRule="auto"/>
+              <w:rPr>
+                <w:rFonts w:ascii="Aptos Narrow" w:eastAsia="Times New Roman" w:hAnsi="Aptos Narrow" w:cs="Times New Roman"/>
+                <w:color w:val="EE0000"/>
+                <w:kern w:val="0"/>
+                <w:lang w:val="en-NL" w:eastAsia="en-GB"/>
+                <w14:ligatures w14:val="none"/>
+              </w:rPr>
+            </w:pPr>
+            <w:r>
+              <w:rPr>
+                <w:rFonts w:ascii="Aptos Narrow" w:eastAsia="Times New Roman" w:hAnsi="Aptos Narrow" w:cs="Times New Roman"/>
+                <w:color w:val="EE0000"/>
+                <w:kern w:val="0"/>
+                <w:lang w:val="en-NL" w:eastAsia="en-GB"/>
+                <w14:ligatures w14:val="none"/>
+              </w:rPr>
+              <w:t xml:space="preserve"> RESET-p </w:t>
+            </w:r>
+          </w:p>
+        </w:tc>
+        <w:tc>
+          <w:tcPr>
+            <w:tcW w:w="4143" w:type="dxa"/>
+            <w:tcBorders>
+              <w:top w:val="nil"/>
+              <w:left w:val="nil"/>
+              <w:bottom w:val="single" w:sz="4" w:space="0" w:color="auto"/>
+              <w:right w:val="single" w:sz="4" w:space="0" w:color="auto"/>
+            </w:tcBorders>
+            <w:noWrap/>
+            <w:vAlign w:val="bottom"/>
+            <w:hideMark/>
+          </w:tcPr>
+          <w:p>
+            <w:pPr>
+              <w:spacing w:after="0" w:line="240" w:lineRule="auto"/>
+              <w:jc w:val="right"/>
+              <w:rPr>
+                <w:rFonts w:ascii="Aptos Narrow" w:eastAsia="Times New Roman" w:hAnsi="Aptos Narrow" w:cs="Times New Roman"/>
+                <w:color w:val="EE0000"/>
+                <w:kern w:val="0"/>
+                <w:lang w:val="en-NL" w:eastAsia="en-GB"/>
+                <w14:ligatures w14:val="none"/>
+              </w:rPr>
+            </w:pPr>
+            <w:r>
+              <w:rPr>
+                <w:rFonts w:ascii="Aptos Narrow" w:eastAsia="Times New Roman" w:hAnsi="Aptos Narrow" w:cs="Times New Roman"/>
+                <w:color w:val="EE0000"/>
+                <w:kern w:val="0"/>
+                <w:lang w:val="en-NL" w:eastAsia="en-GB"/>
+                <w14:ligatures w14:val="none"/>
+              </w:rPr>
+              <w:t xml:space="preserve"> 0.045 </w:t>
+            </w:r>
+          </w:p>
+        </w:tc>
+        <w:tc>
+          <w:tcPr>
+            <w:tcW w:w="3543" w:type="dxa"/>
+            <w:tcBorders>
+              <w:top w:val="nil"/>
+              <w:left w:val="nil"/>
+              <w:bottom w:val="single" w:sz="4" w:space="0" w:color="auto"/>
+              <w:right w:val="single" w:sz="4" w:space="0" w:color="auto"/>
+            </w:tcBorders>
+            <w:noWrap/>
+            <w:vAlign w:val="bottom"/>
+            <w:hideMark/>
+          </w:tcPr>
+          <w:p>
+            <w:pPr>
+              <w:spacing w:after="0" w:line="240" w:lineRule="auto"/>
+              <w:jc w:val="right"/>
+              <w:rPr>
+                <w:rFonts w:ascii="Aptos Narrow" w:eastAsia="Times New Roman" w:hAnsi="Aptos Narrow" w:cs="Times New Roman"/>
+                <w:color w:val="EE0000"/>
+                <w:kern w:val="0"/>
+                <w:lang w:val="en-NL" w:eastAsia="en-GB"/>
+                <w14:ligatures w14:val="none"/>
+              </w:rPr>
+            </w:pPr>
+            <w:r>
+              <w:rPr>
+                <w:rFonts w:ascii="Aptos Narrow" w:eastAsia="Times New Roman" w:hAnsi="Aptos Narrow" w:cs="Times New Roman"/>
+                <w:color w:val="EE0000"/>
+                <w:kern w:val="0"/>
+                <w:lang w:val="en-NL" w:eastAsia="en-GB"/>
+                <w14:ligatures w14:val="none"/>
+              </w:rPr>
+              <w:t xml:space="preserve"> 0.267 </w:t>
+            </w:r>
+          </w:p>
+        </w:tc>
+      </w:tr>
+      <w:tr>
+        <w:trPr>
+          <w:trHeight w:val="320"/>
+        </w:trPr>
+        <w:tc>
+          <w:tcPr>
+            <w:tcW w:w="1381" w:type="dxa"/>
+            <w:tcBorders>
+              <w:top w:val="nil"/>
+              <w:left w:val="single" w:sz="4" w:space="0" w:color="auto"/>
+              <w:bottom w:val="single" w:sz="4" w:space="0" w:color="auto"/>
+              <w:right w:val="single" w:sz="4" w:space="0" w:color="auto"/>
+            </w:tcBorders>
+            <w:noWrap/>
+            <w:vAlign w:val="bottom"/>
+            <w:hideMark/>
+          </w:tcPr>
+          <w:p>
+            <w:pPr>
+              <w:spacing w:after="0" w:line="240" w:lineRule="auto"/>
+              <w:rPr>
+                <w:rFonts w:ascii="Aptos Narrow" w:eastAsia="Times New Roman" w:hAnsi="Aptos Narrow" w:cs="Times New Roman"/>
+                <w:color w:val="EE0000"/>
+                <w:kern w:val="0"/>
+                <w:lang w:val="en-NL" w:eastAsia="en-GB"/>
+                <w14:ligatures w14:val="none"/>
+              </w:rPr>
+            </w:pPr>
+            <w:r>
+              <w:rPr>
+                <w:rFonts w:ascii="Aptos Narrow" w:eastAsia="Times New Roman" w:hAnsi="Aptos Narrow" w:cs="Times New Roman"/>
+                <w:color w:val="EE0000"/>
+                <w:kern w:val="0"/>
+                <w:lang w:val="en-NL" w:eastAsia="en-GB"/>
+                <w14:ligatures w14:val="none"/>
+              </w:rPr>
+              <w:t xml:space="preserve"> BP-p </w:t>
+            </w:r>
+          </w:p>
+        </w:tc>
+        <w:tc>
+          <w:tcPr>
+            <w:tcW w:w="4143" w:type="dxa"/>
+            <w:tcBorders>
+              <w:top w:val="nil"/>
+              <w:left w:val="nil"/>
+              <w:bottom w:val="single" w:sz="4" w:space="0" w:color="auto"/>
+              <w:right w:val="single" w:sz="4" w:space="0" w:color="auto"/>
+            </w:tcBorders>
+            <w:noWrap/>
+            <w:vAlign w:val="bottom"/>
+            <w:hideMark/>
+          </w:tcPr>
+          <w:p>
+            <w:pPr>
+              <w:spacing w:after="0" w:line="240" w:lineRule="auto"/>
+              <w:jc w:val="right"/>
+              <w:rPr>
+                <w:rFonts w:ascii="Aptos Narrow" w:eastAsia="Times New Roman" w:hAnsi="Aptos Narrow" w:cs="Times New Roman"/>
+                <w:color w:val="EE0000"/>
+                <w:kern w:val="0"/>
+                <w:lang w:val="en-NL" w:eastAsia="en-GB"/>
+                <w14:ligatures w14:val="none"/>
+              </w:rPr>
+            </w:pPr>
+            <w:r>
+              <w:rPr>
+                <w:rFonts w:ascii="Aptos Narrow" w:eastAsia="Times New Roman" w:hAnsi="Aptos Narrow" w:cs="Times New Roman"/>
+                <w:color w:val="EE0000"/>
+                <w:kern w:val="0"/>
+                <w:lang w:val="en-NL" w:eastAsia="en-GB"/>
+                <w14:ligatures w14:val="none"/>
+              </w:rPr>
+              <w:t xml:space="preserve"> 0.012 </w:t>
+            </w:r>
+          </w:p>
+        </w:tc>
+        <w:tc>
+          <w:tcPr>
+            <w:tcW w:w="3543" w:type="dxa"/>
+            <w:tcBorders>
+              <w:top w:val="nil"/>
+              <w:left w:val="nil"/>
+              <w:bottom w:val="single" w:sz="4" w:space="0" w:color="auto"/>
+              <w:right w:val="single" w:sz="4" w:space="0" w:color="auto"/>
+            </w:tcBorders>
+            <w:noWrap/>
+            <w:vAlign w:val="bottom"/>
+            <w:hideMark/>
+          </w:tcPr>
+          <w:p>
+            <w:pPr>
+              <w:spacing w:after="0" w:line="240" w:lineRule="auto"/>
+              <w:jc w:val="right"/>
+              <w:rPr>
+                <w:rFonts w:ascii="Aptos Narrow" w:eastAsia="Times New Roman" w:hAnsi="Aptos Narrow" w:cs="Times New Roman"/>
+                <w:color w:val="EE0000"/>
+                <w:kern w:val="0"/>
+                <w:lang w:val="en-NL" w:eastAsia="en-GB"/>
+                <w14:ligatures w14:val="none"/>
+              </w:rPr>
+            </w:pPr>
+            <w:r>
+              <w:rPr>
+                <w:rFonts w:ascii="Aptos Narrow" w:eastAsia="Times New Roman" w:hAnsi="Aptos Narrow" w:cs="Times New Roman"/>
+                <w:color w:val="EE0000"/>
+                <w:kern w:val="0"/>
+                <w:lang w:val="en-NL" w:eastAsia="en-GB"/>
+                <w14:ligatures w14:val="none"/>
+              </w:rPr>
+              <w:t xml:space="preserve"> 0.214 </w:t>
+            </w:r>
+          </w:p>
+        </w:tc>
+      </w:tr>
+    </w:tbl>
+    <w:p>
+      <w:pPr>
+        <w:spacing w:before="240" w:after="240"/>
+        <w:rPr>
+          <w:rFonts w:eastAsiaTheme="minorEastAsia"/>
+          <w:color w:val="EE0000"/>
+          <w:sz w:val="20"/>
+          <w:szCs w:val="20"/>
+          <w:lang w:val="en-NL"/>
+        </w:rPr>
+      </w:pPr>
+    </w:p>
+    <w:p>
+      <w:pPr>
+        <w:spacing w:before="240" w:after="240"/>
+        <w:rPr>
+          <w:rFonts w:eastAsiaTheme="minorEastAsia"/>
+          <w:color w:val="000000" w:themeColor="text1"/>
+          <w:sz w:val="20"/>
+          <w:szCs w:val="20"/>
+          <w:lang w:val="en-NL"/>
+        </w:rPr>
+      </w:pPr>
+    </w:p>
+    <w:p>
+      <w:pPr>
+        <w:rPr>
+          <w:rFonts w:asciiTheme="majorHAnsi" w:eastAsiaTheme="majorEastAsia" w:hAnsiTheme="majorHAnsi" w:cstheme="majorBidi"/>
+          <w:color w:val="0F4761" w:themeColor="accent1" w:themeShade="BF"/>
+          <w:lang w:val="en-NL"/>
+        </w:rPr>
+      </w:pPr>
+      <w:bookmarkStart w:id="10" w:name="_Toc211265546"/>
+      <w:r>
+        <w:rPr>
+          <w:lang w:val="en-NL"/>
+        </w:rPr>
+        <w:br w:type="page"/>
+      </w:r>
+    </w:p>
+    <w:p>
+      <w:pPr>
         <w:pStyle w:val="Heading2"/>
         <w:rPr>
-          <w:rFonts w:hint="eastAsia"/>
           <w:sz w:val="24"/>
           <w:szCs w:val="24"/>
         </w:rPr>
       </w:pPr>
-      <w:bookmarkStart w:id="10" w:name="_Toc211265546"/>
       <w:r>
         <w:rPr>
           <w:sz w:val="24"/>
           <w:szCs w:val="24"/>
         </w:rPr>
+        <w:lastRenderedPageBreak/>
         <w:t xml:space="preserve">5 </w:t>
       </w:r>
       <w:r>
@@ -11914,14 +16226,46 @@
           <w:sz w:val="24"/>
           <w:szCs w:val="24"/>
         </w:rPr>
-        <w:t>j) Hoe interpreteer je de coefficienten in het model dat je uiteindelijk hebt gevon den? Wees hierbij heel precies. Welke factoren zijn uiteindelijk het meest van belang?</w:t>
-      </w:r>
-      <w:bookmarkEnd w:id="10"/>
+        <w:t xml:space="preserve">j) Hoe interpreteer je de </w:t>
+      </w:r>
+      <w:proofErr w:type="spellStart"/>
       <w:r>
         <w:rPr>
           <w:sz w:val="24"/>
           <w:szCs w:val="24"/>
         </w:rPr>
+        <w:t>coefficienten</w:t>
+      </w:r>
+      <w:proofErr w:type="spellEnd"/>
+      <w:r>
+        <w:rPr>
+          <w:sz w:val="24"/>
+          <w:szCs w:val="24"/>
+        </w:rPr>
+        <w:t xml:space="preserve"> in het model dat je uiteindelijk hebt </w:t>
+      </w:r>
+      <w:proofErr w:type="spellStart"/>
+      <w:r>
+        <w:rPr>
+          <w:sz w:val="24"/>
+          <w:szCs w:val="24"/>
+        </w:rPr>
+        <w:t>gevon</w:t>
+      </w:r>
+      <w:proofErr w:type="spellEnd"/>
+      <w:r>
+        <w:rPr>
+          <w:sz w:val="24"/>
+          <w:szCs w:val="24"/>
+        </w:rPr>
+        <w:t xml:space="preserve"> den? Wees hierbij heel precies. Welke factoren zijn uiteindelijk het meest van belang?</w:t>
+      </w:r>
+      <w:bookmarkEnd w:id="10"/>
+      <w:r>
+        <w:rPr>
+          <w:sz w:val="24"/>
+          <w:szCs w:val="24"/>
+        </w:rPr>
         <w:t xml:space="preserve"> </w:t>
       </w:r>
     </w:p>
@@ -11940,7 +16284,17 @@
           <w:sz w:val="20"/>
           <w:szCs w:val="20"/>
         </w:rPr>
-        <w:t xml:space="preserve">Het eindmodel op </w:t>
+        <w:t xml:space="preserve">Het eindmodel </w:t>
+      </w:r>
+      <w:proofErr w:type="gramStart"/>
+      <w:r>
+        <w:rPr>
+          <w:rFonts w:eastAsiaTheme="minorEastAsia"/>
+          <w:color w:val="000000" w:themeColor="text1"/>
+          <w:sz w:val="20"/>
+          <w:szCs w:val="20"/>
+        </w:rPr>
+        <w:t xml:space="preserve">op </w:t>
       </w:r>
       <w:r>
         <w:rPr>
@@ -11950,14 +16304,25 @@
         </w:rPr>
         <w:t xml:space="preserve"> </w:t>
       </w:r>
+      <w:proofErr w:type="spellStart"/>
       <w:r>
         <w:rPr>
           <w:color w:val="0070C0"/>
           <w:sz w:val="20"/>
           <w:szCs w:val="20"/>
         </w:rPr>
-        <w:t>model_base_backward_log</w:t>
-      </w:r>
+        <w:t>model</w:t>
+      </w:r>
+      <w:proofErr w:type="gramEnd"/>
+      <w:r>
+        <w:rPr>
+          <w:color w:val="0070C0"/>
+          <w:sz w:val="20"/>
+          <w:szCs w:val="20"/>
+        </w:rPr>
+        <w:t>_base_backward_log</w:t>
+      </w:r>
+      <w:proofErr w:type="spellEnd"/>
       <w:r>
         <w:rPr>
           <w:rFonts w:eastAsiaTheme="minorEastAsia"/>
@@ -11983,6 +16348,7 @@
           <w:szCs w:val="20"/>
         </w:rPr>
       </w:pPr>
+      <w:proofErr w:type="spellStart"/>
       <w:r>
         <w:rPr>
           <w:rFonts w:eastAsiaTheme="minorEastAsia"/>
@@ -11991,8 +16357,31 @@
           <w:sz w:val="20"/>
           <w:szCs w:val="20"/>
         </w:rPr>
-        <w:t>Graduation Rate</w:t>
-      </w:r>
+        <w:t>Graduation</w:t>
+      </w:r>
+      <w:proofErr w:type="spellEnd"/>
+      <w:r>
+        <w:rPr>
+          <w:rFonts w:eastAsiaTheme="minorEastAsia"/>
+          <w:b/>
+          <w:color w:val="000000" w:themeColor="text1"/>
+          <w:sz w:val="20"/>
+          <w:szCs w:val="20"/>
+        </w:rPr>
+        <w:t xml:space="preserve"> </w:t>
+      </w:r>
+      <w:proofErr w:type="spellStart"/>
+      <w:r>
+        <w:rPr>
+          <w:rFonts w:eastAsiaTheme="minorEastAsia"/>
+          <w:b/>
+          <w:color w:val="000000" w:themeColor="text1"/>
+          <w:sz w:val="20"/>
+          <w:szCs w:val="20"/>
+        </w:rPr>
+        <w:t>Rate</w:t>
+      </w:r>
+      <w:proofErr w:type="spellEnd"/>
       <w:r>
         <w:rPr>
           <w:rFonts w:eastAsiaTheme="minorEastAsia"/>
@@ -12026,16 +16415,60 @@
           <w:sz w:val="20"/>
           <w:szCs w:val="20"/>
         </w:rPr>
-        <w:t>Private (T.Yes)</w:t>
-      </w:r>
-      <w:r>
-        <w:rPr>
-          <w:rFonts w:eastAsiaTheme="minorEastAsia"/>
+        <w:t>Private (</w:t>
+      </w:r>
+      <w:proofErr w:type="spellStart"/>
+      <w:proofErr w:type="gramStart"/>
+      <w:r>
+        <w:rPr>
+          <w:rFonts w:eastAsiaTheme="minorEastAsia"/>
+          <w:b/>
           <w:color w:val="000000" w:themeColor="text1"/>
           <w:sz w:val="20"/>
           <w:szCs w:val="20"/>
         </w:rPr>
-        <w:t xml:space="preserve"> heeft een negatief effect: particuliere universiteiten ontvangen gemiddeld circa 6 % minder aanmeldingen dan publieke instellingen.</w:t>
+        <w:t>T.Yes</w:t>
+      </w:r>
+      <w:proofErr w:type="spellEnd"/>
+      <w:proofErr w:type="gramEnd"/>
+      <w:r>
+        <w:rPr>
+          <w:rFonts w:eastAsiaTheme="minorEastAsia"/>
+          <w:b/>
+          <w:color w:val="000000" w:themeColor="text1"/>
+          <w:sz w:val="20"/>
+          <w:szCs w:val="20"/>
+        </w:rPr>
+        <w:t>)</w:t>
+      </w:r>
+      <w:r>
+        <w:rPr>
+          <w:rFonts w:eastAsiaTheme="minorEastAsia"/>
+          <w:color w:val="000000" w:themeColor="text1"/>
+          <w:sz w:val="20"/>
+          <w:szCs w:val="20"/>
+        </w:rPr>
+        <w:t xml:space="preserve"> heeft een negatief effect: particuliere universiteiten ontvangen gemiddeld </w:t>
+      </w:r>
+      <w:proofErr w:type="gramStart"/>
+      <w:r>
+        <w:rPr>
+          <w:rFonts w:eastAsiaTheme="minorEastAsia"/>
+          <w:color w:val="000000" w:themeColor="text1"/>
+          <w:sz w:val="20"/>
+          <w:szCs w:val="20"/>
+        </w:rPr>
+        <w:t>circa</w:t>
+      </w:r>
+      <w:proofErr w:type="gramEnd"/>
+      <w:r>
+        <w:rPr>
+          <w:rFonts w:eastAsiaTheme="minorEastAsia"/>
+          <w:color w:val="000000" w:themeColor="text1"/>
+          <w:sz w:val="20"/>
+          <w:szCs w:val="20"/>
+        </w:rPr>
+        <w:t xml:space="preserve"> 6 % minder aanmeldingen dan publieke instellingen.</w:t>
       </w:r>
     </w:p>
     <w:p>
@@ -12053,6 +16486,7 @@
           <w:szCs w:val="20"/>
         </w:rPr>
       </w:pPr>
+      <w:proofErr w:type="spellStart"/>
       <w:r>
         <w:rPr>
           <w:rFonts w:eastAsiaTheme="minorEastAsia"/>
@@ -12061,8 +16495,31 @@
           <w:sz w:val="20"/>
           <w:szCs w:val="20"/>
         </w:rPr>
-        <w:t>Outstate tuition</w:t>
-      </w:r>
+        <w:t>Outstate</w:t>
+      </w:r>
+      <w:proofErr w:type="spellEnd"/>
+      <w:r>
+        <w:rPr>
+          <w:rFonts w:eastAsiaTheme="minorEastAsia"/>
+          <w:b/>
+          <w:color w:val="000000" w:themeColor="text1"/>
+          <w:sz w:val="20"/>
+          <w:szCs w:val="20"/>
+        </w:rPr>
+        <w:t xml:space="preserve"> </w:t>
+      </w:r>
+      <w:proofErr w:type="spellStart"/>
+      <w:r>
+        <w:rPr>
+          <w:rFonts w:eastAsiaTheme="minorEastAsia"/>
+          <w:b/>
+          <w:color w:val="000000" w:themeColor="text1"/>
+          <w:sz w:val="20"/>
+          <w:szCs w:val="20"/>
+        </w:rPr>
+        <w:t>tuition</w:t>
+      </w:r>
+      <w:proofErr w:type="spellEnd"/>
       <w:r>
         <w:rPr>
           <w:rFonts w:eastAsiaTheme="minorEastAsia"/>
@@ -12107,6 +16564,7 @@
           <w:szCs w:val="20"/>
         </w:rPr>
       </w:pPr>
+      <w:proofErr w:type="spellStart"/>
       <w:r>
         <w:rPr>
           <w:rFonts w:eastAsiaTheme="minorEastAsia"/>
@@ -12117,6 +16575,7 @@
         </w:rPr>
         <w:t>S_F_Ratio</w:t>
       </w:r>
+      <w:proofErr w:type="spellEnd"/>
       <w:r>
         <w:rPr>
           <w:rFonts w:eastAsiaTheme="minorEastAsia"/>
@@ -12126,6 +16585,7 @@
         </w:rPr>
         <w:t xml:space="preserve"> en </w:t>
       </w:r>
+      <w:proofErr w:type="spellStart"/>
       <w:r>
         <w:rPr>
           <w:rFonts w:eastAsiaTheme="minorEastAsia"/>
@@ -12136,6 +16596,7 @@
         </w:rPr>
         <w:t>F_Undergrad</w:t>
       </w:r>
+      <w:proofErr w:type="spellEnd"/>
       <w:r>
         <w:rPr>
           <w:rFonts w:eastAsiaTheme="minorEastAsia"/>
@@ -12164,6 +16625,7 @@
         </w:rPr>
         <w:t xml:space="preserve"> en </w:t>
       </w:r>
+      <w:proofErr w:type="spellStart"/>
       <w:r>
         <w:rPr>
           <w:rFonts w:eastAsiaTheme="minorEastAsia"/>
@@ -12174,6 +16636,7 @@
         </w:rPr>
         <w:t>perc_alumni</w:t>
       </w:r>
+      <w:proofErr w:type="spellEnd"/>
       <w:r>
         <w:rPr>
           <w:rFonts w:eastAsiaTheme="minorEastAsia"/>
@@ -12203,6 +16666,7 @@
         </w:rPr>
         <w:t xml:space="preserve">De </w:t>
       </w:r>
+      <w:proofErr w:type="spellStart"/>
       <w:r>
         <w:rPr>
           <w:rFonts w:eastAsiaTheme="minorEastAsia"/>
@@ -12211,7 +16675,40 @@
           <w:sz w:val="20"/>
           <w:szCs w:val="20"/>
         </w:rPr>
-        <w:t>Cook’s Distance-analyse</w:t>
+        <w:t>Cook’s</w:t>
+      </w:r>
+      <w:proofErr w:type="spellEnd"/>
+      <w:r>
+        <w:rPr>
+          <w:rFonts w:eastAsiaTheme="minorEastAsia"/>
+          <w:b/>
+          <w:color w:val="000000" w:themeColor="text1"/>
+          <w:sz w:val="20"/>
+          <w:szCs w:val="20"/>
+        </w:rPr>
+        <w:t xml:space="preserve"> </w:t>
+      </w:r>
+      <w:proofErr w:type="spellStart"/>
+      <w:r>
+        <w:rPr>
+          <w:rFonts w:eastAsiaTheme="minorEastAsia"/>
+          <w:b/>
+          <w:color w:val="000000" w:themeColor="text1"/>
+          <w:sz w:val="20"/>
+          <w:szCs w:val="20"/>
+        </w:rPr>
+        <w:t>Distance</w:t>
+      </w:r>
+      <w:proofErr w:type="spellEnd"/>
+      <w:r>
+        <w:rPr>
+          <w:rFonts w:eastAsiaTheme="minorEastAsia"/>
+          <w:b/>
+          <w:color w:val="000000" w:themeColor="text1"/>
+          <w:sz w:val="20"/>
+          <w:szCs w:val="20"/>
+        </w:rPr>
+        <w:t>-analyse</w:t>
       </w:r>
       <w:r>
         <w:rPr>
@@ -12288,6 +16785,7 @@
           <w:color w:val="000000" w:themeColor="text1"/>
           <w:sz w:val="20"/>
           <w:szCs w:val="20"/>
+          <w:lang w:val="en-US"/>
         </w:rPr>
       </w:pPr>
       <w:r>
@@ -12330,6 +16828,50 @@
           </wp:inline>
         </w:drawing>
       </w:r>
+      <w:proofErr w:type="spellStart"/>
+      <w:r>
+        <w:rPr>
+          <w:rFonts w:eastAsiaTheme="minorEastAsia"/>
+          <w:color w:val="000000" w:themeColor="text1"/>
+          <w:sz w:val="20"/>
+          <w:szCs w:val="20"/>
+          <w:lang w:val="en-US"/>
+        </w:rPr>
+        <w:t>Invloedrijke</w:t>
+      </w:r>
+      <w:proofErr w:type="spellEnd"/>
+      <w:r>
+        <w:rPr>
+          <w:rFonts w:eastAsiaTheme="minorEastAsia"/>
+          <w:color w:val="000000" w:themeColor="text1"/>
+          <w:sz w:val="20"/>
+          <w:szCs w:val="20"/>
+          <w:lang w:val="en-US"/>
+        </w:rPr>
+        <w:t xml:space="preserve"> </w:t>
+      </w:r>
+      <w:proofErr w:type="spellStart"/>
+      <w:r>
+        <w:rPr>
+          <w:rFonts w:eastAsiaTheme="minorEastAsia"/>
+          <w:color w:val="000000" w:themeColor="text1"/>
+          <w:sz w:val="20"/>
+          <w:szCs w:val="20"/>
+          <w:lang w:val="en-US"/>
+        </w:rPr>
+        <w:t>universiteiten</w:t>
+      </w:r>
+      <w:proofErr w:type="spellEnd"/>
+      <w:r>
+        <w:rPr>
+          <w:rFonts w:eastAsiaTheme="minorEastAsia"/>
+          <w:color w:val="000000" w:themeColor="text1"/>
+          <w:sz w:val="20"/>
+          <w:szCs w:val="20"/>
+          <w:lang w:val="en-US"/>
+        </w:rPr>
+        <w:t>: ['University of Texas at Austin', 'Brewton-Parker College', 'University of Maine at Machias', 'Trinity College DC', 'Franklin Pierce College'].</w:t>
+      </w:r>
     </w:p>
     <w:p>
       <w:pPr>
@@ -12344,11 +16886,68 @@
       <w:r>
         <w:rPr>
           <w:rFonts w:eastAsiaTheme="minorEastAsia"/>
+          <w:b/>
           <w:color w:val="000000" w:themeColor="text1"/>
           <w:sz w:val="20"/>
           <w:szCs w:val="20"/>
         </w:rPr>
-        <w:t>Invloedrijke universiteiten: ['University of Texas at Austin', 'Brewton-Parker College', 'University of Maine at Machias', 'Trinity College DC', 'Franklin Pierce College'].</w:t>
+        <w:t>Conclusie:</w:t>
+      </w:r>
+      <w:r>
+        <w:rPr>
+          <w:sz w:val="20"/>
+          <w:szCs w:val="20"/>
+        </w:rPr>
+        <w:br/>
+      </w:r>
+      <w:r>
+        <w:rPr>
+          <w:rFonts w:eastAsiaTheme="minorEastAsia"/>
+          <w:color w:val="000000" w:themeColor="text1"/>
+          <w:sz w:val="20"/>
+          <w:szCs w:val="20"/>
+        </w:rPr>
+        <w:t xml:space="preserve">Universiteiten met een hogere </w:t>
+      </w:r>
+      <w:proofErr w:type="spellStart"/>
+      <w:r>
+        <w:rPr>
+          <w:rFonts w:eastAsiaTheme="minorEastAsia"/>
+          <w:color w:val="000000" w:themeColor="text1"/>
+          <w:sz w:val="20"/>
+          <w:szCs w:val="20"/>
+        </w:rPr>
+        <w:t>Graduation</w:t>
+      </w:r>
+      <w:proofErr w:type="spellEnd"/>
+      <w:r>
+        <w:rPr>
+          <w:rFonts w:eastAsiaTheme="minorEastAsia"/>
+          <w:color w:val="000000" w:themeColor="text1"/>
+          <w:sz w:val="20"/>
+          <w:szCs w:val="20"/>
+        </w:rPr>
+        <w:t xml:space="preserve"> </w:t>
+      </w:r>
+      <w:proofErr w:type="spellStart"/>
+      <w:r>
+        <w:rPr>
+          <w:rFonts w:eastAsiaTheme="minorEastAsia"/>
+          <w:color w:val="000000" w:themeColor="text1"/>
+          <w:sz w:val="20"/>
+          <w:szCs w:val="20"/>
+        </w:rPr>
+        <w:t>Rate</w:t>
+      </w:r>
+      <w:proofErr w:type="spellEnd"/>
+      <w:r>
+        <w:rPr>
+          <w:rFonts w:eastAsiaTheme="minorEastAsia"/>
+          <w:color w:val="000000" w:themeColor="text1"/>
+          <w:sz w:val="20"/>
+          <w:szCs w:val="20"/>
+        </w:rPr>
+        <w:t>, hogere collegegelden, meer PhD-docenten en een publiek karaktertrekken gemiddeld meer aanmeldingen.</w:t>
       </w:r>
     </w:p>
     <w:p>
@@ -12356,63 +16955,835 @@
         <w:spacing w:before="240" w:after="240"/>
         <w:rPr>
           <w:rFonts w:eastAsiaTheme="minorEastAsia"/>
-          <w:color w:val="000000" w:themeColor="text1"/>
-          <w:sz w:val="20"/>
-          <w:szCs w:val="20"/>
-        </w:rPr>
-      </w:pPr>
-      <w:r>
-        <w:rPr>
-          <w:rFonts w:eastAsiaTheme="minorEastAsia"/>
-          <w:b/>
-          <w:color w:val="000000" w:themeColor="text1"/>
-          <w:sz w:val="20"/>
-          <w:szCs w:val="20"/>
-        </w:rPr>
-        <w:t>Conclusie:</w:t>
-      </w:r>
-      <w:r>
-        <w:rPr>
-          <w:sz w:val="20"/>
-          <w:szCs w:val="20"/>
-        </w:rPr>
-        <w:br/>
-      </w:r>
-      <w:r>
-        <w:rPr>
-          <w:rFonts w:eastAsiaTheme="minorEastAsia"/>
-          <w:color w:val="000000" w:themeColor="text1"/>
-          <w:sz w:val="20"/>
-          <w:szCs w:val="20"/>
-        </w:rPr>
-        <w:t>Universiteiten met een hogere Graduation Rate, hogere collegegelden, meer PhD-docenten en een publiek karaktertrekken gemiddeld meer aanmeldingen.</w:t>
+          <w:color w:val="EE0000"/>
+          <w:sz w:val="20"/>
+          <w:szCs w:val="20"/>
+        </w:rPr>
+      </w:pPr>
+      <w:r>
+        <w:rPr>
+          <w:rFonts w:eastAsiaTheme="minorEastAsia"/>
+          <w:color w:val="EE0000"/>
+          <w:sz w:val="20"/>
+          <w:szCs w:val="20"/>
+        </w:rPr>
+        <w:t>5j. (0.5/2)</w:t>
       </w:r>
     </w:p>
     <w:p>
       <w:pPr>
-        <w:rPr>
-          <w:rFonts w:eastAsiaTheme="minorEastAsia"/>
-          <w:sz w:val="20"/>
-          <w:szCs w:val="20"/>
-        </w:rPr>
-      </w:pPr>
+        <w:spacing w:before="240" w:after="240"/>
+        <w:rPr>
+          <w:rFonts w:eastAsiaTheme="minorEastAsia"/>
+          <w:color w:val="EE0000"/>
+          <w:sz w:val="20"/>
+          <w:szCs w:val="20"/>
+        </w:rPr>
+      </w:pPr>
+      <w:r>
+        <w:rPr>
+          <w:rFonts w:eastAsiaTheme="minorEastAsia"/>
+          <w:color w:val="EE0000"/>
+          <w:sz w:val="20"/>
+          <w:szCs w:val="20"/>
+        </w:rPr>
+        <w:t xml:space="preserve">Ik mis een </w:t>
+      </w:r>
+      <w:proofErr w:type="spellStart"/>
+      <w:r>
+        <w:rPr>
+          <w:rFonts w:eastAsiaTheme="minorEastAsia"/>
+          <w:color w:val="EE0000"/>
+          <w:sz w:val="20"/>
+          <w:szCs w:val="20"/>
+        </w:rPr>
+        <w:t>quantitatieve</w:t>
+      </w:r>
+      <w:proofErr w:type="spellEnd"/>
+      <w:r>
+        <w:rPr>
+          <w:rFonts w:eastAsiaTheme="minorEastAsia"/>
+          <w:color w:val="EE0000"/>
+          <w:sz w:val="20"/>
+          <w:szCs w:val="20"/>
+        </w:rPr>
+        <w:t xml:space="preserve"> interpretatie van je </w:t>
+      </w:r>
+      <w:proofErr w:type="spellStart"/>
+      <w:r>
+        <w:rPr>
+          <w:rFonts w:eastAsiaTheme="minorEastAsia"/>
+          <w:color w:val="EE0000"/>
+          <w:sz w:val="20"/>
+          <w:szCs w:val="20"/>
+        </w:rPr>
+        <w:t>coefficeinten</w:t>
+      </w:r>
+      <w:proofErr w:type="spellEnd"/>
+      <w:r>
+        <w:rPr>
+          <w:rFonts w:eastAsiaTheme="minorEastAsia"/>
+          <w:color w:val="EE0000"/>
+          <w:sz w:val="20"/>
+          <w:szCs w:val="20"/>
+        </w:rPr>
+        <w:t xml:space="preserve"> (dus echt de getallen vs. 4.596 voor </w:t>
+      </w:r>
+      <w:proofErr w:type="spellStart"/>
+      <w:r>
+        <w:rPr>
+          <w:rFonts w:eastAsiaTheme="minorEastAsia"/>
+          <w:color w:val="EE0000"/>
+          <w:sz w:val="20"/>
+          <w:szCs w:val="20"/>
+        </w:rPr>
+        <w:t>intercept</w:t>
+      </w:r>
+      <w:proofErr w:type="spellEnd"/>
+      <w:r>
+        <w:rPr>
+          <w:rFonts w:eastAsiaTheme="minorEastAsia"/>
+          <w:color w:val="EE0000"/>
+          <w:sz w:val="20"/>
+          <w:szCs w:val="20"/>
+        </w:rPr>
+        <w:t>), en ook hoe exact je dit moet interpreteren (%, eenheid, of elasticiteit). Heb je de transformaties van 5i niet meegenomen?</w:t>
+      </w:r>
     </w:p>
     <w:p>
       <w:pPr>
+        <w:spacing w:before="240" w:after="240"/>
+        <w:rPr>
+          <w:rFonts w:eastAsiaTheme="minorEastAsia"/>
+          <w:color w:val="EE0000"/>
+          <w:sz w:val="20"/>
+          <w:szCs w:val="20"/>
+        </w:rPr>
+      </w:pPr>
+      <w:r>
+        <w:rPr>
+          <w:rFonts w:eastAsiaTheme="minorEastAsia"/>
+          <w:color w:val="EE0000"/>
+          <w:sz w:val="20"/>
+          <w:szCs w:val="20"/>
+        </w:rPr>
+        <w:t>+ 0.5/2 Correcte interpretatie van je model (-0.5 per foutje)</w:t>
+      </w:r>
+    </w:p>
+    <w:p>
+      <w:pPr>
+        <w:spacing w:before="240" w:after="240"/>
+        <w:rPr>
+          <w:rFonts w:eastAsiaTheme="minorEastAsia"/>
+          <w:i/>
+          <w:iCs/>
+          <w:color w:val="EE0000"/>
+          <w:sz w:val="20"/>
+          <w:szCs w:val="20"/>
+          <w:lang w:val="en-NL"/>
+        </w:rPr>
+      </w:pPr>
+      <w:r>
+        <w:rPr>
+          <w:rFonts w:eastAsiaTheme="minorEastAsia"/>
+          <w:b/>
+          <w:bCs/>
+          <w:i/>
+          <w:iCs/>
+          <w:color w:val="EE0000"/>
+          <w:sz w:val="20"/>
+          <w:szCs w:val="20"/>
+          <w:lang w:val="en-NL"/>
+        </w:rPr>
+        <w:lastRenderedPageBreak/>
+        <w:t xml:space="preserve">Hierbij extra uitleg over de </w:t>
+      </w:r>
+      <w:r>
+        <w:rPr>
+          <w:rFonts w:eastAsiaTheme="minorEastAsia"/>
+          <w:b/>
+          <w:bCs/>
+          <w:i/>
+          <w:iCs/>
+          <w:color w:val="EE0000"/>
+          <w:sz w:val="20"/>
+          <w:szCs w:val="20"/>
+          <w:lang w:val="en-NL"/>
+        </w:rPr>
+        <w:t>Interpretatie van de log-lineaire coëfficiënten</w:t>
+      </w:r>
+      <w:r>
+        <w:rPr>
+          <w:rFonts w:eastAsiaTheme="minorEastAsia"/>
+          <w:b/>
+          <w:bCs/>
+          <w:i/>
+          <w:iCs/>
+          <w:color w:val="EE0000"/>
+          <w:sz w:val="20"/>
+          <w:szCs w:val="20"/>
+          <w:lang w:val="en-NL"/>
+        </w:rPr>
+        <w:t>:</w:t>
+      </w:r>
+      <w:r>
+        <w:rPr>
+          <w:rFonts w:eastAsiaTheme="minorEastAsia"/>
+          <w:i/>
+          <w:iCs/>
+          <w:color w:val="EE0000"/>
+          <w:sz w:val="20"/>
+          <w:szCs w:val="20"/>
+          <w:lang w:val="en-NL"/>
+        </w:rPr>
+        <w:br/>
+        <w:t>In het logaritmische model geldt dat een stijging van 1 eenheid in een verklarende variabele overeenkomt met een procentuele verandering van circa </w:t>
+      </w:r>
+      <w:r>
+        <w:rPr>
+          <w:rFonts w:eastAsiaTheme="minorEastAsia"/>
+          <w:b/>
+          <w:bCs/>
+          <w:i/>
+          <w:iCs/>
+          <w:color w:val="EE0000"/>
+          <w:sz w:val="20"/>
+          <w:szCs w:val="20"/>
+          <w:lang w:val="en-NL"/>
+        </w:rPr>
+        <w:t>100 × β</w:t>
+      </w:r>
+      <w:r>
+        <w:rPr>
+          <w:rFonts w:eastAsiaTheme="minorEastAsia"/>
+          <w:i/>
+          <w:iCs/>
+          <w:color w:val="EE0000"/>
+          <w:sz w:val="20"/>
+          <w:szCs w:val="20"/>
+          <w:lang w:val="en-NL"/>
+        </w:rPr>
+        <w:t> % in Apps (semi-elasticiteit). Voor dummyvariabelen wordt het effect berekend als (e^β − 1) × 100 %.</w:t>
+      </w:r>
+    </w:p>
+    <w:p>
+      <w:pPr>
+        <w:spacing w:before="240" w:after="240"/>
+        <w:rPr>
+          <w:rFonts w:eastAsiaTheme="minorEastAsia"/>
+          <w:i/>
+          <w:iCs/>
+          <w:color w:val="EE0000"/>
+          <w:sz w:val="20"/>
+          <w:szCs w:val="20"/>
+          <w:lang w:val="en-NL"/>
+        </w:rPr>
+      </w:pPr>
+      <w:r>
+        <w:rPr>
+          <w:rFonts w:eastAsiaTheme="minorEastAsia"/>
+          <w:i/>
+          <w:iCs/>
+          <w:color w:val="EE0000"/>
+          <w:sz w:val="20"/>
+          <w:szCs w:val="20"/>
+          <w:lang w:val="en-NL"/>
+        </w:rPr>
+        <w:t>• </w:t>
+      </w:r>
+      <w:r>
+        <w:rPr>
+          <w:rFonts w:eastAsiaTheme="minorEastAsia"/>
+          <w:b/>
+          <w:bCs/>
+          <w:i/>
+          <w:iCs/>
+          <w:color w:val="EE0000"/>
+          <w:sz w:val="20"/>
+          <w:szCs w:val="20"/>
+          <w:lang w:val="en-NL"/>
+        </w:rPr>
+        <w:t>Intercept = 4.596 → e⁴·⁵⁹⁶ ≈ 99,4 aanmeldingen</w:t>
+      </w:r>
+      <w:r>
+        <w:rPr>
+          <w:rFonts w:eastAsiaTheme="minorEastAsia"/>
+          <w:i/>
+          <w:iCs/>
+          <w:color w:val="EE0000"/>
+          <w:sz w:val="20"/>
+          <w:szCs w:val="20"/>
+          <w:lang w:val="en-NL"/>
+        </w:rPr>
+        <w:t> als alle verklarende variabelen nul zouden zijn (theoretisch referentiepunt).</w:t>
+      </w:r>
+      <w:r>
+        <w:rPr>
+          <w:rFonts w:eastAsiaTheme="minorEastAsia"/>
+          <w:i/>
+          <w:iCs/>
+          <w:color w:val="EE0000"/>
+          <w:sz w:val="20"/>
+          <w:szCs w:val="20"/>
+          <w:lang w:val="en-NL"/>
+        </w:rPr>
+        <w:br/>
+        <w:t>• </w:t>
+      </w:r>
+      <w:r>
+        <w:rPr>
+          <w:rFonts w:eastAsiaTheme="minorEastAsia"/>
+          <w:b/>
+          <w:bCs/>
+          <w:i/>
+          <w:iCs/>
+          <w:color w:val="EE0000"/>
+          <w:sz w:val="20"/>
+          <w:szCs w:val="20"/>
+          <w:lang w:val="en-NL"/>
+        </w:rPr>
+        <w:t>Private = −0.598 → (e^−0.598 − 1) × 100 ≈ −45 %</w:t>
+      </w:r>
+      <w:r>
+        <w:rPr>
+          <w:rFonts w:eastAsiaTheme="minorEastAsia"/>
+          <w:i/>
+          <w:iCs/>
+          <w:color w:val="EE0000"/>
+          <w:sz w:val="20"/>
+          <w:szCs w:val="20"/>
+          <w:lang w:val="en-NL"/>
+        </w:rPr>
+        <w:t>, dus private universiteiten ontvangen circa </w:t>
+      </w:r>
+      <w:r>
+        <w:rPr>
+          <w:rFonts w:eastAsiaTheme="minorEastAsia"/>
+          <w:b/>
+          <w:bCs/>
+          <w:i/>
+          <w:iCs/>
+          <w:color w:val="EE0000"/>
+          <w:sz w:val="20"/>
+          <w:szCs w:val="20"/>
+          <w:lang w:val="en-NL"/>
+        </w:rPr>
+        <w:t>45 % minder aanmeldingen</w:t>
+      </w:r>
+      <w:r>
+        <w:rPr>
+          <w:rFonts w:eastAsiaTheme="minorEastAsia"/>
+          <w:i/>
+          <w:iCs/>
+          <w:color w:val="EE0000"/>
+          <w:sz w:val="20"/>
+          <w:szCs w:val="20"/>
+          <w:lang w:val="en-NL"/>
+        </w:rPr>
+        <w:t> dan publieke.</w:t>
+      </w:r>
+      <w:r>
+        <w:rPr>
+          <w:rFonts w:eastAsiaTheme="minorEastAsia"/>
+          <w:i/>
+          <w:iCs/>
+          <w:color w:val="EE0000"/>
+          <w:sz w:val="20"/>
+          <w:szCs w:val="20"/>
+          <w:lang w:val="en-NL"/>
+        </w:rPr>
+        <w:br/>
+        <w:t>• </w:t>
+      </w:r>
+      <w:r>
+        <w:rPr>
+          <w:rFonts w:eastAsiaTheme="minorEastAsia"/>
+          <w:b/>
+          <w:bCs/>
+          <w:i/>
+          <w:iCs/>
+          <w:color w:val="EE0000"/>
+          <w:sz w:val="20"/>
+          <w:szCs w:val="20"/>
+          <w:lang w:val="en-NL"/>
+        </w:rPr>
+        <w:t>F_Undergrad = 0.0001 → 100 × 0.0001 = 0.01 %</w:t>
+      </w:r>
+      <w:r>
+        <w:rPr>
+          <w:rFonts w:eastAsiaTheme="minorEastAsia"/>
+          <w:i/>
+          <w:iCs/>
+          <w:color w:val="EE0000"/>
+          <w:sz w:val="20"/>
+          <w:szCs w:val="20"/>
+          <w:lang w:val="en-NL"/>
+        </w:rPr>
+        <w:t>, per extra undergraduate-student stijgt Apps met 0.01 %.</w:t>
+      </w:r>
+      <w:r>
+        <w:rPr>
+          <w:rFonts w:eastAsiaTheme="minorEastAsia"/>
+          <w:i/>
+          <w:iCs/>
+          <w:color w:val="EE0000"/>
+          <w:sz w:val="20"/>
+          <w:szCs w:val="20"/>
+          <w:lang w:val="en-NL"/>
+        </w:rPr>
+        <w:br/>
+        <w:t>• </w:t>
+      </w:r>
+      <w:r>
+        <w:rPr>
+          <w:rFonts w:eastAsiaTheme="minorEastAsia"/>
+          <w:b/>
+          <w:bCs/>
+          <w:i/>
+          <w:iCs/>
+          <w:color w:val="EE0000"/>
+          <w:sz w:val="20"/>
+          <w:szCs w:val="20"/>
+          <w:lang w:val="en-NL"/>
+        </w:rPr>
+        <w:t>Outstate = 6.0 × 10</w:t>
+      </w:r>
+      <w:r>
+        <w:rPr>
+          <w:rFonts w:ascii="Cambria Math" w:eastAsiaTheme="minorEastAsia" w:hAnsi="Cambria Math" w:cs="Cambria Math"/>
+          <w:b/>
+          <w:bCs/>
+          <w:i/>
+          <w:iCs/>
+          <w:color w:val="EE0000"/>
+          <w:sz w:val="20"/>
+          <w:szCs w:val="20"/>
+          <w:lang w:val="en-NL"/>
+        </w:rPr>
+        <w:t>⁻</w:t>
+      </w:r>
+      <w:r>
+        <w:rPr>
+          <w:rFonts w:eastAsiaTheme="minorEastAsia"/>
+          <w:b/>
+          <w:bCs/>
+          <w:i/>
+          <w:iCs/>
+          <w:color w:val="EE0000"/>
+          <w:sz w:val="20"/>
+          <w:szCs w:val="20"/>
+          <w:lang w:val="en-NL"/>
+        </w:rPr>
+        <w:t>⁵ → 0.006 %</w:t>
+      </w:r>
+      <w:r>
+        <w:rPr>
+          <w:rFonts w:eastAsiaTheme="minorEastAsia"/>
+          <w:i/>
+          <w:iCs/>
+          <w:color w:val="EE0000"/>
+          <w:sz w:val="20"/>
+          <w:szCs w:val="20"/>
+          <w:lang w:val="en-NL"/>
+        </w:rPr>
+        <w:t> meer Apps per extra dollar aan out-of-state tuition.</w:t>
+      </w:r>
+      <w:r>
+        <w:rPr>
+          <w:rFonts w:eastAsiaTheme="minorEastAsia"/>
+          <w:i/>
+          <w:iCs/>
+          <w:color w:val="EE0000"/>
+          <w:sz w:val="20"/>
+          <w:szCs w:val="20"/>
+          <w:lang w:val="en-NL"/>
+        </w:rPr>
+        <w:br/>
+        <w:t>• </w:t>
+      </w:r>
+      <w:r>
+        <w:rPr>
+          <w:rFonts w:eastAsiaTheme="minorEastAsia"/>
+          <w:b/>
+          <w:bCs/>
+          <w:i/>
+          <w:iCs/>
+          <w:color w:val="EE0000"/>
+          <w:sz w:val="20"/>
+          <w:szCs w:val="20"/>
+          <w:lang w:val="en-NL"/>
+        </w:rPr>
+        <w:t>Books = 0.0005 → 0.05 %</w:t>
+      </w:r>
+      <w:r>
+        <w:rPr>
+          <w:rFonts w:eastAsiaTheme="minorEastAsia"/>
+          <w:i/>
+          <w:iCs/>
+          <w:color w:val="EE0000"/>
+          <w:sz w:val="20"/>
+          <w:szCs w:val="20"/>
+          <w:lang w:val="en-NL"/>
+        </w:rPr>
+        <w:t> meer Apps per extra dollar aan boekenkosten.</w:t>
+      </w:r>
+      <w:r>
+        <w:rPr>
+          <w:rFonts w:eastAsiaTheme="minorEastAsia"/>
+          <w:i/>
+          <w:iCs/>
+          <w:color w:val="EE0000"/>
+          <w:sz w:val="20"/>
+          <w:szCs w:val="20"/>
+          <w:lang w:val="en-NL"/>
+        </w:rPr>
+        <w:br/>
+        <w:t>• </w:t>
+      </w:r>
+      <w:r>
+        <w:rPr>
+          <w:rFonts w:eastAsiaTheme="minorEastAsia"/>
+          <w:b/>
+          <w:bCs/>
+          <w:i/>
+          <w:iCs/>
+          <w:color w:val="EE0000"/>
+          <w:sz w:val="20"/>
+          <w:szCs w:val="20"/>
+          <w:lang w:val="en-NL"/>
+        </w:rPr>
+        <w:t>S_F_Ratio = 0.035 → 3.5 %</w:t>
+      </w:r>
+      <w:r>
+        <w:rPr>
+          <w:rFonts w:eastAsiaTheme="minorEastAsia"/>
+          <w:i/>
+          <w:iCs/>
+          <w:color w:val="EE0000"/>
+          <w:sz w:val="20"/>
+          <w:szCs w:val="20"/>
+          <w:lang w:val="en-NL"/>
+        </w:rPr>
+        <w:t> meer Apps per extra student per docent.</w:t>
+      </w:r>
+      <w:r>
+        <w:rPr>
+          <w:rFonts w:eastAsiaTheme="minorEastAsia"/>
+          <w:i/>
+          <w:iCs/>
+          <w:color w:val="EE0000"/>
+          <w:sz w:val="20"/>
+          <w:szCs w:val="20"/>
+          <w:lang w:val="en-NL"/>
+        </w:rPr>
+        <w:br/>
+        <w:t>• </w:t>
+      </w:r>
+      <w:r>
+        <w:rPr>
+          <w:rFonts w:eastAsiaTheme="minorEastAsia"/>
+          <w:b/>
+          <w:bCs/>
+          <w:i/>
+          <w:iCs/>
+          <w:color w:val="EE0000"/>
+          <w:sz w:val="20"/>
+          <w:szCs w:val="20"/>
+          <w:lang w:val="en-NL"/>
+        </w:rPr>
+        <w:t>perc_alumni = −0.0083 → −0.83 %</w:t>
+      </w:r>
+      <w:r>
+        <w:rPr>
+          <w:rFonts w:eastAsiaTheme="minorEastAsia"/>
+          <w:i/>
+          <w:iCs/>
+          <w:color w:val="EE0000"/>
+          <w:sz w:val="20"/>
+          <w:szCs w:val="20"/>
+          <w:lang w:val="en-NL"/>
+        </w:rPr>
+        <w:t> minder Apps per extra procentpunt alumnidonatie.</w:t>
+      </w:r>
+      <w:r>
+        <w:rPr>
+          <w:rFonts w:eastAsiaTheme="minorEastAsia"/>
+          <w:i/>
+          <w:iCs/>
+          <w:color w:val="EE0000"/>
+          <w:sz w:val="20"/>
+          <w:szCs w:val="20"/>
+          <w:lang w:val="en-NL"/>
+        </w:rPr>
+        <w:br/>
+        <w:t>• </w:t>
+      </w:r>
+      <w:r>
+        <w:rPr>
+          <w:rFonts w:eastAsiaTheme="minorEastAsia"/>
+          <w:b/>
+          <w:bCs/>
+          <w:i/>
+          <w:iCs/>
+          <w:color w:val="EE0000"/>
+          <w:sz w:val="20"/>
+          <w:szCs w:val="20"/>
+          <w:lang w:val="en-NL"/>
+        </w:rPr>
+        <w:t>Expend = 3.24 × 10</w:t>
+      </w:r>
+      <w:r>
+        <w:rPr>
+          <w:rFonts w:ascii="Cambria Math" w:eastAsiaTheme="minorEastAsia" w:hAnsi="Cambria Math" w:cs="Cambria Math"/>
+          <w:b/>
+          <w:bCs/>
+          <w:i/>
+          <w:iCs/>
+          <w:color w:val="EE0000"/>
+          <w:sz w:val="20"/>
+          <w:szCs w:val="20"/>
+          <w:lang w:val="en-NL"/>
+        </w:rPr>
+        <w:t>⁻</w:t>
+      </w:r>
+      <w:r>
+        <w:rPr>
+          <w:rFonts w:eastAsiaTheme="minorEastAsia"/>
+          <w:b/>
+          <w:bCs/>
+          <w:i/>
+          <w:iCs/>
+          <w:color w:val="EE0000"/>
+          <w:sz w:val="20"/>
+          <w:szCs w:val="20"/>
+          <w:lang w:val="en-NL"/>
+        </w:rPr>
+        <w:t>⁵ → +3.2 %</w:t>
+      </w:r>
+      <w:r>
+        <w:rPr>
+          <w:rFonts w:eastAsiaTheme="minorEastAsia"/>
+          <w:i/>
+          <w:iCs/>
+          <w:color w:val="EE0000"/>
+          <w:sz w:val="20"/>
+          <w:szCs w:val="20"/>
+          <w:lang w:val="en-NL"/>
+        </w:rPr>
+        <w:t> meer Apps bij +$1000 uitgaven per student.</w:t>
+      </w:r>
+      <w:r>
+        <w:rPr>
+          <w:rFonts w:eastAsiaTheme="minorEastAsia"/>
+          <w:i/>
+          <w:iCs/>
+          <w:color w:val="EE0000"/>
+          <w:sz w:val="20"/>
+          <w:szCs w:val="20"/>
+          <w:lang w:val="en-NL"/>
+        </w:rPr>
+        <w:br/>
+        <w:t>• </w:t>
+      </w:r>
+      <w:r>
+        <w:rPr>
+          <w:rFonts w:eastAsiaTheme="minorEastAsia"/>
+          <w:b/>
+          <w:bCs/>
+          <w:i/>
+          <w:iCs/>
+          <w:color w:val="EE0000"/>
+          <w:sz w:val="20"/>
+          <w:szCs w:val="20"/>
+          <w:lang w:val="en-NL"/>
+        </w:rPr>
+        <w:t>Grad_Rate = 0.0111 → 1.1 %</w:t>
+      </w:r>
+      <w:r>
+        <w:rPr>
+          <w:rFonts w:eastAsiaTheme="minorEastAsia"/>
+          <w:i/>
+          <w:iCs/>
+          <w:color w:val="EE0000"/>
+          <w:sz w:val="20"/>
+          <w:szCs w:val="20"/>
+          <w:lang w:val="en-NL"/>
+        </w:rPr>
+        <w:t> meer Apps per extra procentpunt graduatieratio.</w:t>
+      </w:r>
+    </w:p>
+    <w:p>
+      <w:pPr>
+        <w:spacing w:before="240" w:after="240"/>
+        <w:rPr>
+          <w:rFonts w:eastAsiaTheme="minorEastAsia"/>
+          <w:i/>
+          <w:iCs/>
+          <w:color w:val="EE0000"/>
+          <w:sz w:val="20"/>
+          <w:szCs w:val="20"/>
+          <w:lang w:val="en-NL"/>
+        </w:rPr>
+      </w:pPr>
+      <w:r>
+        <w:rPr>
+          <w:rFonts w:eastAsiaTheme="minorEastAsia"/>
+          <w:i/>
+          <w:iCs/>
+          <w:color w:val="EE0000"/>
+          <w:sz w:val="20"/>
+          <w:szCs w:val="20"/>
+          <w:lang w:val="en-NL"/>
+        </w:rPr>
+        <w:t>Deze interpretaties sluiten aan bij de transformaties uit 5i (log(Apps) als afhankelijke variabele, log(Expend) en lineaire overige variabelen).</w:t>
+      </w:r>
+      <w:r>
+        <w:rPr>
+          <w:rFonts w:eastAsiaTheme="minorEastAsia"/>
+          <w:i/>
+          <w:iCs/>
+          <w:color w:val="EE0000"/>
+          <w:sz w:val="20"/>
+          <w:szCs w:val="20"/>
+          <w:lang w:val="en-NL"/>
+        </w:rPr>
+        <w:br/>
+        <w:t>Belangrijkste determinanten van Apps zijn </w:t>
+      </w:r>
+      <w:r>
+        <w:rPr>
+          <w:rFonts w:eastAsiaTheme="minorEastAsia"/>
+          <w:b/>
+          <w:bCs/>
+          <w:i/>
+          <w:iCs/>
+          <w:color w:val="EE0000"/>
+          <w:sz w:val="20"/>
+          <w:szCs w:val="20"/>
+          <w:lang w:val="en-NL"/>
+        </w:rPr>
+        <w:t>F_Undergrad</w:t>
+      </w:r>
+      <w:r>
+        <w:rPr>
+          <w:rFonts w:eastAsiaTheme="minorEastAsia"/>
+          <w:i/>
+          <w:iCs/>
+          <w:color w:val="EE0000"/>
+          <w:sz w:val="20"/>
+          <w:szCs w:val="20"/>
+          <w:lang w:val="en-NL"/>
+        </w:rPr>
+        <w:t>, </w:t>
+      </w:r>
+      <w:r>
+        <w:rPr>
+          <w:rFonts w:eastAsiaTheme="minorEastAsia"/>
+          <w:b/>
+          <w:bCs/>
+          <w:i/>
+          <w:iCs/>
+          <w:color w:val="EE0000"/>
+          <w:sz w:val="20"/>
+          <w:szCs w:val="20"/>
+          <w:lang w:val="en-NL"/>
+        </w:rPr>
+        <w:t>Private</w:t>
+      </w:r>
+      <w:r>
+        <w:rPr>
+          <w:rFonts w:eastAsiaTheme="minorEastAsia"/>
+          <w:i/>
+          <w:iCs/>
+          <w:color w:val="EE0000"/>
+          <w:sz w:val="20"/>
+          <w:szCs w:val="20"/>
+          <w:lang w:val="en-NL"/>
+        </w:rPr>
+        <w:t>, </w:t>
+      </w:r>
+      <w:r>
+        <w:rPr>
+          <w:rFonts w:eastAsiaTheme="minorEastAsia"/>
+          <w:b/>
+          <w:bCs/>
+          <w:i/>
+          <w:iCs/>
+          <w:color w:val="EE0000"/>
+          <w:sz w:val="20"/>
+          <w:szCs w:val="20"/>
+          <w:lang w:val="en-NL"/>
+        </w:rPr>
+        <w:t>Grad_Rate</w:t>
+      </w:r>
+      <w:r>
+        <w:rPr>
+          <w:rFonts w:eastAsiaTheme="minorEastAsia"/>
+          <w:i/>
+          <w:iCs/>
+          <w:color w:val="EE0000"/>
+          <w:sz w:val="20"/>
+          <w:szCs w:val="20"/>
+          <w:lang w:val="en-NL"/>
+        </w:rPr>
+        <w:t> en </w:t>
+      </w:r>
+      <w:r>
+        <w:rPr>
+          <w:rFonts w:eastAsiaTheme="minorEastAsia"/>
+          <w:b/>
+          <w:bCs/>
+          <w:i/>
+          <w:iCs/>
+          <w:color w:val="EE0000"/>
+          <w:sz w:val="20"/>
+          <w:szCs w:val="20"/>
+          <w:lang w:val="en-NL"/>
+        </w:rPr>
+        <w:t>Expend</w:t>
+      </w:r>
+      <w:r>
+        <w:rPr>
+          <w:rFonts w:eastAsiaTheme="minorEastAsia"/>
+          <w:i/>
+          <w:iCs/>
+          <w:color w:val="EE0000"/>
+          <w:sz w:val="20"/>
+          <w:szCs w:val="20"/>
+          <w:lang w:val="en-NL"/>
+        </w:rPr>
+        <w:t>, die samen het grootste deel van de verklaarde variantie leveren.</w:t>
+      </w:r>
+    </w:p>
+    <w:p>
+      <w:pPr>
+        <w:spacing w:before="240" w:after="240"/>
+        <w:rPr>
+          <w:rFonts w:eastAsiaTheme="minorEastAsia"/>
+          <w:color w:val="EE0000"/>
+          <w:sz w:val="20"/>
+          <w:szCs w:val="20"/>
+          <w:lang w:val="en-NL"/>
+        </w:rPr>
+      </w:pPr>
+    </w:p>
+    <w:p>
+      <w:pPr>
+        <w:rPr>
+          <w:rFonts w:eastAsiaTheme="minorEastAsia"/>
+          <w:sz w:val="20"/>
+          <w:szCs w:val="20"/>
+        </w:rPr>
+      </w:pPr>
+    </w:p>
+    <w:p>
+      <w:pPr>
         <w:pStyle w:val="Heading2"/>
         <w:rPr>
-          <w:rFonts w:hint="eastAsia"/>
           <w:sz w:val="24"/>
           <w:szCs w:val="24"/>
         </w:rPr>
       </w:pPr>
-      <w:r>
-        <w:rPr>
-          <w:sz w:val="20"/>
-          <w:szCs w:val="20"/>
-        </w:rPr>
-        <w:br w:type="page"/>
-      </w:r>
       <w:bookmarkStart w:id="11" w:name="_Toc211265547"/>
       <w:r>
         <w:rPr>
@@ -12433,7 +17804,23 @@
           <w:sz w:val="24"/>
           <w:szCs w:val="24"/>
         </w:rPr>
-        <w:t>k) Gebruik het uiteindelijke model om voorspellingen te maken voor de waarnemingen in de estimation en de test sample.</w:t>
+        <w:t xml:space="preserve">k) Gebruik het uiteindelijke model om voorspellingen te maken voor de waarnemingen in de </w:t>
+      </w:r>
+      <w:proofErr w:type="spellStart"/>
+      <w:r>
+        <w:rPr>
+          <w:sz w:val="24"/>
+          <w:szCs w:val="24"/>
+        </w:rPr>
+        <w:t>estimation</w:t>
+      </w:r>
+      <w:proofErr w:type="spellEnd"/>
+      <w:r>
+        <w:rPr>
+          <w:sz w:val="24"/>
+          <w:szCs w:val="24"/>
+        </w:rPr>
+        <w:t xml:space="preserve"> en de test sample.</w:t>
       </w:r>
       <w:bookmarkEnd w:id="11"/>
     </w:p>
@@ -12507,7 +17894,27 @@
           <w:sz w:val="20"/>
           <w:szCs w:val="20"/>
         </w:rPr>
-        <w:t xml:space="preserve"> hebben (outliers) → deze trekken de schaal scheef en maken R2 negatief.</w:t>
+        <w:t xml:space="preserve"> hebben (</w:t>
+      </w:r>
+      <w:proofErr w:type="spellStart"/>
+      <w:r>
+        <w:rPr>
+          <w:rFonts w:eastAsiaTheme="minorEastAsia"/>
+          <w:color w:val="000000" w:themeColor="text1"/>
+          <w:sz w:val="20"/>
+          <w:szCs w:val="20"/>
+        </w:rPr>
+        <w:t>outliers</w:t>
+      </w:r>
+      <w:proofErr w:type="spellEnd"/>
+      <w:r>
+        <w:rPr>
+          <w:rFonts w:eastAsiaTheme="minorEastAsia"/>
+          <w:color w:val="000000" w:themeColor="text1"/>
+          <w:sz w:val="20"/>
+          <w:szCs w:val="20"/>
+        </w:rPr>
+        <w:t>) → deze trekken de schaal scheef en maken R2 negatief.</w:t>
       </w:r>
     </w:p>
     <w:p>
@@ -12524,6 +17931,7 @@
           <w:sz w:val="20"/>
           <w:szCs w:val="20"/>
         </w:rPr>
+        <w:lastRenderedPageBreak/>
         <w:drawing>
           <wp:inline distT="0" distB="0" distL="0" distR="0" wp14:anchorId="7C04CF37" wp14:editId="17DE12D0">
             <wp:extent cx="5762625" cy="4772025"/>
@@ -12665,7 +18073,27 @@
           <w:sz w:val="20"/>
           <w:szCs w:val="20"/>
         </w:rPr>
-        <w:t xml:space="preserve"> (outliers) veroorzaken grote fouten.</w:t>
+        <w:t xml:space="preserve"> (</w:t>
+      </w:r>
+      <w:proofErr w:type="spellStart"/>
+      <w:r>
+        <w:rPr>
+          <w:rFonts w:eastAsiaTheme="minorEastAsia"/>
+          <w:color w:val="000000" w:themeColor="text1"/>
+          <w:sz w:val="20"/>
+          <w:szCs w:val="20"/>
+        </w:rPr>
+        <w:t>outliers</w:t>
+      </w:r>
+      <w:proofErr w:type="spellEnd"/>
+      <w:r>
+        <w:rPr>
+          <w:rFonts w:eastAsiaTheme="minorEastAsia"/>
+          <w:color w:val="000000" w:themeColor="text1"/>
+          <w:sz w:val="20"/>
+          <w:szCs w:val="20"/>
+        </w:rPr>
+        <w:t>) veroorzaken grote fouten.</w:t>
       </w:r>
     </w:p>
     <w:p>
@@ -12700,7 +18128,6 @@
           <w:color w:val="000000" w:themeColor="text1"/>
           <w:sz w:val="20"/>
           <w:szCs w:val="20"/>
-          <w:lang w:val="en-US"/>
         </w:rPr>
         <w:t>R</w:t>
       </w:r>
@@ -12711,7 +18138,6 @@
           <w:color w:val="000000" w:themeColor="text1"/>
           <w:sz w:val="20"/>
           <w:szCs w:val="20"/>
-          <w:lang w:val="en-US"/>
         </w:rPr>
         <w:t xml:space="preserve">2 </w:t>
       </w:r>
@@ -12758,7 +18184,29 @@
           <w:sz w:val="20"/>
           <w:szCs w:val="20"/>
         </w:rPr>
-        <w:t>niet-constante variantie (heteroskedasticiteit)</w:t>
+        <w:t>niet-constante variantie (</w:t>
+      </w:r>
+      <w:proofErr w:type="spellStart"/>
+      <w:r>
+        <w:rPr>
+          <w:rFonts w:eastAsiaTheme="minorEastAsia"/>
+          <w:b/>
+          <w:color w:val="000000" w:themeColor="text1"/>
+          <w:sz w:val="20"/>
+          <w:szCs w:val="20"/>
+        </w:rPr>
+        <w:t>heteroskedasticiteit</w:t>
+      </w:r>
+      <w:proofErr w:type="spellEnd"/>
+      <w:r>
+        <w:rPr>
+          <w:rFonts w:eastAsiaTheme="minorEastAsia"/>
+          <w:b/>
+          <w:color w:val="000000" w:themeColor="text1"/>
+          <w:sz w:val="20"/>
+          <w:szCs w:val="20"/>
+        </w:rPr>
+        <w:t>)</w:t>
       </w:r>
       <w:r>
         <w:rPr>
@@ -12819,23 +18267,31 @@
           <w:sz w:val="20"/>
           <w:szCs w:val="20"/>
         </w:rPr>
-        <w:t>Geen systematische kromming → lineariteit op log-schaal lijkt wél goed.</w:t>
+        <w:t xml:space="preserve">Geen systematische kromming → </w:t>
+      </w:r>
+      <w:proofErr w:type="spellStart"/>
+      <w:r>
+        <w:rPr>
+          <w:rFonts w:eastAsiaTheme="minorEastAsia"/>
+          <w:color w:val="000000" w:themeColor="text1"/>
+          <w:sz w:val="20"/>
+          <w:szCs w:val="20"/>
+        </w:rPr>
+        <w:t>lineariteit</w:t>
+      </w:r>
+      <w:proofErr w:type="spellEnd"/>
+      <w:r>
+        <w:rPr>
+          <w:rFonts w:eastAsiaTheme="minorEastAsia"/>
+          <w:color w:val="000000" w:themeColor="text1"/>
+          <w:sz w:val="20"/>
+          <w:szCs w:val="20"/>
+        </w:rPr>
+        <w:t xml:space="preserve"> op log-schaal lijkt wél goed</w:t>
       </w:r>
     </w:p>
     <w:p>
       <w:pPr>
-        <w:spacing w:before="240" w:after="240"/>
-        <w:jc w:val="both"/>
-        <w:rPr>
-          <w:rFonts w:eastAsiaTheme="minorEastAsia"/>
-          <w:color w:val="000000" w:themeColor="text1"/>
-          <w:sz w:val="20"/>
-          <w:szCs w:val="20"/>
-        </w:rPr>
-      </w:pPr>
-    </w:p>
-    <w:p>
-      <w:pPr>
         <w:rPr>
           <w:b/>
           <w:bCs/>
@@ -12843,6 +18299,7 @@
           <w:szCs w:val="20"/>
         </w:rPr>
       </w:pPr>
+      <w:proofErr w:type="spellStart"/>
       <w:r>
         <w:rPr>
           <w:b/>
@@ -12850,7 +18307,17 @@
           <w:sz w:val="20"/>
           <w:szCs w:val="20"/>
         </w:rPr>
-        <w:t>Overfitting-check</w:t>
+        <w:t>Overfitting</w:t>
+      </w:r>
+      <w:proofErr w:type="spellEnd"/>
+      <w:r>
+        <w:rPr>
+          <w:b/>
+          <w:bCs/>
+          <w:sz w:val="20"/>
+          <w:szCs w:val="20"/>
+        </w:rPr>
+        <w:t>-check</w:t>
       </w:r>
     </w:p>
     <w:p>
@@ -12876,7 +18343,27 @@
           <w:sz w:val="20"/>
           <w:szCs w:val="20"/>
         </w:rPr>
-        <w:t>RMSE (test) ≈ RMSE (train) (slechts 0.2 % verschil) → geen ernstige overfitting.</w:t>
+        <w:t xml:space="preserve">RMSE (test) ≈ RMSE (train) (slechts 0.2 % verschil) → geen ernstige </w:t>
+      </w:r>
+      <w:proofErr w:type="spellStart"/>
+      <w:r>
+        <w:rPr>
+          <w:rFonts w:eastAsiaTheme="minorEastAsia"/>
+          <w:color w:val="000000" w:themeColor="text1"/>
+          <w:sz w:val="20"/>
+          <w:szCs w:val="20"/>
+        </w:rPr>
+        <w:t>overfitting</w:t>
+      </w:r>
+      <w:proofErr w:type="spellEnd"/>
+      <w:r>
+        <w:rPr>
+          <w:rFonts w:eastAsiaTheme="minorEastAsia"/>
+          <w:color w:val="000000" w:themeColor="text1"/>
+          <w:sz w:val="20"/>
+          <w:szCs w:val="20"/>
+        </w:rPr>
+        <w:t>.</w:t>
       </w:r>
     </w:p>
     <w:p>
@@ -12954,18 +18441,40 @@
       <w:pPr>
         <w:spacing w:before="240" w:after="240"/>
         <w:rPr>
-          <w:sz w:val="20"/>
-          <w:szCs w:val="20"/>
-        </w:rPr>
-      </w:pPr>
-      <w:r>
-        <w:rPr>
           <w:rFonts w:eastAsiaTheme="minorEastAsia"/>
           <w:color w:val="000000" w:themeColor="text1"/>
           <w:sz w:val="20"/>
           <w:szCs w:val="20"/>
         </w:rPr>
-        <w:t>Het uiteindelijke log-model presteert goed op de log-schaal met een R2 rond 0.72 en nauwelijks verschil tussen estimation- en test-sample.</w:t>
+      </w:pPr>
+      <w:r>
+        <w:rPr>
+          <w:rFonts w:eastAsiaTheme="minorEastAsia"/>
+          <w:color w:val="000000" w:themeColor="text1"/>
+          <w:sz w:val="20"/>
+          <w:szCs w:val="20"/>
+        </w:rPr>
+        <w:t xml:space="preserve">Het uiteindelijke log-model presteert goed op de log-schaal met een R2 rond 0.72 en nauwelijks verschil tussen </w:t>
+      </w:r>
+      <w:proofErr w:type="spellStart"/>
+      <w:r>
+        <w:rPr>
+          <w:rFonts w:eastAsiaTheme="minorEastAsia"/>
+          <w:color w:val="000000" w:themeColor="text1"/>
+          <w:sz w:val="20"/>
+          <w:szCs w:val="20"/>
+        </w:rPr>
+        <w:t>estimation</w:t>
+      </w:r>
+      <w:proofErr w:type="spellEnd"/>
+      <w:r>
+        <w:rPr>
+          <w:rFonts w:eastAsiaTheme="minorEastAsia"/>
+          <w:color w:val="000000" w:themeColor="text1"/>
+          <w:sz w:val="20"/>
+          <w:szCs w:val="20"/>
+        </w:rPr>
+        <w:t>- en test-sample.</w:t>
       </w:r>
       <w:r>
         <w:br/>
@@ -12977,6 +18486,7 @@
           <w:sz w:val="20"/>
           <w:szCs w:val="20"/>
         </w:rPr>
+        <w:lastRenderedPageBreak/>
         <w:t xml:space="preserve">Na </w:t>
       </w:r>
       <w:r>
@@ -12988,6 +18498,7 @@
         </w:rPr>
         <w:t xml:space="preserve">terug </w:t>
       </w:r>
+      <w:proofErr w:type="spellStart"/>
       <w:r>
         <w:rPr>
           <w:rFonts w:eastAsiaTheme="minorEastAsia"/>
@@ -13006,6 +18517,7 @@
         </w:rPr>
         <w:t>chaling</w:t>
       </w:r>
+      <w:proofErr w:type="spellEnd"/>
       <w:r>
         <w:rPr>
           <w:rFonts w:eastAsiaTheme="minorEastAsia"/>
@@ -13013,7 +18525,47 @@
           <w:sz w:val="20"/>
           <w:szCs w:val="20"/>
         </w:rPr>
-        <w:t xml:space="preserve"> naar de originele Apps-schaal (met Duan smearing-correctie = 1.164) dalen de prestaties sterk (</w:t>
+        <w:t xml:space="preserve"> naar de originele Apps-schaal (met </w:t>
+      </w:r>
+      <w:proofErr w:type="spellStart"/>
+      <w:r>
+        <w:rPr>
+          <w:rFonts w:eastAsiaTheme="minorEastAsia"/>
+          <w:color w:val="000000" w:themeColor="text1"/>
+          <w:sz w:val="20"/>
+          <w:szCs w:val="20"/>
+        </w:rPr>
+        <w:t>Duan</w:t>
+      </w:r>
+      <w:proofErr w:type="spellEnd"/>
+      <w:r>
+        <w:rPr>
+          <w:rFonts w:eastAsiaTheme="minorEastAsia"/>
+          <w:color w:val="000000" w:themeColor="text1"/>
+          <w:sz w:val="20"/>
+          <w:szCs w:val="20"/>
+        </w:rPr>
+        <w:t xml:space="preserve"> </w:t>
+      </w:r>
+      <w:proofErr w:type="spellStart"/>
+      <w:r>
+        <w:rPr>
+          <w:rFonts w:eastAsiaTheme="minorEastAsia"/>
+          <w:color w:val="000000" w:themeColor="text1"/>
+          <w:sz w:val="20"/>
+          <w:szCs w:val="20"/>
+        </w:rPr>
+        <w:t>smearing</w:t>
+      </w:r>
+      <w:proofErr w:type="spellEnd"/>
+      <w:r>
+        <w:rPr>
+          <w:rFonts w:eastAsiaTheme="minorEastAsia"/>
+          <w:color w:val="000000" w:themeColor="text1"/>
+          <w:sz w:val="20"/>
+          <w:szCs w:val="20"/>
+        </w:rPr>
+        <w:t>-correctie = 1.164) dalen de prestaties sterk (</w:t>
       </w:r>
       <w:r>
         <w:rPr>
@@ -13022,7 +18574,6 @@
           <w:color w:val="000000" w:themeColor="text1"/>
           <w:sz w:val="20"/>
           <w:szCs w:val="20"/>
-          <w:lang w:val="en-US"/>
         </w:rPr>
         <w:t>R</w:t>
       </w:r>
@@ -13033,7 +18584,6 @@
           <w:color w:val="000000" w:themeColor="text1"/>
           <w:sz w:val="20"/>
           <w:szCs w:val="20"/>
-          <w:lang w:val="en-US"/>
         </w:rPr>
         <w:t>2</w:t>
       </w:r>
@@ -13065,7 +18615,27 @@
           <w:sz w:val="20"/>
           <w:szCs w:val="20"/>
         </w:rPr>
-        <w:t>De residuplots tonen duidelijke heteroskedasticiteit: de voorspelfouten nemen toe bij hogere waarden.</w:t>
+        <w:t xml:space="preserve">De residuplots tonen duidelijke </w:t>
+      </w:r>
+      <w:proofErr w:type="spellStart"/>
+      <w:r>
+        <w:rPr>
+          <w:rFonts w:eastAsiaTheme="minorEastAsia"/>
+          <w:color w:val="000000" w:themeColor="text1"/>
+          <w:sz w:val="20"/>
+          <w:szCs w:val="20"/>
+        </w:rPr>
+        <w:t>heteroskedasticiteit</w:t>
+      </w:r>
+      <w:proofErr w:type="spellEnd"/>
+      <w:r>
+        <w:rPr>
+          <w:rFonts w:eastAsiaTheme="minorEastAsia"/>
+          <w:color w:val="000000" w:themeColor="text1"/>
+          <w:sz w:val="20"/>
+          <w:szCs w:val="20"/>
+        </w:rPr>
+        <w:t>: de voorspelfouten nemen toe bij hogere waarden.</w:t>
       </w:r>
       <w:r>
         <w:br/>
@@ -13077,7 +18647,27 @@
           <w:sz w:val="20"/>
           <w:szCs w:val="20"/>
         </w:rPr>
-        <w:t>Het model generaliseert echter stabiel (geen overfitting), en voorspelt gemiddeld realistische waarden voor het gros van de instellingen.</w:t>
+        <w:t xml:space="preserve">Het model generaliseert echter stabiel (geen </w:t>
+      </w:r>
+      <w:proofErr w:type="spellStart"/>
+      <w:r>
+        <w:rPr>
+          <w:rFonts w:eastAsiaTheme="minorEastAsia"/>
+          <w:color w:val="000000" w:themeColor="text1"/>
+          <w:sz w:val="20"/>
+          <w:szCs w:val="20"/>
+        </w:rPr>
+        <w:t>overfitting</w:t>
+      </w:r>
+      <w:proofErr w:type="spellEnd"/>
+      <w:r>
+        <w:rPr>
+          <w:rFonts w:eastAsiaTheme="minorEastAsia"/>
+          <w:color w:val="000000" w:themeColor="text1"/>
+          <w:sz w:val="20"/>
+          <w:szCs w:val="20"/>
+        </w:rPr>
+        <w:t>), en voorspelt gemiddeld realistische waarden voor het gros van de instellingen.</w:t>
       </w:r>
       <w:r>
         <w:br/>
@@ -13091,6 +18681,7 @@
         </w:rPr>
         <w:t xml:space="preserve">Verdere verbetering zou mogelijk zijn door robuuste schattingen of alternatieve transformaties (bijv. </w:t>
       </w:r>
+      <w:proofErr w:type="spellStart"/>
       <w:r>
         <w:rPr>
           <w:rFonts w:eastAsiaTheme="minorEastAsia"/>
@@ -13099,17 +18690,9 @@
           <w:sz w:val="20"/>
           <w:szCs w:val="20"/>
         </w:rPr>
-        <w:t>sqrt(Apps)</w:t>
-      </w:r>
-      <w:r>
-        <w:rPr>
-          <w:rFonts w:eastAsiaTheme="minorEastAsia"/>
-          <w:color w:val="000000" w:themeColor="text1"/>
-          <w:sz w:val="20"/>
-          <w:szCs w:val="20"/>
-        </w:rPr>
-        <w:t xml:space="preserve"> of </w:t>
-      </w:r>
+        <w:t>sqrt</w:t>
+      </w:r>
+      <w:proofErr w:type="spellEnd"/>
       <w:r>
         <w:rPr>
           <w:rFonts w:eastAsiaTheme="minorEastAsia"/>
@@ -13118,8 +18701,29 @@
           <w:sz w:val="20"/>
           <w:szCs w:val="20"/>
         </w:rPr>
+        <w:t>(Apps)</w:t>
+      </w:r>
+      <w:r>
+        <w:rPr>
+          <w:rFonts w:eastAsiaTheme="minorEastAsia"/>
+          <w:color w:val="000000" w:themeColor="text1"/>
+          <w:sz w:val="20"/>
+          <w:szCs w:val="20"/>
+        </w:rPr>
+        <w:t xml:space="preserve"> of </w:t>
+      </w:r>
+      <w:proofErr w:type="spellStart"/>
+      <w:r>
+        <w:rPr>
+          <w:rFonts w:eastAsiaTheme="minorEastAsia"/>
+          <w:i/>
+          <w:color w:val="000000" w:themeColor="text1"/>
+          <w:sz w:val="20"/>
+          <w:szCs w:val="20"/>
+        </w:rPr>
         <w:t>winsorisatie</w:t>
       </w:r>
+      <w:proofErr w:type="spellEnd"/>
       <w:r>
         <w:rPr>
           <w:rFonts w:eastAsiaTheme="minorEastAsia"/>
@@ -13127,14 +18731,87 @@
           <w:sz w:val="20"/>
           <w:szCs w:val="20"/>
         </w:rPr>
-        <w:t xml:space="preserve"> van outliers).</w:t>
+        <w:t xml:space="preserve"> van </w:t>
+      </w:r>
+      <w:proofErr w:type="spellStart"/>
+      <w:r>
+        <w:rPr>
+          <w:rFonts w:eastAsiaTheme="minorEastAsia"/>
+          <w:color w:val="000000" w:themeColor="text1"/>
+          <w:sz w:val="20"/>
+          <w:szCs w:val="20"/>
+        </w:rPr>
+        <w:t>outliers</w:t>
+      </w:r>
+      <w:proofErr w:type="spellEnd"/>
+      <w:r>
+        <w:rPr>
+          <w:rFonts w:eastAsiaTheme="minorEastAsia"/>
+          <w:color w:val="000000" w:themeColor="text1"/>
+          <w:sz w:val="20"/>
+          <w:szCs w:val="20"/>
+        </w:rPr>
+        <w:t>).</w:t>
       </w:r>
     </w:p>
     <w:p>
       <w:pPr>
+        <w:spacing w:before="240" w:after="240"/>
+        <w:rPr>
+          <w:color w:val="00B050"/>
+          <w:sz w:val="20"/>
+          <w:szCs w:val="20"/>
+        </w:rPr>
+      </w:pPr>
+      <w:r>
+        <w:rPr>
+          <w:color w:val="00B050"/>
+          <w:sz w:val="20"/>
+          <w:szCs w:val="20"/>
+        </w:rPr>
+        <w:t>5k. (1/1)</w:t>
+      </w:r>
+    </w:p>
+    <w:p>
+      <w:pPr>
+        <w:spacing w:before="240" w:after="240"/>
+        <w:rPr>
+          <w:color w:val="00B050"/>
+          <w:sz w:val="20"/>
+          <w:szCs w:val="20"/>
+        </w:rPr>
+      </w:pPr>
+      <w:r>
+        <w:rPr>
+          <w:color w:val="00B050"/>
+          <w:sz w:val="20"/>
+          <w:szCs w:val="20"/>
+        </w:rPr>
+        <w:t xml:space="preserve">+ 1/1 Maak voorspelling in </w:t>
+      </w:r>
+      <w:proofErr w:type="spellStart"/>
+      <w:r>
+        <w:rPr>
+          <w:color w:val="00B050"/>
+          <w:sz w:val="20"/>
+          <w:szCs w:val="20"/>
+        </w:rPr>
+        <w:t>estimation</w:t>
+      </w:r>
+      <w:proofErr w:type="spellEnd"/>
+      <w:r>
+        <w:rPr>
+          <w:color w:val="00B050"/>
+          <w:sz w:val="20"/>
+          <w:szCs w:val="20"/>
+        </w:rPr>
+        <w:t xml:space="preserve"> en test sample</w:t>
+      </w:r>
+    </w:p>
+    <w:p>
+      <w:pPr>
         <w:pStyle w:val="Heading2"/>
         <w:rPr>
-          <w:rFonts w:hint="eastAsia"/>
           <w:sz w:val="24"/>
           <w:szCs w:val="24"/>
         </w:rPr>
@@ -13152,7 +18829,73 @@
           <w:sz w:val="24"/>
           <w:szCs w:val="24"/>
         </w:rPr>
-        <w:t>l) Vergelijk de voorspelkracht (mbv. mean squared error) van het model op de estimation sample met die op de test sample. Wat concludeer je?</w:t>
+        <w:t>l) Vergelijk de voorspelkracht (</w:t>
+      </w:r>
+      <w:proofErr w:type="spellStart"/>
+      <w:r>
+        <w:rPr>
+          <w:sz w:val="24"/>
+          <w:szCs w:val="24"/>
+        </w:rPr>
+        <w:t>mbv</w:t>
+      </w:r>
+      <w:proofErr w:type="spellEnd"/>
+      <w:r>
+        <w:rPr>
+          <w:sz w:val="24"/>
+          <w:szCs w:val="24"/>
+        </w:rPr>
+        <w:t xml:space="preserve">. </w:t>
+      </w:r>
+      <w:proofErr w:type="spellStart"/>
+      <w:proofErr w:type="gramStart"/>
+      <w:r>
+        <w:rPr>
+          <w:sz w:val="24"/>
+          <w:szCs w:val="24"/>
+        </w:rPr>
+        <w:t>mean</w:t>
+      </w:r>
+      <w:proofErr w:type="spellEnd"/>
+      <w:proofErr w:type="gramEnd"/>
+      <w:r>
+        <w:rPr>
+          <w:sz w:val="24"/>
+          <w:szCs w:val="24"/>
+        </w:rPr>
+        <w:t xml:space="preserve"> </w:t>
+      </w:r>
+      <w:proofErr w:type="spellStart"/>
+      <w:r>
+        <w:rPr>
+          <w:sz w:val="24"/>
+          <w:szCs w:val="24"/>
+        </w:rPr>
+        <w:t>squared</w:t>
+      </w:r>
+      <w:proofErr w:type="spellEnd"/>
+      <w:r>
+        <w:rPr>
+          <w:sz w:val="24"/>
+          <w:szCs w:val="24"/>
+        </w:rPr>
+        <w:t xml:space="preserve"> error) van het model op de </w:t>
+      </w:r>
+      <w:proofErr w:type="spellStart"/>
+      <w:r>
+        <w:rPr>
+          <w:sz w:val="24"/>
+          <w:szCs w:val="24"/>
+        </w:rPr>
+        <w:t>estimation</w:t>
+      </w:r>
+      <w:proofErr w:type="spellEnd"/>
+      <w:r>
+        <w:rPr>
+          <w:sz w:val="24"/>
+          <w:szCs w:val="24"/>
+        </w:rPr>
+        <w:t xml:space="preserve"> sample met die op de test sample. Wat concludeer je?</w:t>
       </w:r>
       <w:bookmarkEnd w:id="12"/>
     </w:p>
@@ -13189,8 +18932,45 @@
           <w:sz w:val="20"/>
           <w:szCs w:val="20"/>
         </w:rPr>
-        <w:t xml:space="preserve">Om de generalisatiecapaciteit van het model te beoordelen, is de Mean Squared Error (MSE) berekend voor zowel de </w:t>
-      </w:r>
+        <w:t xml:space="preserve">Om de generalisatiecapaciteit van het model te beoordelen, is de </w:t>
+      </w:r>
+      <w:proofErr w:type="spellStart"/>
+      <w:r>
+        <w:rPr>
+          <w:color w:val="000000" w:themeColor="text1"/>
+          <w:sz w:val="20"/>
+          <w:szCs w:val="20"/>
+        </w:rPr>
+        <w:t>Mean</w:t>
+      </w:r>
+      <w:proofErr w:type="spellEnd"/>
+      <w:r>
+        <w:rPr>
+          <w:color w:val="000000" w:themeColor="text1"/>
+          <w:sz w:val="20"/>
+          <w:szCs w:val="20"/>
+        </w:rPr>
+        <w:t xml:space="preserve"> </w:t>
+      </w:r>
+      <w:proofErr w:type="spellStart"/>
+      <w:r>
+        <w:rPr>
+          <w:color w:val="000000" w:themeColor="text1"/>
+          <w:sz w:val="20"/>
+          <w:szCs w:val="20"/>
+        </w:rPr>
+        <w:t>Squared</w:t>
+      </w:r>
+      <w:proofErr w:type="spellEnd"/>
+      <w:r>
+        <w:rPr>
+          <w:color w:val="000000" w:themeColor="text1"/>
+          <w:sz w:val="20"/>
+          <w:szCs w:val="20"/>
+        </w:rPr>
+        <w:t xml:space="preserve"> Error (MSE) berekend voor zowel de </w:t>
+      </w:r>
+      <w:proofErr w:type="spellStart"/>
       <w:r>
         <w:rPr>
           <w:i/>
@@ -13199,16 +18979,9 @@
           <w:sz w:val="20"/>
           <w:szCs w:val="20"/>
         </w:rPr>
-        <w:t>estimation sample</w:t>
-      </w:r>
-      <w:r>
-        <w:rPr>
-          <w:color w:val="000000" w:themeColor="text1"/>
-          <w:sz w:val="20"/>
-          <w:szCs w:val="20"/>
-        </w:rPr>
-        <w:t xml:space="preserve"> als de </w:t>
-      </w:r>
+        <w:t>estimation</w:t>
+      </w:r>
+      <w:proofErr w:type="spellEnd"/>
       <w:r>
         <w:rPr>
           <w:i/>
@@ -13217,7 +18990,7 @@
           <w:sz w:val="20"/>
           <w:szCs w:val="20"/>
         </w:rPr>
-        <w:t>test sample</w:t>
+        <w:t xml:space="preserve"> sample</w:t>
       </w:r>
       <w:r>
         <w:rPr>
@@ -13225,22 +18998,7 @@
           <w:sz w:val="20"/>
           <w:szCs w:val="20"/>
         </w:rPr>
-        <w:t>.</w:t>
-      </w:r>
-      <w:r>
-        <w:rPr>
-          <w:sz w:val="20"/>
-          <w:szCs w:val="20"/>
-        </w:rPr>
-        <w:br/>
-      </w:r>
-      <w:r>
-        <w:rPr>
-          <w:color w:val="000000" w:themeColor="text1"/>
-          <w:sz w:val="20"/>
-          <w:szCs w:val="20"/>
-        </w:rPr>
-        <w:t>De berekening vond plaats op de log-schaal (het model is immers geschat met log(Apps)) en op de originele schaal(</w:t>
+        <w:t xml:space="preserve"> als de </w:t>
       </w:r>
       <w:r>
         <w:rPr>
@@ -13250,6 +19008,67 @@
           <w:sz w:val="20"/>
           <w:szCs w:val="20"/>
         </w:rPr>
+        <w:t>test sample</w:t>
+      </w:r>
+      <w:r>
+        <w:rPr>
+          <w:color w:val="000000" w:themeColor="text1"/>
+          <w:sz w:val="20"/>
+          <w:szCs w:val="20"/>
+        </w:rPr>
+        <w:t>.</w:t>
+      </w:r>
+      <w:r>
+        <w:rPr>
+          <w:sz w:val="20"/>
+          <w:szCs w:val="20"/>
+        </w:rPr>
+        <w:br/>
+      </w:r>
+      <w:r>
+        <w:rPr>
+          <w:color w:val="000000" w:themeColor="text1"/>
+          <w:sz w:val="20"/>
+          <w:szCs w:val="20"/>
+        </w:rPr>
+        <w:t xml:space="preserve">De berekening vond plaats op de log-schaal (het model is immers geschat met </w:t>
+      </w:r>
+      <w:proofErr w:type="gramStart"/>
+      <w:r>
+        <w:rPr>
+          <w:color w:val="000000" w:themeColor="text1"/>
+          <w:sz w:val="20"/>
+          <w:szCs w:val="20"/>
+        </w:rPr>
+        <w:t>log(</w:t>
+      </w:r>
+      <w:proofErr w:type="gramEnd"/>
+      <w:r>
+        <w:rPr>
+          <w:color w:val="000000" w:themeColor="text1"/>
+          <w:sz w:val="20"/>
+          <w:szCs w:val="20"/>
+        </w:rPr>
+        <w:t xml:space="preserve">Apps)) en op de originele </w:t>
+      </w:r>
+      <w:proofErr w:type="gramStart"/>
+      <w:r>
+        <w:rPr>
+          <w:color w:val="000000" w:themeColor="text1"/>
+          <w:sz w:val="20"/>
+          <w:szCs w:val="20"/>
+        </w:rPr>
+        <w:t>schaal(</w:t>
+      </w:r>
+      <w:proofErr w:type="gramEnd"/>
+      <w:r>
+        <w:rPr>
+          <w:i/>
+          <w:iCs/>
+          <w:color w:val="000000" w:themeColor="text1"/>
+          <w:sz w:val="20"/>
+          <w:szCs w:val="20"/>
+        </w:rPr>
         <w:t>Apps</w:t>
       </w:r>
       <w:r>
@@ -13258,7 +19077,43 @@
           <w:sz w:val="20"/>
           <w:szCs w:val="20"/>
         </w:rPr>
-        <w:t>), waarbij de Duan-smearingcorrectie is toegepast om een eerlijke terugtransformatie van voorspellingen te garanderen.</w:t>
+        <w:t xml:space="preserve">), waarbij de </w:t>
+      </w:r>
+      <w:proofErr w:type="spellStart"/>
+      <w:r>
+        <w:rPr>
+          <w:color w:val="000000" w:themeColor="text1"/>
+          <w:sz w:val="20"/>
+          <w:szCs w:val="20"/>
+        </w:rPr>
+        <w:t>Duan-smearingcorrectie</w:t>
+      </w:r>
+      <w:proofErr w:type="spellEnd"/>
+      <w:r>
+        <w:rPr>
+          <w:color w:val="000000" w:themeColor="text1"/>
+          <w:sz w:val="20"/>
+          <w:szCs w:val="20"/>
+        </w:rPr>
+        <w:t xml:space="preserve"> is toegepast om een eerlijke </w:t>
+      </w:r>
+      <w:proofErr w:type="spellStart"/>
+      <w:r>
+        <w:rPr>
+          <w:color w:val="000000" w:themeColor="text1"/>
+          <w:sz w:val="20"/>
+          <w:szCs w:val="20"/>
+        </w:rPr>
+        <w:t>terugtransformatie</w:t>
+      </w:r>
+      <w:proofErr w:type="spellEnd"/>
+      <w:r>
+        <w:rPr>
+          <w:color w:val="000000" w:themeColor="text1"/>
+          <w:sz w:val="20"/>
+          <w:szCs w:val="20"/>
+        </w:rPr>
+        <w:t xml:space="preserve"> van voorspellingen te garanderen.</w:t>
       </w:r>
     </w:p>
     <w:p>
@@ -13413,6 +19268,7 @@
                 <w:szCs w:val="20"/>
               </w:rPr>
             </w:pPr>
+            <w:proofErr w:type="spellStart"/>
             <w:r>
               <w:rPr>
                 <w:b w:val="0"/>
@@ -13422,6 +19278,7 @@
               </w:rPr>
               <w:t>Estimation</w:t>
             </w:r>
+            <w:proofErr w:type="spellEnd"/>
           </w:p>
         </w:tc>
         <w:tc>
@@ -13571,12 +19428,21 @@
                 <w:szCs w:val="20"/>
               </w:rPr>
             </w:pPr>
+            <w:proofErr w:type="gramStart"/>
             <w:r>
               <w:rPr>
                 <w:sz w:val="20"/>
                 <w:szCs w:val="20"/>
               </w:rPr>
-              <w:t>1.127 / 0.995</w:t>
+              <w:t>1.127 /</w:t>
+            </w:r>
+            <w:proofErr w:type="gramEnd"/>
+            <w:r>
+              <w:rPr>
+                <w:sz w:val="20"/>
+                <w:szCs w:val="20"/>
+              </w:rPr>
+              <w:t xml:space="preserve"> 0.995</w:t>
             </w:r>
           </w:p>
         </w:tc>
@@ -13611,7 +19477,43 @@
           <w:sz w:val="20"/>
           <w:szCs w:val="20"/>
         </w:rPr>
-        <w:t>Op de originele schaal (na smearing) is de MSE zelfs iets lager dan op de trainingsdata, wat wijst op stabiele prestatie en afwezigheid van overfitting.</w:t>
+        <w:t xml:space="preserve">Op de originele schaal (na </w:t>
+      </w:r>
+      <w:proofErr w:type="spellStart"/>
+      <w:r>
+        <w:rPr>
+          <w:color w:val="000000" w:themeColor="text1"/>
+          <w:sz w:val="20"/>
+          <w:szCs w:val="20"/>
+        </w:rPr>
+        <w:t>smearing</w:t>
+      </w:r>
+      <w:proofErr w:type="spellEnd"/>
+      <w:r>
+        <w:rPr>
+          <w:color w:val="000000" w:themeColor="text1"/>
+          <w:sz w:val="20"/>
+          <w:szCs w:val="20"/>
+        </w:rPr>
+        <w:t xml:space="preserve">) is de MSE zelfs iets lager dan op de trainingsdata, wat wijst op stabiele prestatie en afwezigheid van </w:t>
+      </w:r>
+      <w:proofErr w:type="spellStart"/>
+      <w:r>
+        <w:rPr>
+          <w:color w:val="000000" w:themeColor="text1"/>
+          <w:sz w:val="20"/>
+          <w:szCs w:val="20"/>
+        </w:rPr>
+        <w:t>overfitting</w:t>
+      </w:r>
+      <w:proofErr w:type="spellEnd"/>
+      <w:r>
+        <w:rPr>
+          <w:color w:val="000000" w:themeColor="text1"/>
+          <w:sz w:val="20"/>
+          <w:szCs w:val="20"/>
+        </w:rPr>
+        <w:t>.</w:t>
       </w:r>
     </w:p>
     <w:p>
@@ -13659,7 +19561,25 @@
           <w:sz w:val="20"/>
           <w:szCs w:val="20"/>
         </w:rPr>
-        <w:t>De verhouding tussen test- en trainingsfout blijft ruim onder de gangbare grens van 1.5, wat duidt op een goede generalisatie en minimale overfitting.</w:t>
+        <w:t xml:space="preserve">De verhouding tussen test- en trainingsfout blijft ruim onder de gangbare grens van 1.5, wat duidt op een goede generalisatie en minimale </w:t>
+      </w:r>
+      <w:proofErr w:type="spellStart"/>
+      <w:r>
+        <w:rPr>
+          <w:color w:val="000000" w:themeColor="text1"/>
+          <w:sz w:val="20"/>
+          <w:szCs w:val="20"/>
+        </w:rPr>
+        <w:t>overfitting</w:t>
+      </w:r>
+      <w:proofErr w:type="spellEnd"/>
+      <w:r>
+        <w:rPr>
+          <w:color w:val="000000" w:themeColor="text1"/>
+          <w:sz w:val="20"/>
+          <w:szCs w:val="20"/>
+        </w:rPr>
+        <w:t>.</w:t>
       </w:r>
       <w:r>
         <w:br/>
@@ -13710,6 +19630,7 @@
         </w:rPr>
         <w:t xml:space="preserve">Het model </w:t>
       </w:r>
+      <w:proofErr w:type="spellStart"/>
       <w:r>
         <w:rPr>
           <w:i/>
@@ -13720,6 +19641,7 @@
         </w:rPr>
         <w:t>model_base_backward_log</w:t>
       </w:r>
+      <w:proofErr w:type="spellEnd"/>
       <w:r>
         <w:rPr>
           <w:color w:val="0070C0"/>
@@ -13749,7 +19671,25 @@
           <w:sz w:val="20"/>
           <w:szCs w:val="20"/>
         </w:rPr>
-        <w:t>De voorspelkracht op de test sample is vergelijkbaar met die op de estimation sample, met slechts een geringe prestatieafname op de log-schaal.</w:t>
+        <w:t xml:space="preserve">De voorspelkracht op de test sample is vergelijkbaar met die op de </w:t>
+      </w:r>
+      <w:proofErr w:type="spellStart"/>
+      <w:r>
+        <w:rPr>
+          <w:color w:val="000000" w:themeColor="text1"/>
+          <w:sz w:val="20"/>
+          <w:szCs w:val="20"/>
+        </w:rPr>
+        <w:t>estimation</w:t>
+      </w:r>
+      <w:proofErr w:type="spellEnd"/>
+      <w:r>
+        <w:rPr>
+          <w:color w:val="000000" w:themeColor="text1"/>
+          <w:sz w:val="20"/>
+          <w:szCs w:val="20"/>
+        </w:rPr>
+        <w:t xml:space="preserve"> sample, met slechts een geringe prestatieafname op de log-schaal.</w:t>
       </w:r>
       <w:r>
         <w:rPr>
@@ -13764,8 +19704,117 @@
           <w:sz w:val="20"/>
           <w:szCs w:val="20"/>
         </w:rPr>
-        <w:t>Dankzij de Duan-smearingcorrectie levert het model stabiele, betrouwbare en praktisch bruikbare voorspellingen voor nieuwe universiteiten.</w:t>
-      </w:r>
+        <w:t xml:space="preserve">Dankzij de </w:t>
+      </w:r>
+      <w:proofErr w:type="spellStart"/>
+      <w:r>
+        <w:rPr>
+          <w:color w:val="000000" w:themeColor="text1"/>
+          <w:sz w:val="20"/>
+          <w:szCs w:val="20"/>
+        </w:rPr>
+        <w:t>Duan-smearingcorrectie</w:t>
+      </w:r>
+      <w:proofErr w:type="spellEnd"/>
+      <w:r>
+        <w:rPr>
+          <w:color w:val="000000" w:themeColor="text1"/>
+          <w:sz w:val="20"/>
+          <w:szCs w:val="20"/>
+        </w:rPr>
+        <w:t xml:space="preserve"> levert het model stabiele, betrouwbare en praktisch bruikbare voorspellingen voor nieuwe universiteiten.</w:t>
+      </w:r>
+    </w:p>
+    <w:p>
+      <w:pPr>
+        <w:spacing w:before="240" w:after="240"/>
+        <w:rPr>
+          <w:color w:val="00B050"/>
+          <w:sz w:val="20"/>
+          <w:szCs w:val="20"/>
+          <w:lang w:val="en-GB"/>
+        </w:rPr>
+      </w:pPr>
+      <w:r>
+        <w:rPr>
+          <w:color w:val="00B050"/>
+          <w:sz w:val="20"/>
+          <w:szCs w:val="20"/>
+          <w:lang w:val="en-GB"/>
+        </w:rPr>
+        <w:t>5l. (1.5/1.5)</w:t>
+      </w:r>
+    </w:p>
+    <w:p>
+      <w:pPr>
+        <w:spacing w:before="240" w:after="240"/>
+        <w:rPr>
+          <w:color w:val="00B050"/>
+          <w:sz w:val="20"/>
+          <w:szCs w:val="20"/>
+        </w:rPr>
+      </w:pPr>
+      <w:r>
+        <w:rPr>
+          <w:color w:val="00B050"/>
+          <w:sz w:val="20"/>
+          <w:szCs w:val="20"/>
+          <w:lang w:val="en-GB"/>
+        </w:rPr>
+        <w:lastRenderedPageBreak/>
+        <w:t xml:space="preserve">+1.5/1.5 </w:t>
+      </w:r>
+      <w:proofErr w:type="spellStart"/>
+      <w:r>
+        <w:rPr>
+          <w:color w:val="00B050"/>
+          <w:sz w:val="20"/>
+          <w:szCs w:val="20"/>
+          <w:lang w:val="en-GB"/>
+        </w:rPr>
+        <w:t>Conclusie</w:t>
+      </w:r>
+      <w:proofErr w:type="spellEnd"/>
+      <w:r>
+        <w:rPr>
+          <w:color w:val="00B050"/>
+          <w:sz w:val="20"/>
+          <w:szCs w:val="20"/>
+          <w:lang w:val="en-GB"/>
+        </w:rPr>
+        <w:t xml:space="preserve"> </w:t>
+      </w:r>
+      <w:proofErr w:type="spellStart"/>
+      <w:r>
+        <w:rPr>
+          <w:color w:val="00B050"/>
+          <w:sz w:val="20"/>
+          <w:szCs w:val="20"/>
+          <w:lang w:val="en-GB"/>
+        </w:rPr>
+        <w:t>vergelijking</w:t>
+      </w:r>
+      <w:proofErr w:type="spellEnd"/>
+      <w:r>
+        <w:rPr>
+          <w:color w:val="00B050"/>
+          <w:sz w:val="20"/>
+          <w:szCs w:val="20"/>
+          <w:lang w:val="en-GB"/>
+        </w:rPr>
+        <w:t xml:space="preserve"> </w:t>
+      </w:r>
+      <w:proofErr w:type="spellStart"/>
+      <w:r>
+        <w:rPr>
+          <w:color w:val="00B050"/>
+          <w:sz w:val="20"/>
+          <w:szCs w:val="20"/>
+          <w:lang w:val="en-GB"/>
+        </w:rPr>
+        <w:t>voorspelkracht</w:t>
+      </w:r>
+      <w:proofErr w:type="spellEnd"/>
     </w:p>
     <w:p>
       <w:pPr>
@@ -27003,7 +33052,6 @@
     <w:name w:val="Normal (Web)"/>
     <w:basedOn w:val="Normal"/>
     <w:uiPriority w:val="99"/>
-    <w:semiHidden/>
     <w:unhideWhenUsed/>
     <w:rsid w:val="008941B0"/>
     <w:rPr>
@@ -27584,18 +33632,6 @@
 </file>
 
 <file path=customXml/item3.xml><?xml version="1.0" encoding="utf-8"?>
-<p:properties xmlns:p="http://schemas.microsoft.com/office/2006/metadata/properties" xmlns:xsi="http://www.w3.org/2001/XMLSchema-instance" xmlns:pc="http://schemas.microsoft.com/office/infopath/2007/PartnerControls">
-  <documentManagement>
-    <_activity xmlns="88a26f62-889d-4474-8970-9221784b28a3" xsi:nil="true"/>
-  </documentManagement>
-</p:properties>
-</file>
-
-<file path=customXml/item4.xml><?xml version="1.0" encoding="utf-8"?>
-<b:Sources xmlns:b="http://schemas.openxmlformats.org/officeDocument/2006/bibliography" xmlns="http://schemas.openxmlformats.org/officeDocument/2006/bibliography" SelectedStyle="\APASixthEditionOfficeOnline.xsl" StyleName="APA" Version="6"/>
-</file>
-
-<file path=customXml/item5.xml><?xml version="1.0" encoding="utf-8"?>
 <ct:contentTypeSchema xmlns:ct="http://schemas.microsoft.com/office/2006/metadata/contentType" xmlns:ma="http://schemas.microsoft.com/office/2006/metadata/properties/metaAttributes" ct:_="" ma:_="" ma:contentTypeName="Document" ma:contentTypeID="0x0101006B90667D5D47FB40BFB395ABDCF4A13C" ma:contentTypeVersion="5" ma:contentTypeDescription="Create a new document." ma:contentTypeScope="" ma:versionID="c42aa36076b0193e77286c4ea8d6bc2c">
   <xsd:schema xmlns:xsd="http://www.w3.org/2001/XMLSchema" xmlns:xs="http://www.w3.org/2001/XMLSchema" xmlns:p="http://schemas.microsoft.com/office/2006/metadata/properties" xmlns:ns3="88a26f62-889d-4474-8970-9221784b28a3" targetNamespace="http://schemas.microsoft.com/office/2006/metadata/properties" ma:root="true" ma:fieldsID="86cca5e73bf5cc5d9f396388eb4601b3" ns3:_="">
     <xsd:import namespace="88a26f62-889d-4474-8970-9221784b28a3"/>
@@ -27745,6 +33781,18 @@
 </ct:contentTypeSchema>
 </file>
 
+<file path=customXml/item4.xml><?xml version="1.0" encoding="utf-8"?>
+<b:Sources xmlns:b="http://schemas.openxmlformats.org/officeDocument/2006/bibliography" xmlns="http://schemas.openxmlformats.org/officeDocument/2006/bibliography" SelectedStyle="\APASixthEditionOfficeOnline.xsl" StyleName="APA" Version="6"/>
+</file>
+
+<file path=customXml/item5.xml><?xml version="1.0" encoding="utf-8"?>
+<p:properties xmlns:p="http://schemas.microsoft.com/office/2006/metadata/properties" xmlns:xsi="http://www.w3.org/2001/XMLSchema-instance" xmlns:pc="http://schemas.microsoft.com/office/infopath/2007/PartnerControls">
+  <documentManagement>
+    <_activity xmlns="88a26f62-889d-4474-8970-9221784b28a3" xsi:nil="true"/>
+  </documentManagement>
+</p:properties>
+</file>
+
 <file path=customXml/itemProps1.xml><?xml version="1.0" encoding="utf-8"?>
 <ds:datastoreItem xmlns:ds="http://schemas.openxmlformats.org/officeDocument/2006/customXml" ds:itemID="{55AF091B-3C7A-41E3-B477-F2FDAA23CFDA}">
   <ds:schemaRefs>
@@ -27762,30 +33810,6 @@
 </file>
 
 <file path=customXml/itemProps3.xml><?xml version="1.0" encoding="utf-8"?>
-<ds:datastoreItem xmlns:ds="http://schemas.openxmlformats.org/officeDocument/2006/customXml" ds:itemID="{89C849F7-67BD-439B-B71C-6762DCEF1EDE}">
-  <ds:schemaRefs>
-    <ds:schemaRef ds:uri="http://schemas.openxmlformats.org/package/2006/metadata/core-properties"/>
-    <ds:schemaRef ds:uri="http://www.w3.org/XML/1998/namespace"/>
-    <ds:schemaRef ds:uri="http://purl.org/dc/elements/1.1/"/>
-    <ds:schemaRef ds:uri="http://schemas.microsoft.com/office/2006/metadata/properties"/>
-    <ds:schemaRef ds:uri="http://schemas.microsoft.com/office/2006/documentManagement/types"/>
-    <ds:schemaRef ds:uri="http://schemas.microsoft.com/office/infopath/2007/PartnerControls"/>
-    <ds:schemaRef ds:uri="http://purl.org/dc/dcmitype/"/>
-    <ds:schemaRef ds:uri="88a26f62-889d-4474-8970-9221784b28a3"/>
-    <ds:schemaRef ds:uri="http://purl.org/dc/terms/"/>
-  </ds:schemaRefs>
-</ds:datastoreItem>
-</file>
-
-<file path=customXml/itemProps4.xml><?xml version="1.0" encoding="utf-8"?>
-<ds:datastoreItem xmlns:ds="http://schemas.openxmlformats.org/officeDocument/2006/customXml" ds:itemID="{DE1648F8-B386-4BB5-8FE7-1F8AD12C2D13}">
-  <ds:schemaRefs>
-    <ds:schemaRef ds:uri="http://schemas.openxmlformats.org/officeDocument/2006/bibliography"/>
-  </ds:schemaRefs>
-</ds:datastoreItem>
-</file>
-
-<file path=customXml/itemProps5.xml><?xml version="1.0" encoding="utf-8"?>
 <ds:datastoreItem xmlns:ds="http://schemas.openxmlformats.org/officeDocument/2006/customXml" ds:itemID="{8C8ADCFC-659B-41B7-9642-09D8D6F1154F}">
   <ds:schemaRefs>
     <ds:schemaRef ds:uri="http://schemas.microsoft.com/office/2006/metadata/contentType"/>
@@ -27801,4 +33825,22 @@
     <ds:schemaRef ds:uri="http://schemas.microsoft.com/internal/obd"/>
   </ds:schemaRefs>
 </ds:datastoreItem>
+</file>
+
+<file path=customXml/itemProps4.xml><?xml version="1.0" encoding="utf-8"?>
+<ds:datastoreItem xmlns:ds="http://schemas.openxmlformats.org/officeDocument/2006/customXml" ds:itemID="{DE1648F8-B386-4BB5-8FE7-1F8AD12C2D13}">
+  <ds:schemaRefs>
+    <ds:schemaRef ds:uri="http://schemas.openxmlformats.org/officeDocument/2006/bibliography"/>
+  </ds:schemaRefs>
+</ds:datastoreItem>
+</file>
+
+<file path=customXml/itemProps5.xml><?xml version="1.0" encoding="utf-8"?>
+<ds:datastoreItem xmlns:ds="http://schemas.openxmlformats.org/officeDocument/2006/customXml" ds:itemID="{89C849F7-67BD-439B-B71C-6762DCEF1EDE}">
+  <ds:schemaRefs>
+    <ds:schemaRef ds:uri="http://schemas.microsoft.com/office/2006/metadata/properties"/>
+    <ds:schemaRef ds:uri="http://schemas.microsoft.com/office/infopath/2007/PartnerControls"/>
+    <ds:schemaRef ds:uri="88a26f62-889d-4474-8970-9221784b28a3"/>
+  </ds:schemaRefs>
+</ds:datastoreItem>
 </file>